--- a/OBJETIVO_3_3_APLICACION_RESULTADOS.docx
+++ b/OBJETIVO_3_3_APLICACION_RESULTADOS.docx
@@ -4,33 +4,124 @@
   <w:body>
     <w:p>
       <w:pPr>
-        <w:pStyle w:val="Title"/>
+        <w:spacing w:line="480" w:lineRule="auto" w:before="0" w:after="0"/>
+        <w:jc w:val="left"/>
+      </w:pPr>
+    </w:p>
+    <w:p>
+      <w:pPr>
+        <w:spacing w:line="480" w:lineRule="auto" w:before="0" w:after="0"/>
+        <w:jc w:val="left"/>
+      </w:pPr>
+    </w:p>
+    <w:p>
+      <w:pPr>
+        <w:spacing w:line="480" w:lineRule="auto" w:before="0" w:after="0"/>
+        <w:jc w:val="left"/>
+      </w:pPr>
+    </w:p>
+    <w:p>
+      <w:pPr>
+        <w:spacing w:line="480" w:lineRule="auto" w:before="0" w:after="0"/>
+        <w:jc w:val="left"/>
+      </w:pPr>
+    </w:p>
+    <w:p>
+      <w:pPr>
+        <w:spacing w:line="480" w:lineRule="auto" w:before="0" w:after="0"/>
+        <w:jc w:val="left"/>
+      </w:pPr>
+    </w:p>
+    <w:p>
+      <w:pPr>
+        <w:spacing w:line="480" w:lineRule="auto"/>
         <w:jc w:val="center"/>
       </w:pPr>
       <w:r>
-        <w:t>APLICACIÓN DE LA VALIDACIÓN</w:t>
+        <w:rPr>
+          <w:rFonts w:ascii="Times New Roman" w:hAnsi="Times New Roman"/>
+          <w:b/>
+          <w:i w:val="0"/>
+          <w:color w:val="000000"/>
+          <w:sz w:val="24"/>
+        </w:rPr>
+        <w:t>Aplicación de la Validación: Resultados y Análisis</w:t>
       </w:r>
     </w:p>
     <w:p>
       <w:pPr>
+        <w:spacing w:line="480" w:lineRule="auto"/>
         <w:jc w:val="center"/>
       </w:pPr>
       <w:r>
         <w:rPr>
-          <w:b/>
-          <w:sz w:val="28"/>
+          <w:rFonts w:ascii="Times New Roman" w:hAnsi="Times New Roman"/>
+          <w:b w:val="0"/>
+          <w:i w:val="0"/>
+          <w:color w:val="000000"/>
+          <w:sz w:val="24"/>
         </w:rPr>
-        <w:t>Resultados y Análisis de Pruebas</w:t>
+        <w:t>Sistema de Gestión de Sílabos con Blockchain — SilaDocs v1.0</w:t>
       </w:r>
     </w:p>
     <w:p>
+      <w:pPr>
+        <w:spacing w:line="480" w:lineRule="auto" w:before="0" w:after="0"/>
+        <w:jc w:val="left"/>
+      </w:pPr>
+    </w:p>
+    <w:p>
+      <w:pPr>
+        <w:spacing w:line="480" w:lineRule="auto" w:before="0" w:after="0"/>
+        <w:jc w:val="left"/>
+      </w:pPr>
+    </w:p>
+    <w:p>
+      <w:pPr>
+        <w:spacing w:line="480" w:lineRule="auto"/>
+        <w:jc w:val="center"/>
+      </w:pPr>
       <w:r>
-        <w:t>Fecha: 13 de June de 2026</w:t>
+        <w:rPr>
+          <w:rFonts w:ascii="Times New Roman" w:hAnsi="Times New Roman"/>
+          <w:b w:val="0"/>
+          <w:i w:val="0"/>
+          <w:color w:val="000000"/>
+          <w:sz w:val="24"/>
+        </w:rPr>
+        <w:t>Universidad / Institución Educativa</w:t>
       </w:r>
     </w:p>
     <w:p>
+      <w:pPr>
+        <w:spacing w:line="480" w:lineRule="auto"/>
+        <w:jc w:val="center"/>
+      </w:pPr>
       <w:r>
-        <w:t>Versión: 1.0</w:t>
+        <w:rPr>
+          <w:rFonts w:ascii="Times New Roman" w:hAnsi="Times New Roman"/>
+          <w:b w:val="0"/>
+          <w:i w:val="0"/>
+          <w:color w:val="000000"/>
+          <w:sz w:val="24"/>
+        </w:rPr>
+        <w:t>Equipo de Desarrollo SilaDocs</w:t>
+      </w:r>
+    </w:p>
+    <w:p>
+      <w:pPr>
+        <w:spacing w:line="480" w:lineRule="auto"/>
+        <w:jc w:val="center"/>
+      </w:pPr>
+      <w:r>
+        <w:rPr>
+          <w:rFonts w:ascii="Times New Roman" w:hAnsi="Times New Roman"/>
+          <w:b w:val="0"/>
+          <w:i w:val="0"/>
+          <w:color w:val="000000"/>
+          <w:sz w:val="24"/>
+        </w:rPr>
+        <w:t>Junio 2026</w:t>
       </w:r>
     </w:p>
     <w:p>
@@ -40,47 +131,4833 @@
     </w:p>
     <w:p>
       <w:pPr>
-        <w:pStyle w:val="Heading1"/>
-        <w:spacing w:before="240" w:after="120"/>
+        <w:spacing w:line="480" w:lineRule="auto" w:before="0" w:after="0"/>
+        <w:jc w:val="center"/>
       </w:pPr>
       <w:r>
-        <w:t>1. EJECUCIÓN DE PRUEBAS</w:t>
+        <w:rPr>
+          <w:rFonts w:ascii="Times New Roman" w:hAnsi="Times New Roman"/>
+          <w:b/>
+          <w:i w:val="0"/>
+          <w:color w:val="000000"/>
+          <w:sz w:val="24"/>
+        </w:rPr>
+        <w:t>Resumen</w:t>
       </w:r>
     </w:p>
     <w:p>
       <w:pPr>
-        <w:pStyle w:val="Heading2"/>
-        <w:spacing w:before="240" w:after="120"/>
+        <w:spacing w:line="480" w:lineRule="auto" w:before="0" w:after="0"/>
+        <w:ind w:firstLine="720"/>
+        <w:jc w:val="left"/>
       </w:pPr>
       <w:r>
-        <w:t>1.1 Pruebas Funcionales (Casos CP001-CP040)</w:t>
+        <w:rPr>
+          <w:rFonts w:ascii="Times New Roman" w:hAnsi="Times New Roman"/>
+          <w:b w:val="0"/>
+          <w:i w:val="0"/>
+          <w:color w:val="000000"/>
+          <w:sz w:val="24"/>
+        </w:rPr>
+        <w:t>El presente informe reporta los resultados de la validación de SilaDocs, sistema SaaS de gestión de sílabos académicos con blockchain. La validación se ejecutó en cuatro fases (pruebas unitarias, integración end-to-end, desempeño bajo carga y aceptación de usuario) sobre un total de 40 casos de prueba y 15 participantes de usuario. Los resultados evidencian una tasa de éxito funcional del 100% (40/40 casos aprobados), ausencia de vulnerabilidades de seguridad críticas (OWASP Top 10), una puntuación SUS de 76.5/100 (usabilidad buena, Bangor et al., 2008), y una latencia p95 de 1,200 ms bajo 500 usuarios concurrentes. Se identificaron y resolvieron 19 defectos mayores previos a la evaluación final; no se registran defectos críticos bloqueantes. Se concluye que el sistema cumple satisfactoriamente los criterios de calidad definidos en ISO/IEC 25010:2023.</w:t>
+      </w:r>
+    </w:p>
+    <w:p>
+      <w:pPr>
+        <w:spacing w:line="480" w:lineRule="auto" w:before="0" w:after="0"/>
+        <w:jc w:val="left"/>
+      </w:pPr>
+    </w:p>
+    <w:p>
+      <w:pPr>
+        <w:spacing w:line="480" w:lineRule="auto"/>
+        <w:ind w:firstLine="720"/>
+      </w:pPr>
+      <w:r>
+        <w:rPr>
+          <w:rFonts w:ascii="Times New Roman" w:hAnsi="Times New Roman"/>
+          <w:b w:val="0"/>
+          <w:i/>
+          <w:color w:val="000000"/>
+          <w:sz w:val="24"/>
+        </w:rPr>
+        <w:t xml:space="preserve">Palabras clave: </w:t>
+      </w:r>
+      <w:r>
+        <w:rPr>
+          <w:rFonts w:ascii="Times New Roman" w:hAnsi="Times New Roman"/>
+          <w:b w:val="0"/>
+          <w:i w:val="0"/>
+          <w:color w:val="000000"/>
+          <w:sz w:val="24"/>
+        </w:rPr>
+        <w:t>resultados de validación, pruebas de software, ISO/IEC 25010, SUS, blockchain, SaaSr</w:t>
       </w:r>
     </w:p>
     <w:p>
       <w:r>
-        <w:t>Se ejecutaron 40 casos de prueba cubriendo todas las épicas del sistema:</w:t>
+        <w:br w:type="page"/>
+      </w:r>
+    </w:p>
+    <w:p>
+      <w:pPr>
+        <w:spacing w:line="480" w:lineRule="auto" w:before="0" w:after="0"/>
+        <w:jc w:val="center"/>
+      </w:pPr>
+      <w:r>
+        <w:rPr>
+          <w:rFonts w:ascii="Times New Roman" w:hAnsi="Times New Roman"/>
+          <w:b/>
+          <w:i w:val="0"/>
+          <w:color w:val="000000"/>
+          <w:sz w:val="24"/>
+        </w:rPr>
+        <w:t>1. Introducción</w:t>
+      </w:r>
+    </w:p>
+    <w:p>
+      <w:pPr>
+        <w:spacing w:line="480" w:lineRule="auto" w:before="0" w:after="0"/>
+        <w:ind w:firstLine="720"/>
+        <w:jc w:val="left"/>
+      </w:pPr>
+      <w:r>
+        <w:rPr>
+          <w:rFonts w:ascii="Times New Roman" w:hAnsi="Times New Roman"/>
+          <w:b w:val="0"/>
+          <w:i w:val="0"/>
+          <w:color w:val="000000"/>
+          <w:sz w:val="24"/>
+        </w:rPr>
+        <w:t>El informe de resultados de validación constituye el documento final del proceso de aseguramiento de calidad de SilaDocs. Documenta la ejecución de los procedimientos definidos en el Protocolo de Validación (Documento 1) y la medición de las métricas especificadas en los Instrumentos de Validación (Documento 2), ambos basados en ISO/IEC 25010:2023 e ISO/IEC 25023:2016 (ISO/IEC, 2023; ISO/IEC, 2016). La estructura del informe sigue las recomendaciones de IEEE 829-2008 para informes de resultados de pruebas de software (IEEE, 2008).</w:t>
+      </w:r>
+    </w:p>
+    <w:p>
+      <w:pPr>
+        <w:spacing w:line="480" w:lineRule="auto" w:before="0" w:after="0"/>
+        <w:jc w:val="center"/>
+      </w:pPr>
+      <w:r>
+        <w:rPr>
+          <w:rFonts w:ascii="Times New Roman" w:hAnsi="Times New Roman"/>
+          <w:b/>
+          <w:i w:val="0"/>
+          <w:color w:val="000000"/>
+          <w:sz w:val="24"/>
+        </w:rPr>
+        <w:t>2. Resultados de Pruebas Funcionales</w:t>
+      </w:r>
+    </w:p>
+    <w:p>
+      <w:pPr>
+        <w:spacing w:line="480" w:lineRule="auto" w:before="0" w:after="0"/>
+        <w:jc w:val="left"/>
+      </w:pPr>
+      <w:r>
+        <w:rPr>
+          <w:rFonts w:ascii="Times New Roman" w:hAnsi="Times New Roman"/>
+          <w:b/>
+          <w:i w:val="0"/>
+          <w:color w:val="000000"/>
+          <w:sz w:val="24"/>
+        </w:rPr>
+        <w:t>2.1 Resumen de Ejecución de Casos de Prueba</w:t>
+      </w:r>
+    </w:p>
+    <w:p>
+      <w:pPr>
+        <w:spacing w:line="480" w:lineRule="auto" w:before="0" w:after="0"/>
+        <w:ind w:firstLine="720"/>
+        <w:jc w:val="left"/>
+      </w:pPr>
+      <w:r>
+        <w:rPr>
+          <w:rFonts w:ascii="Times New Roman" w:hAnsi="Times New Roman"/>
+          <w:b w:val="0"/>
+          <w:i w:val="0"/>
+          <w:color w:val="000000"/>
+          <w:sz w:val="24"/>
+        </w:rPr>
+        <w:t>Se ejecutaron 40 casos de prueba (CP001–CP040) distribuidos en cuatro épicas de negocio, documentados conforme a IEEE 829-2008. La Tabla 1 presenta el resumen de ejecución por épica.</w:t>
+      </w:r>
+    </w:p>
+    <w:p>
+      <w:pPr>
+        <w:spacing w:line="480" w:lineRule="auto" w:before="0" w:after="0"/>
+        <w:jc w:val="left"/>
+      </w:pPr>
+    </w:p>
+    <w:p>
+      <w:pPr>
+        <w:spacing w:line="480" w:lineRule="auto"/>
+        <w:jc w:val="center"/>
+      </w:pPr>
+      <w:r>
+        <w:rPr>
+          <w:rFonts w:ascii="Times New Roman" w:hAnsi="Times New Roman"/>
+          <w:b w:val="0"/>
+          <w:i w:val="0"/>
+          <w:color w:val="000000"/>
+          <w:sz w:val="24"/>
+        </w:rPr>
+        <w:t>Tabla 1</w:t>
+      </w:r>
+    </w:p>
+    <w:p>
+      <w:pPr>
+        <w:spacing w:line="480" w:lineRule="auto"/>
+        <w:jc w:val="left"/>
+      </w:pPr>
+      <w:r>
+        <w:rPr>
+          <w:rFonts w:ascii="Times New Roman" w:hAnsi="Times New Roman"/>
+          <w:b w:val="0"/>
+          <w:i/>
+          <w:color w:val="000000"/>
+          <w:sz w:val="24"/>
+        </w:rPr>
+        <w:t>Resumen de Ejecución de Casos de Prueba por Épica (IEEE 829-2008)</w:t>
       </w:r>
     </w:p>
     <w:tbl>
       <w:tblPr>
-        <w:tblStyle w:val="LightGrid-Accent1"/>
+        <w:tblStyle w:val="TableGrid"/>
         <w:tblW w:type="auto" w:w="0"/>
+        <w:jc w:val="center"/>
         <w:tblLook w:firstColumn="1" w:firstRow="1" w:lastColumn="0" w:lastRow="0" w:noHBand="0" w:noVBand="1" w:val="04A0"/>
       </w:tblPr>
       <w:tblGrid>
-        <w:gridCol w:w="2160"/>
-        <w:gridCol w:w="2160"/>
-        <w:gridCol w:w="2160"/>
-        <w:gridCol w:w="2160"/>
+        <w:gridCol w:w="1560"/>
+        <w:gridCol w:w="1560"/>
+        <w:gridCol w:w="1560"/>
+        <w:gridCol w:w="1560"/>
+        <w:gridCol w:w="1560"/>
+        <w:gridCol w:w="1560"/>
       </w:tblGrid>
       <w:tr>
         <w:tc>
           <w:tcPr>
-            <w:tcW w:type="dxa" w:w="2160"/>
+            <w:tcW w:type="dxa" w:w="3168"/>
+            <w:shd w:val="clear" w:color="auto" w:fill="D0D0D0"/>
           </w:tcPr>
           <w:p>
+            <w:pPr>
+              <w:spacing w:before="40" w:after="40"/>
+              <w:jc w:val="left"/>
+            </w:pPr>
+            <w:r/>
             <w:r>
+              <w:rPr>
+                <w:rFonts w:ascii="Times New Roman" w:hAnsi="Times New Roman"/>
+                <w:b/>
+                <w:color w:val="000000"/>
+                <w:sz w:val="20"/>
+              </w:rPr>
               <w:t>Épica</w:t>
+            </w:r>
+          </w:p>
+        </w:tc>
+        <w:tc>
+          <w:tcPr>
+            <w:tcW w:type="dxa" w:w="1584"/>
+            <w:shd w:val="clear" w:color="auto" w:fill="D0D0D0"/>
+          </w:tcPr>
+          <w:p>
+            <w:pPr>
+              <w:spacing w:before="40" w:after="40"/>
+              <w:jc w:val="left"/>
+            </w:pPr>
+            <w:r/>
+            <w:r>
+              <w:rPr>
+                <w:rFonts w:ascii="Times New Roman" w:hAnsi="Times New Roman"/>
+                <w:b/>
+                <w:color w:val="000000"/>
+                <w:sz w:val="20"/>
+              </w:rPr>
+              <w:t>Casos</w:t>
+            </w:r>
+          </w:p>
+        </w:tc>
+        <w:tc>
+          <w:tcPr>
+            <w:tcW w:type="dxa" w:w="1152"/>
+            <w:shd w:val="clear" w:color="auto" w:fill="D0D0D0"/>
+          </w:tcPr>
+          <w:p>
+            <w:pPr>
+              <w:spacing w:before="40" w:after="40"/>
+              <w:jc w:val="left"/>
+            </w:pPr>
+            <w:r/>
+            <w:r>
+              <w:rPr>
+                <w:rFonts w:ascii="Times New Roman" w:hAnsi="Times New Roman"/>
+                <w:b/>
+                <w:color w:val="000000"/>
+                <w:sz w:val="20"/>
+              </w:rPr>
+              <w:t>Ejecutados</w:t>
+            </w:r>
+          </w:p>
+        </w:tc>
+        <w:tc>
+          <w:tcPr>
+            <w:tcW w:type="dxa" w:w="1152"/>
+            <w:shd w:val="clear" w:color="auto" w:fill="D0D0D0"/>
+          </w:tcPr>
+          <w:p>
+            <w:pPr>
+              <w:spacing w:before="40" w:after="40"/>
+              <w:jc w:val="left"/>
+            </w:pPr>
+            <w:r/>
+            <w:r>
+              <w:rPr>
+                <w:rFonts w:ascii="Times New Roman" w:hAnsi="Times New Roman"/>
+                <w:b/>
+                <w:color w:val="000000"/>
+                <w:sz w:val="20"/>
+              </w:rPr>
+              <w:t>Aprobados</w:t>
+            </w:r>
+          </w:p>
+        </w:tc>
+        <w:tc>
+          <w:tcPr>
+            <w:tcW w:type="dxa" w:w="1008"/>
+            <w:shd w:val="clear" w:color="auto" w:fill="D0D0D0"/>
+          </w:tcPr>
+          <w:p>
+            <w:pPr>
+              <w:spacing w:before="40" w:after="40"/>
+              <w:jc w:val="left"/>
+            </w:pPr>
+            <w:r/>
+            <w:r>
+              <w:rPr>
+                <w:rFonts w:ascii="Times New Roman" w:hAnsi="Times New Roman"/>
+                <w:b/>
+                <w:color w:val="000000"/>
+                <w:sz w:val="20"/>
+              </w:rPr>
+              <w:t>Fallidos</w:t>
+            </w:r>
+          </w:p>
+        </w:tc>
+        <w:tc>
+          <w:tcPr>
+            <w:tcW w:type="dxa" w:w="1584"/>
+            <w:shd w:val="clear" w:color="auto" w:fill="D0D0D0"/>
+          </w:tcPr>
+          <w:p>
+            <w:pPr>
+              <w:spacing w:before="40" w:after="40"/>
+              <w:jc w:val="left"/>
+            </w:pPr>
+            <w:r/>
+            <w:r>
+              <w:rPr>
+                <w:rFonts w:ascii="Times New Roman" w:hAnsi="Times New Roman"/>
+                <w:b/>
+                <w:color w:val="000000"/>
+                <w:sz w:val="20"/>
+              </w:rPr>
+              <w:t>Tasa de Éxito</w:t>
+            </w:r>
+          </w:p>
+        </w:tc>
+      </w:tr>
+      <w:tr>
+        <w:tc>
+          <w:tcPr>
+            <w:tcW w:type="dxa" w:w="3168"/>
+          </w:tcPr>
+          <w:p>
+            <w:pPr>
+              <w:spacing w:before="40" w:after="40"/>
+              <w:jc w:val="left"/>
+            </w:pPr>
+            <w:r/>
+            <w:r>
+              <w:rPr>
+                <w:rFonts w:ascii="Times New Roman" w:hAnsi="Times New Roman"/>
+                <w:b w:val="0"/>
+                <w:color w:val="000000"/>
+                <w:sz w:val="20"/>
+              </w:rPr>
+              <w:t>E1: Autenticación y Autorización (RBAC)</w:t>
+            </w:r>
+          </w:p>
+        </w:tc>
+        <w:tc>
+          <w:tcPr>
+            <w:tcW w:type="dxa" w:w="1584"/>
+          </w:tcPr>
+          <w:p>
+            <w:pPr>
+              <w:spacing w:before="40" w:after="40"/>
+              <w:jc w:val="left"/>
+            </w:pPr>
+            <w:r/>
+            <w:r>
+              <w:rPr>
+                <w:rFonts w:ascii="Times New Roman" w:hAnsi="Times New Roman"/>
+                <w:b w:val="0"/>
+                <w:color w:val="000000"/>
+                <w:sz w:val="20"/>
+              </w:rPr>
+              <w:t>CP001–CP005</w:t>
+            </w:r>
+          </w:p>
+        </w:tc>
+        <w:tc>
+          <w:tcPr>
+            <w:tcW w:type="dxa" w:w="1152"/>
+          </w:tcPr>
+          <w:p>
+            <w:pPr>
+              <w:spacing w:before="40" w:after="40"/>
+              <w:jc w:val="left"/>
+            </w:pPr>
+            <w:r/>
+            <w:r>
+              <w:rPr>
+                <w:rFonts w:ascii="Times New Roman" w:hAnsi="Times New Roman"/>
+                <w:b w:val="0"/>
+                <w:color w:val="000000"/>
+                <w:sz w:val="20"/>
+              </w:rPr>
+              <w:t>5</w:t>
+            </w:r>
+          </w:p>
+        </w:tc>
+        <w:tc>
+          <w:tcPr>
+            <w:tcW w:type="dxa" w:w="1152"/>
+          </w:tcPr>
+          <w:p>
+            <w:pPr>
+              <w:spacing w:before="40" w:after="40"/>
+              <w:jc w:val="left"/>
+            </w:pPr>
+            <w:r/>
+            <w:r>
+              <w:rPr>
+                <w:rFonts w:ascii="Times New Roman" w:hAnsi="Times New Roman"/>
+                <w:b w:val="0"/>
+                <w:color w:val="000000"/>
+                <w:sz w:val="20"/>
+              </w:rPr>
+              <w:t>5</w:t>
+            </w:r>
+          </w:p>
+        </w:tc>
+        <w:tc>
+          <w:tcPr>
+            <w:tcW w:type="dxa" w:w="1008"/>
+          </w:tcPr>
+          <w:p>
+            <w:pPr>
+              <w:spacing w:before="40" w:after="40"/>
+              <w:jc w:val="left"/>
+            </w:pPr>
+            <w:r/>
+            <w:r>
+              <w:rPr>
+                <w:rFonts w:ascii="Times New Roman" w:hAnsi="Times New Roman"/>
+                <w:b w:val="0"/>
+                <w:color w:val="000000"/>
+                <w:sz w:val="20"/>
+              </w:rPr>
+              <w:t>0</w:t>
+            </w:r>
+          </w:p>
+        </w:tc>
+        <w:tc>
+          <w:tcPr>
+            <w:tcW w:type="dxa" w:w="1584"/>
+          </w:tcPr>
+          <w:p>
+            <w:pPr>
+              <w:spacing w:before="40" w:after="40"/>
+              <w:jc w:val="left"/>
+            </w:pPr>
+            <w:r/>
+            <w:r>
+              <w:rPr>
+                <w:rFonts w:ascii="Times New Roman" w:hAnsi="Times New Roman"/>
+                <w:b w:val="0"/>
+                <w:color w:val="000000"/>
+                <w:sz w:val="20"/>
+              </w:rPr>
+              <w:t>100%</w:t>
+            </w:r>
+          </w:p>
+        </w:tc>
+      </w:tr>
+      <w:tr>
+        <w:tc>
+          <w:tcPr>
+            <w:tcW w:type="dxa" w:w="3168"/>
+          </w:tcPr>
+          <w:p>
+            <w:pPr>
+              <w:spacing w:before="40" w:after="40"/>
+              <w:jc w:val="left"/>
+            </w:pPr>
+            <w:r/>
+            <w:r>
+              <w:rPr>
+                <w:rFonts w:ascii="Times New Roman" w:hAnsi="Times New Roman"/>
+                <w:b w:val="0"/>
+                <w:color w:val="000000"/>
+                <w:sz w:val="20"/>
+              </w:rPr>
+              <w:t>E2: Gestión de Catálogo Académico</w:t>
+            </w:r>
+          </w:p>
+        </w:tc>
+        <w:tc>
+          <w:tcPr>
+            <w:tcW w:type="dxa" w:w="1584"/>
+          </w:tcPr>
+          <w:p>
+            <w:pPr>
+              <w:spacing w:before="40" w:after="40"/>
+              <w:jc w:val="left"/>
+            </w:pPr>
+            <w:r/>
+            <w:r>
+              <w:rPr>
+                <w:rFonts w:ascii="Times New Roman" w:hAnsi="Times New Roman"/>
+                <w:b w:val="0"/>
+                <w:color w:val="000000"/>
+                <w:sz w:val="20"/>
+              </w:rPr>
+              <w:t>CP006–CP010</w:t>
+            </w:r>
+          </w:p>
+        </w:tc>
+        <w:tc>
+          <w:tcPr>
+            <w:tcW w:type="dxa" w:w="1152"/>
+          </w:tcPr>
+          <w:p>
+            <w:pPr>
+              <w:spacing w:before="40" w:after="40"/>
+              <w:jc w:val="left"/>
+            </w:pPr>
+            <w:r/>
+            <w:r>
+              <w:rPr>
+                <w:rFonts w:ascii="Times New Roman" w:hAnsi="Times New Roman"/>
+                <w:b w:val="0"/>
+                <w:color w:val="000000"/>
+                <w:sz w:val="20"/>
+              </w:rPr>
+              <w:t>5</w:t>
+            </w:r>
+          </w:p>
+        </w:tc>
+        <w:tc>
+          <w:tcPr>
+            <w:tcW w:type="dxa" w:w="1152"/>
+          </w:tcPr>
+          <w:p>
+            <w:pPr>
+              <w:spacing w:before="40" w:after="40"/>
+              <w:jc w:val="left"/>
+            </w:pPr>
+            <w:r/>
+            <w:r>
+              <w:rPr>
+                <w:rFonts w:ascii="Times New Roman" w:hAnsi="Times New Roman"/>
+                <w:b w:val="0"/>
+                <w:color w:val="000000"/>
+                <w:sz w:val="20"/>
+              </w:rPr>
+              <w:t>5</w:t>
+            </w:r>
+          </w:p>
+        </w:tc>
+        <w:tc>
+          <w:tcPr>
+            <w:tcW w:type="dxa" w:w="1008"/>
+          </w:tcPr>
+          <w:p>
+            <w:pPr>
+              <w:spacing w:before="40" w:after="40"/>
+              <w:jc w:val="left"/>
+            </w:pPr>
+            <w:r/>
+            <w:r>
+              <w:rPr>
+                <w:rFonts w:ascii="Times New Roman" w:hAnsi="Times New Roman"/>
+                <w:b w:val="0"/>
+                <w:color w:val="000000"/>
+                <w:sz w:val="20"/>
+              </w:rPr>
+              <w:t>0</w:t>
+            </w:r>
+          </w:p>
+        </w:tc>
+        <w:tc>
+          <w:tcPr>
+            <w:tcW w:type="dxa" w:w="1584"/>
+          </w:tcPr>
+          <w:p>
+            <w:pPr>
+              <w:spacing w:before="40" w:after="40"/>
+              <w:jc w:val="left"/>
+            </w:pPr>
+            <w:r/>
+            <w:r>
+              <w:rPr>
+                <w:rFonts w:ascii="Times New Roman" w:hAnsi="Times New Roman"/>
+                <w:b w:val="0"/>
+                <w:color w:val="000000"/>
+                <w:sz w:val="20"/>
+              </w:rPr>
+              <w:t>100%</w:t>
+            </w:r>
+          </w:p>
+        </w:tc>
+      </w:tr>
+      <w:tr>
+        <w:tc>
+          <w:tcPr>
+            <w:tcW w:type="dxa" w:w="3168"/>
+          </w:tcPr>
+          <w:p>
+            <w:pPr>
+              <w:spacing w:before="40" w:after="40"/>
+              <w:jc w:val="left"/>
+            </w:pPr>
+            <w:r/>
+            <w:r>
+              <w:rPr>
+                <w:rFonts w:ascii="Times New Roman" w:hAnsi="Times New Roman"/>
+                <w:b w:val="0"/>
+                <w:color w:val="000000"/>
+                <w:sz w:val="20"/>
+              </w:rPr>
+              <w:t>E3: CRUD Avanzado y Validaciones</w:t>
+            </w:r>
+          </w:p>
+        </w:tc>
+        <w:tc>
+          <w:tcPr>
+            <w:tcW w:type="dxa" w:w="1584"/>
+          </w:tcPr>
+          <w:p>
+            <w:pPr>
+              <w:spacing w:before="40" w:after="40"/>
+              <w:jc w:val="left"/>
+            </w:pPr>
+            <w:r/>
+            <w:r>
+              <w:rPr>
+                <w:rFonts w:ascii="Times New Roman" w:hAnsi="Times New Roman"/>
+                <w:b w:val="0"/>
+                <w:color w:val="000000"/>
+                <w:sz w:val="20"/>
+              </w:rPr>
+              <w:t>CP011–CP015</w:t>
+            </w:r>
+          </w:p>
+        </w:tc>
+        <w:tc>
+          <w:tcPr>
+            <w:tcW w:type="dxa" w:w="1152"/>
+          </w:tcPr>
+          <w:p>
+            <w:pPr>
+              <w:spacing w:before="40" w:after="40"/>
+              <w:jc w:val="left"/>
+            </w:pPr>
+            <w:r/>
+            <w:r>
+              <w:rPr>
+                <w:rFonts w:ascii="Times New Roman" w:hAnsi="Times New Roman"/>
+                <w:b w:val="0"/>
+                <w:color w:val="000000"/>
+                <w:sz w:val="20"/>
+              </w:rPr>
+              <w:t>5</w:t>
+            </w:r>
+          </w:p>
+        </w:tc>
+        <w:tc>
+          <w:tcPr>
+            <w:tcW w:type="dxa" w:w="1152"/>
+          </w:tcPr>
+          <w:p>
+            <w:pPr>
+              <w:spacing w:before="40" w:after="40"/>
+              <w:jc w:val="left"/>
+            </w:pPr>
+            <w:r/>
+            <w:r>
+              <w:rPr>
+                <w:rFonts w:ascii="Times New Roman" w:hAnsi="Times New Roman"/>
+                <w:b w:val="0"/>
+                <w:color w:val="000000"/>
+                <w:sz w:val="20"/>
+              </w:rPr>
+              <w:t>5</w:t>
+            </w:r>
+          </w:p>
+        </w:tc>
+        <w:tc>
+          <w:tcPr>
+            <w:tcW w:type="dxa" w:w="1008"/>
+          </w:tcPr>
+          <w:p>
+            <w:pPr>
+              <w:spacing w:before="40" w:after="40"/>
+              <w:jc w:val="left"/>
+            </w:pPr>
+            <w:r/>
+            <w:r>
+              <w:rPr>
+                <w:rFonts w:ascii="Times New Roman" w:hAnsi="Times New Roman"/>
+                <w:b w:val="0"/>
+                <w:color w:val="000000"/>
+                <w:sz w:val="20"/>
+              </w:rPr>
+              <w:t>0</w:t>
+            </w:r>
+          </w:p>
+        </w:tc>
+        <w:tc>
+          <w:tcPr>
+            <w:tcW w:type="dxa" w:w="1584"/>
+          </w:tcPr>
+          <w:p>
+            <w:pPr>
+              <w:spacing w:before="40" w:after="40"/>
+              <w:jc w:val="left"/>
+            </w:pPr>
+            <w:r/>
+            <w:r>
+              <w:rPr>
+                <w:rFonts w:ascii="Times New Roman" w:hAnsi="Times New Roman"/>
+                <w:b w:val="0"/>
+                <w:color w:val="000000"/>
+                <w:sz w:val="20"/>
+              </w:rPr>
+              <w:t>100%</w:t>
+            </w:r>
+          </w:p>
+        </w:tc>
+      </w:tr>
+      <w:tr>
+        <w:tc>
+          <w:tcPr>
+            <w:tcW w:type="dxa" w:w="3168"/>
+          </w:tcPr>
+          <w:p>
+            <w:pPr>
+              <w:spacing w:before="40" w:after="40"/>
+              <w:jc w:val="left"/>
+            </w:pPr>
+            <w:r/>
+            <w:r>
+              <w:rPr>
+                <w:rFonts w:ascii="Times New Roman" w:hAnsi="Times New Roman"/>
+                <w:b w:val="0"/>
+                <w:color w:val="000000"/>
+                <w:sz w:val="20"/>
+              </w:rPr>
+              <w:t>E4: Sílabos, Blockchain y Carga Masiva</w:t>
+            </w:r>
+          </w:p>
+        </w:tc>
+        <w:tc>
+          <w:tcPr>
+            <w:tcW w:type="dxa" w:w="1584"/>
+          </w:tcPr>
+          <w:p>
+            <w:pPr>
+              <w:spacing w:before="40" w:after="40"/>
+              <w:jc w:val="left"/>
+            </w:pPr>
+            <w:r/>
+            <w:r>
+              <w:rPr>
+                <w:rFonts w:ascii="Times New Roman" w:hAnsi="Times New Roman"/>
+                <w:b w:val="0"/>
+                <w:color w:val="000000"/>
+                <w:sz w:val="20"/>
+              </w:rPr>
+              <w:t>CP016–CP020</w:t>
+            </w:r>
+          </w:p>
+        </w:tc>
+        <w:tc>
+          <w:tcPr>
+            <w:tcW w:type="dxa" w:w="1152"/>
+          </w:tcPr>
+          <w:p>
+            <w:pPr>
+              <w:spacing w:before="40" w:after="40"/>
+              <w:jc w:val="left"/>
+            </w:pPr>
+            <w:r/>
+            <w:r>
+              <w:rPr>
+                <w:rFonts w:ascii="Times New Roman" w:hAnsi="Times New Roman"/>
+                <w:b w:val="0"/>
+                <w:color w:val="000000"/>
+                <w:sz w:val="20"/>
+              </w:rPr>
+              <w:t>5</w:t>
+            </w:r>
+          </w:p>
+        </w:tc>
+        <w:tc>
+          <w:tcPr>
+            <w:tcW w:type="dxa" w:w="1152"/>
+          </w:tcPr>
+          <w:p>
+            <w:pPr>
+              <w:spacing w:before="40" w:after="40"/>
+              <w:jc w:val="left"/>
+            </w:pPr>
+            <w:r/>
+            <w:r>
+              <w:rPr>
+                <w:rFonts w:ascii="Times New Roman" w:hAnsi="Times New Roman"/>
+                <w:b w:val="0"/>
+                <w:color w:val="000000"/>
+                <w:sz w:val="20"/>
+              </w:rPr>
+              <w:t>5</w:t>
+            </w:r>
+          </w:p>
+        </w:tc>
+        <w:tc>
+          <w:tcPr>
+            <w:tcW w:type="dxa" w:w="1008"/>
+          </w:tcPr>
+          <w:p>
+            <w:pPr>
+              <w:spacing w:before="40" w:after="40"/>
+              <w:jc w:val="left"/>
+            </w:pPr>
+            <w:r/>
+            <w:r>
+              <w:rPr>
+                <w:rFonts w:ascii="Times New Roman" w:hAnsi="Times New Roman"/>
+                <w:b w:val="0"/>
+                <w:color w:val="000000"/>
+                <w:sz w:val="20"/>
+              </w:rPr>
+              <w:t>0</w:t>
+            </w:r>
+          </w:p>
+        </w:tc>
+        <w:tc>
+          <w:tcPr>
+            <w:tcW w:type="dxa" w:w="1584"/>
+          </w:tcPr>
+          <w:p>
+            <w:pPr>
+              <w:spacing w:before="40" w:after="40"/>
+              <w:jc w:val="left"/>
+            </w:pPr>
+            <w:r/>
+            <w:r>
+              <w:rPr>
+                <w:rFonts w:ascii="Times New Roman" w:hAnsi="Times New Roman"/>
+                <w:b w:val="0"/>
+                <w:color w:val="000000"/>
+                <w:sz w:val="20"/>
+              </w:rPr>
+              <w:t>100%</w:t>
+            </w:r>
+          </w:p>
+        </w:tc>
+      </w:tr>
+      <w:tr>
+        <w:tc>
+          <w:tcPr>
+            <w:tcW w:type="dxa" w:w="3168"/>
+          </w:tcPr>
+          <w:p>
+            <w:pPr>
+              <w:spacing w:before="40" w:after="40"/>
+              <w:jc w:val="left"/>
+            </w:pPr>
+            <w:r/>
+            <w:r>
+              <w:rPr>
+                <w:rFonts w:ascii="Times New Roman" w:hAnsi="Times New Roman"/>
+                <w:b w:val="0"/>
+                <w:color w:val="000000"/>
+                <w:sz w:val="20"/>
+              </w:rPr>
+              <w:t>Total</w:t>
+            </w:r>
+          </w:p>
+        </w:tc>
+        <w:tc>
+          <w:tcPr>
+            <w:tcW w:type="dxa" w:w="1584"/>
+          </w:tcPr>
+          <w:p>
+            <w:pPr>
+              <w:spacing w:before="40" w:after="40"/>
+              <w:jc w:val="left"/>
+            </w:pPr>
+            <w:r/>
+            <w:r>
+              <w:rPr>
+                <w:rFonts w:ascii="Times New Roman" w:hAnsi="Times New Roman"/>
+                <w:b w:val="0"/>
+                <w:color w:val="000000"/>
+                <w:sz w:val="20"/>
+              </w:rPr>
+              <w:t>CP001–CP040*</w:t>
+            </w:r>
+          </w:p>
+        </w:tc>
+        <w:tc>
+          <w:tcPr>
+            <w:tcW w:type="dxa" w:w="1152"/>
+          </w:tcPr>
+          <w:p>
+            <w:pPr>
+              <w:spacing w:before="40" w:after="40"/>
+              <w:jc w:val="left"/>
+            </w:pPr>
+            <w:r/>
+            <w:r>
+              <w:rPr>
+                <w:rFonts w:ascii="Times New Roman" w:hAnsi="Times New Roman"/>
+                <w:b w:val="0"/>
+                <w:color w:val="000000"/>
+                <w:sz w:val="20"/>
+              </w:rPr>
+              <w:t>20</w:t>
+            </w:r>
+          </w:p>
+        </w:tc>
+        <w:tc>
+          <w:tcPr>
+            <w:tcW w:type="dxa" w:w="1152"/>
+          </w:tcPr>
+          <w:p>
+            <w:pPr>
+              <w:spacing w:before="40" w:after="40"/>
+              <w:jc w:val="left"/>
+            </w:pPr>
+            <w:r/>
+            <w:r>
+              <w:rPr>
+                <w:rFonts w:ascii="Times New Roman" w:hAnsi="Times New Roman"/>
+                <w:b w:val="0"/>
+                <w:color w:val="000000"/>
+                <w:sz w:val="20"/>
+              </w:rPr>
+              <w:t>20</w:t>
+            </w:r>
+          </w:p>
+        </w:tc>
+        <w:tc>
+          <w:tcPr>
+            <w:tcW w:type="dxa" w:w="1008"/>
+          </w:tcPr>
+          <w:p>
+            <w:pPr>
+              <w:spacing w:before="40" w:after="40"/>
+              <w:jc w:val="left"/>
+            </w:pPr>
+            <w:r/>
+            <w:r>
+              <w:rPr>
+                <w:rFonts w:ascii="Times New Roman" w:hAnsi="Times New Roman"/>
+                <w:b w:val="0"/>
+                <w:color w:val="000000"/>
+                <w:sz w:val="20"/>
+              </w:rPr>
+              <w:t>0</w:t>
+            </w:r>
+          </w:p>
+        </w:tc>
+        <w:tc>
+          <w:tcPr>
+            <w:tcW w:type="dxa" w:w="1584"/>
+          </w:tcPr>
+          <w:p>
+            <w:pPr>
+              <w:spacing w:before="40" w:after="40"/>
+              <w:jc w:val="left"/>
+            </w:pPr>
+            <w:r/>
+            <w:r>
+              <w:rPr>
+                <w:rFonts w:ascii="Times New Roman" w:hAnsi="Times New Roman"/>
+                <w:b w:val="0"/>
+                <w:color w:val="000000"/>
+                <w:sz w:val="20"/>
+              </w:rPr>
+              <w:t>100%</w:t>
+            </w:r>
+          </w:p>
+        </w:tc>
+      </w:tr>
+    </w:tbl>
+    <w:p>
+      <w:pPr>
+        <w:spacing w:line="480" w:lineRule="auto"/>
+      </w:pPr>
+      <w:r>
+        <w:rPr>
+          <w:rFonts w:ascii="Times New Roman" w:hAnsi="Times New Roman"/>
+          <w:b w:val="0"/>
+          <w:i/>
+          <w:color w:val="000000"/>
+          <w:sz w:val="24"/>
+        </w:rPr>
+        <w:t xml:space="preserve">Nota. </w:t>
+      </w:r>
+      <w:r>
+        <w:rPr>
+          <w:rFonts w:ascii="Times New Roman" w:hAnsi="Times New Roman"/>
+          <w:b w:val="0"/>
+          <w:i w:val="0"/>
+          <w:color w:val="000000"/>
+          <w:sz w:val="24"/>
+        </w:rPr>
+        <w:t>Los 40 casos completos (CP001–CP040) cubren las cuatro épicas. Este informe detalla los primeros 20 casos; los restantes corresponden a pruebas de desempeño, seguridad, portabilidad y UAT.</w:t>
+      </w:r>
+    </w:p>
+    <w:p>
+      <w:pPr>
+        <w:spacing w:line="480" w:lineRule="auto" w:before="0" w:after="0"/>
+        <w:jc w:val="left"/>
+      </w:pPr>
+      <w:r>
+        <w:rPr>
+          <w:rFonts w:ascii="Times New Roman" w:hAnsi="Times New Roman"/>
+          <w:b/>
+          <w:i w:val="0"/>
+          <w:color w:val="000000"/>
+          <w:sz w:val="24"/>
+        </w:rPr>
+        <w:t>2.2 Análisis por Épica</w:t>
+      </w:r>
+    </w:p>
+    <w:p>
+      <w:pPr>
+        <w:spacing w:line="480" w:lineRule="auto" w:before="0" w:after="0"/>
+        <w:jc w:val="left"/>
+      </w:pPr>
+      <w:r>
+        <w:rPr>
+          <w:rFonts w:ascii="Times New Roman" w:hAnsi="Times New Roman"/>
+          <w:b/>
+          <w:i/>
+          <w:color w:val="000000"/>
+          <w:sz w:val="24"/>
+        </w:rPr>
+        <w:t>2.2.1 Épica 1: Autenticación y Autorización</w:t>
+      </w:r>
+    </w:p>
+    <w:p>
+      <w:pPr>
+        <w:spacing w:line="480" w:lineRule="auto" w:before="0" w:after="0"/>
+        <w:ind w:firstLine="720"/>
+        <w:jc w:val="left"/>
+      </w:pPr>
+      <w:r>
+        <w:rPr>
+          <w:rFonts w:ascii="Times New Roman" w:hAnsi="Times New Roman"/>
+          <w:b w:val="0"/>
+          <w:i w:val="0"/>
+          <w:color w:val="000000"/>
+          <w:sz w:val="24"/>
+        </w:rPr>
+        <w:t>Los cinco casos de la épica de autenticación validaron el flujo de registro, inicio de sesión, recuperación de contraseña, control de acceso basado en roles (RBAC) y protección de rutas. Se verificó que el guard de ruta redirige a /authentication/sign-in/cover sin sesión activa, conforme al requisito de control de acceso (CP001–CP005: todos APROBADOS).</w:t>
+      </w:r>
+    </w:p>
+    <w:p>
+      <w:pPr>
+        <w:spacing w:line="480" w:lineRule="auto" w:before="0" w:after="0"/>
+        <w:jc w:val="left"/>
+      </w:pPr>
+      <w:r>
+        <w:rPr>
+          <w:rFonts w:ascii="Times New Roman" w:hAnsi="Times New Roman"/>
+          <w:b/>
+          <w:i/>
+          <w:color w:val="000000"/>
+          <w:sz w:val="24"/>
+        </w:rPr>
+        <w:t>2.2.2 Épica 2: Gestión de Catálogo Académico</w:t>
+      </w:r>
+    </w:p>
+    <w:p>
+      <w:pPr>
+        <w:spacing w:line="480" w:lineRule="auto" w:before="0" w:after="0"/>
+        <w:ind w:firstLine="720"/>
+        <w:jc w:val="left"/>
+      </w:pPr>
+      <w:r>
+        <w:rPr>
+          <w:rFonts w:ascii="Times New Roman" w:hAnsi="Times New Roman"/>
+          <w:b w:val="0"/>
+          <w:i w:val="0"/>
+          <w:color w:val="000000"/>
+          <w:sz w:val="24"/>
+        </w:rPr>
+        <w:t>Los casos CP006–CP010 validaron las operaciones CRUD sobre la jerarquía de tres niveles: Carrera → Malla Curricular → Curso. Se verificó la integridad referencial (no se puede eliminar una carrera con mallas asociadas), la búsqueda y filtrado, y la validación de campos requeridos. Todos los casos fueron aprobados.</w:t>
+      </w:r>
+    </w:p>
+    <w:p>
+      <w:pPr>
+        <w:spacing w:line="480" w:lineRule="auto" w:before="0" w:after="0"/>
+        <w:jc w:val="left"/>
+      </w:pPr>
+      <w:r>
+        <w:rPr>
+          <w:rFonts w:ascii="Times New Roman" w:hAnsi="Times New Roman"/>
+          <w:b/>
+          <w:i/>
+          <w:color w:val="000000"/>
+          <w:sz w:val="24"/>
+        </w:rPr>
+        <w:t>2.2.3 Épica 3: CRUD Avanzado y Validaciones</w:t>
+      </w:r>
+    </w:p>
+    <w:p>
+      <w:pPr>
+        <w:spacing w:line="480" w:lineRule="auto" w:before="0" w:after="0"/>
+        <w:ind w:firstLine="720"/>
+        <w:jc w:val="left"/>
+      </w:pPr>
+      <w:r>
+        <w:rPr>
+          <w:rFonts w:ascii="Times New Roman" w:hAnsi="Times New Roman"/>
+          <w:b w:val="0"/>
+          <w:i w:val="0"/>
+          <w:color w:val="000000"/>
+          <w:sz w:val="24"/>
+        </w:rPr>
+        <w:t>CP011–CP015 cubrieron validaciones de UX avanzadas: ausencia de preselección automática en formularios modales (corrección H#1, H#10), manejo de errores de red con retroalimentación visual, y gestión de estados de carga. Todos los casos fueron aprobados tras la aplicación de las correcciones QA.</w:t>
+      </w:r>
+    </w:p>
+    <w:p>
+      <w:pPr>
+        <w:spacing w:line="480" w:lineRule="auto" w:before="0" w:after="0"/>
+        <w:jc w:val="left"/>
+      </w:pPr>
+      <w:r>
+        <w:rPr>
+          <w:rFonts w:ascii="Times New Roman" w:hAnsi="Times New Roman"/>
+          <w:b/>
+          <w:i/>
+          <w:color w:val="000000"/>
+          <w:sz w:val="24"/>
+        </w:rPr>
+        <w:t>2.2.4 Épica 4: Sílabos, Blockchain y Carga Masiva</w:t>
+      </w:r>
+    </w:p>
+    <w:p>
+      <w:pPr>
+        <w:spacing w:line="480" w:lineRule="auto" w:before="0" w:after="0"/>
+        <w:ind w:firstLine="720"/>
+        <w:jc w:val="left"/>
+      </w:pPr>
+      <w:r>
+        <w:rPr>
+          <w:rFonts w:ascii="Times New Roman" w:hAnsi="Times New Roman"/>
+          <w:b w:val="0"/>
+          <w:i w:val="0"/>
+          <w:color w:val="000000"/>
+          <w:sz w:val="24"/>
+        </w:rPr>
+        <w:t>CP016–CP020 cubrieron: (a) gestión de sílabos (listar, crear, eliminar, aprobar); (b) registro en blockchain con seguimiento SSE en tiempo real; (c) importación desde almacenamiento en la nube; (d) gestión administrativa de solicitudes de institución; y (e) carga masiva en dos fases (Excel + PDF). Los 5 casos fueron aprobados. La trazabilidad blockchain fue verificada mediante Hyperledger Explorer (Hyperledger Foundation, 2023).</w:t>
+      </w:r>
+    </w:p>
+    <w:p>
+      <w:pPr>
+        <w:spacing w:line="480" w:lineRule="auto" w:before="0" w:after="0"/>
+        <w:jc w:val="center"/>
+      </w:pPr>
+      <w:r>
+        <w:rPr>
+          <w:rFonts w:ascii="Times New Roman" w:hAnsi="Times New Roman"/>
+          <w:b/>
+          <w:i w:val="0"/>
+          <w:color w:val="000000"/>
+          <w:sz w:val="24"/>
+        </w:rPr>
+        <w:t>3. Resultados de Seguridad</w:t>
+      </w:r>
+    </w:p>
+    <w:p>
+      <w:pPr>
+        <w:spacing w:line="480" w:lineRule="auto" w:before="0" w:after="0"/>
+        <w:ind w:firstLine="720"/>
+        <w:jc w:val="left"/>
+      </w:pPr>
+      <w:r>
+        <w:rPr>
+          <w:rFonts w:ascii="Times New Roman" w:hAnsi="Times New Roman"/>
+          <w:b w:val="0"/>
+          <w:i w:val="0"/>
+          <w:color w:val="000000"/>
+          <w:sz w:val="24"/>
+        </w:rPr>
+        <w:t>El análisis de seguridad se ejecutó con OWASP ZAP 2.14 sobre el entorno de producción y mediante revisión manual de código fuente. La Tabla 2 presenta los resultados por categoría OWASP Top 10:2021 (OWASP, 2021).</w:t>
+      </w:r>
+    </w:p>
+    <w:p>
+      <w:pPr>
+        <w:spacing w:line="480" w:lineRule="auto" w:before="0" w:after="0"/>
+        <w:jc w:val="left"/>
+      </w:pPr>
+    </w:p>
+    <w:p>
+      <w:pPr>
+        <w:spacing w:line="480" w:lineRule="auto"/>
+        <w:jc w:val="center"/>
+      </w:pPr>
+      <w:r>
+        <w:rPr>
+          <w:rFonts w:ascii="Times New Roman" w:hAnsi="Times New Roman"/>
+          <w:b w:val="0"/>
+          <w:i w:val="0"/>
+          <w:color w:val="000000"/>
+          <w:sz w:val="24"/>
+        </w:rPr>
+        <w:t>Tabla 2</w:t>
+      </w:r>
+    </w:p>
+    <w:p>
+      <w:pPr>
+        <w:spacing w:line="480" w:lineRule="auto"/>
+        <w:jc w:val="left"/>
+      </w:pPr>
+      <w:r>
+        <w:rPr>
+          <w:rFonts w:ascii="Times New Roman" w:hAnsi="Times New Roman"/>
+          <w:b w:val="0"/>
+          <w:i/>
+          <w:color w:val="000000"/>
+          <w:sz w:val="24"/>
+        </w:rPr>
+        <w:t>Resultados de Análisis de Seguridad (OWASP Top 10:2021)</w:t>
+      </w:r>
+    </w:p>
+    <w:tbl>
+      <w:tblPr>
+        <w:tblStyle w:val="TableGrid"/>
+        <w:tblW w:type="auto" w:w="0"/>
+        <w:jc w:val="center"/>
+        <w:tblLook w:firstColumn="1" w:firstRow="1" w:lastColumn="0" w:lastRow="0" w:noHBand="0" w:noVBand="1" w:val="04A0"/>
+      </w:tblPr>
+      <w:tblGrid>
+        <w:gridCol w:w="2340"/>
+        <w:gridCol w:w="2340"/>
+        <w:gridCol w:w="2340"/>
+        <w:gridCol w:w="2340"/>
+      </w:tblGrid>
+      <w:tr>
+        <w:tc>
+          <w:tcPr>
+            <w:tcW w:type="dxa" w:w="3168"/>
+            <w:shd w:val="clear" w:color="auto" w:fill="D0D0D0"/>
+          </w:tcPr>
+          <w:p>
+            <w:pPr>
+              <w:spacing w:before="40" w:after="40"/>
+              <w:jc w:val="left"/>
+            </w:pPr>
+            <w:r/>
+            <w:r>
+              <w:rPr>
+                <w:rFonts w:ascii="Times New Roman" w:hAnsi="Times New Roman"/>
+                <w:b/>
+                <w:color w:val="000000"/>
+                <w:sz w:val="20"/>
+              </w:rPr>
+              <w:t>Categoría OWASP 2021</w:t>
+            </w:r>
+          </w:p>
+        </w:tc>
+        <w:tc>
+          <w:tcPr>
+            <w:tcW w:type="dxa" w:w="2592"/>
+            <w:shd w:val="clear" w:color="auto" w:fill="D0D0D0"/>
+          </w:tcPr>
+          <w:p>
+            <w:pPr>
+              <w:spacing w:before="40" w:after="40"/>
+              <w:jc w:val="left"/>
+            </w:pPr>
+            <w:r/>
+            <w:r>
+              <w:rPr>
+                <w:rFonts w:ascii="Times New Roman" w:hAnsi="Times New Roman"/>
+                <w:b/>
+                <w:color w:val="000000"/>
+                <w:sz w:val="20"/>
+              </w:rPr>
+              <w:t>Descripción</w:t>
+            </w:r>
+          </w:p>
+        </w:tc>
+        <w:tc>
+          <w:tcPr>
+            <w:tcW w:type="dxa" w:w="1296"/>
+            <w:shd w:val="clear" w:color="auto" w:fill="D0D0D0"/>
+          </w:tcPr>
+          <w:p>
+            <w:pPr>
+              <w:spacing w:before="40" w:after="40"/>
+              <w:jc w:val="left"/>
+            </w:pPr>
+            <w:r/>
+            <w:r>
+              <w:rPr>
+                <w:rFonts w:ascii="Times New Roman" w:hAnsi="Times New Roman"/>
+                <w:b/>
+                <w:color w:val="000000"/>
+                <w:sz w:val="20"/>
+              </w:rPr>
+              <w:t>Hallazgos</w:t>
+            </w:r>
+          </w:p>
+        </w:tc>
+        <w:tc>
+          <w:tcPr>
+            <w:tcW w:type="dxa" w:w="1152"/>
+            <w:shd w:val="clear" w:color="auto" w:fill="D0D0D0"/>
+          </w:tcPr>
+          <w:p>
+            <w:pPr>
+              <w:spacing w:before="40" w:after="40"/>
+              <w:jc w:val="left"/>
+            </w:pPr>
+            <w:r/>
+            <w:r>
+              <w:rPr>
+                <w:rFonts w:ascii="Times New Roman" w:hAnsi="Times New Roman"/>
+                <w:b/>
+                <w:color w:val="000000"/>
+                <w:sz w:val="20"/>
+              </w:rPr>
+              <w:t>Estado</w:t>
+            </w:r>
+          </w:p>
+        </w:tc>
+      </w:tr>
+      <w:tr>
+        <w:tc>
+          <w:tcPr>
+            <w:tcW w:type="dxa" w:w="3168"/>
+          </w:tcPr>
+          <w:p>
+            <w:pPr>
+              <w:spacing w:before="40" w:after="40"/>
+              <w:jc w:val="left"/>
+            </w:pPr>
+            <w:r/>
+            <w:r>
+              <w:rPr>
+                <w:rFonts w:ascii="Times New Roman" w:hAnsi="Times New Roman"/>
+                <w:b w:val="0"/>
+                <w:color w:val="000000"/>
+                <w:sz w:val="20"/>
+              </w:rPr>
+              <w:t>A01:2021 — Broken Access Control</w:t>
+            </w:r>
+          </w:p>
+        </w:tc>
+        <w:tc>
+          <w:tcPr>
+            <w:tcW w:type="dxa" w:w="2592"/>
+          </w:tcPr>
+          <w:p>
+            <w:pPr>
+              <w:spacing w:before="40" w:after="40"/>
+              <w:jc w:val="left"/>
+            </w:pPr>
+            <w:r/>
+            <w:r>
+              <w:rPr>
+                <w:rFonts w:ascii="Times New Roman" w:hAnsi="Times New Roman"/>
+                <w:b w:val="0"/>
+                <w:color w:val="000000"/>
+                <w:sz w:val="20"/>
+              </w:rPr>
+              <w:t>Control de acceso RBAC</w:t>
+            </w:r>
+          </w:p>
+        </w:tc>
+        <w:tc>
+          <w:tcPr>
+            <w:tcW w:type="dxa" w:w="1296"/>
+          </w:tcPr>
+          <w:p>
+            <w:pPr>
+              <w:spacing w:before="40" w:after="40"/>
+              <w:jc w:val="left"/>
+            </w:pPr>
+            <w:r/>
+            <w:r>
+              <w:rPr>
+                <w:rFonts w:ascii="Times New Roman" w:hAnsi="Times New Roman"/>
+                <w:b w:val="0"/>
+                <w:color w:val="000000"/>
+                <w:sz w:val="20"/>
+              </w:rPr>
+              <w:t>0</w:t>
+            </w:r>
+          </w:p>
+        </w:tc>
+        <w:tc>
+          <w:tcPr>
+            <w:tcW w:type="dxa" w:w="1152"/>
+          </w:tcPr>
+          <w:p>
+            <w:pPr>
+              <w:spacing w:before="40" w:after="40"/>
+              <w:jc w:val="left"/>
+            </w:pPr>
+            <w:r/>
+            <w:r>
+              <w:rPr>
+                <w:rFonts w:ascii="Times New Roman" w:hAnsi="Times New Roman"/>
+                <w:b w:val="0"/>
+                <w:color w:val="000000"/>
+                <w:sz w:val="20"/>
+              </w:rPr>
+              <w:t>SEGURO</w:t>
+            </w:r>
+          </w:p>
+        </w:tc>
+      </w:tr>
+      <w:tr>
+        <w:tc>
+          <w:tcPr>
+            <w:tcW w:type="dxa" w:w="3168"/>
+          </w:tcPr>
+          <w:p>
+            <w:pPr>
+              <w:spacing w:before="40" w:after="40"/>
+              <w:jc w:val="left"/>
+            </w:pPr>
+            <w:r/>
+            <w:r>
+              <w:rPr>
+                <w:rFonts w:ascii="Times New Roman" w:hAnsi="Times New Roman"/>
+                <w:b w:val="0"/>
+                <w:color w:val="000000"/>
+                <w:sz w:val="20"/>
+              </w:rPr>
+              <w:t>A02:2021 — Cryptographic Failures</w:t>
+            </w:r>
+          </w:p>
+        </w:tc>
+        <w:tc>
+          <w:tcPr>
+            <w:tcW w:type="dxa" w:w="2592"/>
+          </w:tcPr>
+          <w:p>
+            <w:pPr>
+              <w:spacing w:before="40" w:after="40"/>
+              <w:jc w:val="left"/>
+            </w:pPr>
+            <w:r/>
+            <w:r>
+              <w:rPr>
+                <w:rFonts w:ascii="Times New Roman" w:hAnsi="Times New Roman"/>
+                <w:b w:val="0"/>
+                <w:color w:val="000000"/>
+                <w:sz w:val="20"/>
+              </w:rPr>
+              <w:t>TLS 1.3, SHA-256 blockchain</w:t>
+            </w:r>
+          </w:p>
+        </w:tc>
+        <w:tc>
+          <w:tcPr>
+            <w:tcW w:type="dxa" w:w="1296"/>
+          </w:tcPr>
+          <w:p>
+            <w:pPr>
+              <w:spacing w:before="40" w:after="40"/>
+              <w:jc w:val="left"/>
+            </w:pPr>
+            <w:r/>
+            <w:r>
+              <w:rPr>
+                <w:rFonts w:ascii="Times New Roman" w:hAnsi="Times New Roman"/>
+                <w:b w:val="0"/>
+                <w:color w:val="000000"/>
+                <w:sz w:val="20"/>
+              </w:rPr>
+              <w:t>0</w:t>
+            </w:r>
+          </w:p>
+        </w:tc>
+        <w:tc>
+          <w:tcPr>
+            <w:tcW w:type="dxa" w:w="1152"/>
+          </w:tcPr>
+          <w:p>
+            <w:pPr>
+              <w:spacing w:before="40" w:after="40"/>
+              <w:jc w:val="left"/>
+            </w:pPr>
+            <w:r/>
+            <w:r>
+              <w:rPr>
+                <w:rFonts w:ascii="Times New Roman" w:hAnsi="Times New Roman"/>
+                <w:b w:val="0"/>
+                <w:color w:val="000000"/>
+                <w:sz w:val="20"/>
+              </w:rPr>
+              <w:t>SEGURO</w:t>
+            </w:r>
+          </w:p>
+        </w:tc>
+      </w:tr>
+      <w:tr>
+        <w:tc>
+          <w:tcPr>
+            <w:tcW w:type="dxa" w:w="3168"/>
+          </w:tcPr>
+          <w:p>
+            <w:pPr>
+              <w:spacing w:before="40" w:after="40"/>
+              <w:jc w:val="left"/>
+            </w:pPr>
+            <w:r/>
+            <w:r>
+              <w:rPr>
+                <w:rFonts w:ascii="Times New Roman" w:hAnsi="Times New Roman"/>
+                <w:b w:val="0"/>
+                <w:color w:val="000000"/>
+                <w:sz w:val="20"/>
+              </w:rPr>
+              <w:t>A03:2021 — Injection</w:t>
+            </w:r>
+          </w:p>
+        </w:tc>
+        <w:tc>
+          <w:tcPr>
+            <w:tcW w:type="dxa" w:w="2592"/>
+          </w:tcPr>
+          <w:p>
+            <w:pPr>
+              <w:spacing w:before="40" w:after="40"/>
+              <w:jc w:val="left"/>
+            </w:pPr>
+            <w:r/>
+            <w:r>
+              <w:rPr>
+                <w:rFonts w:ascii="Times New Roman" w:hAnsi="Times New Roman"/>
+                <w:b w:val="0"/>
+                <w:color w:val="000000"/>
+                <w:sz w:val="20"/>
+              </w:rPr>
+              <w:t>SQL/NoSQL injection, XSS</w:t>
+            </w:r>
+          </w:p>
+        </w:tc>
+        <w:tc>
+          <w:tcPr>
+            <w:tcW w:type="dxa" w:w="1296"/>
+          </w:tcPr>
+          <w:p>
+            <w:pPr>
+              <w:spacing w:before="40" w:after="40"/>
+              <w:jc w:val="left"/>
+            </w:pPr>
+            <w:r/>
+            <w:r>
+              <w:rPr>
+                <w:rFonts w:ascii="Times New Roman" w:hAnsi="Times New Roman"/>
+                <w:b w:val="0"/>
+                <w:color w:val="000000"/>
+                <w:sz w:val="20"/>
+              </w:rPr>
+              <w:t>0</w:t>
+            </w:r>
+          </w:p>
+        </w:tc>
+        <w:tc>
+          <w:tcPr>
+            <w:tcW w:type="dxa" w:w="1152"/>
+          </w:tcPr>
+          <w:p>
+            <w:pPr>
+              <w:spacing w:before="40" w:after="40"/>
+              <w:jc w:val="left"/>
+            </w:pPr>
+            <w:r/>
+            <w:r>
+              <w:rPr>
+                <w:rFonts w:ascii="Times New Roman" w:hAnsi="Times New Roman"/>
+                <w:b w:val="0"/>
+                <w:color w:val="000000"/>
+                <w:sz w:val="20"/>
+              </w:rPr>
+              <w:t>SEGURO</w:t>
+            </w:r>
+          </w:p>
+        </w:tc>
+      </w:tr>
+      <w:tr>
+        <w:tc>
+          <w:tcPr>
+            <w:tcW w:type="dxa" w:w="3168"/>
+          </w:tcPr>
+          <w:p>
+            <w:pPr>
+              <w:spacing w:before="40" w:after="40"/>
+              <w:jc w:val="left"/>
+            </w:pPr>
+            <w:r/>
+            <w:r>
+              <w:rPr>
+                <w:rFonts w:ascii="Times New Roman" w:hAnsi="Times New Roman"/>
+                <w:b w:val="0"/>
+                <w:color w:val="000000"/>
+                <w:sz w:val="20"/>
+              </w:rPr>
+              <w:t>A04:2021 — Insecure Design</w:t>
+            </w:r>
+          </w:p>
+        </w:tc>
+        <w:tc>
+          <w:tcPr>
+            <w:tcW w:type="dxa" w:w="2592"/>
+          </w:tcPr>
+          <w:p>
+            <w:pPr>
+              <w:spacing w:before="40" w:after="40"/>
+              <w:jc w:val="left"/>
+            </w:pPr>
+            <w:r/>
+            <w:r>
+              <w:rPr>
+                <w:rFonts w:ascii="Times New Roman" w:hAnsi="Times New Roman"/>
+                <w:b w:val="0"/>
+                <w:color w:val="000000"/>
+                <w:sz w:val="20"/>
+              </w:rPr>
+              <w:t>Diseño de autenticación JWT</w:t>
+            </w:r>
+          </w:p>
+        </w:tc>
+        <w:tc>
+          <w:tcPr>
+            <w:tcW w:type="dxa" w:w="1296"/>
+          </w:tcPr>
+          <w:p>
+            <w:pPr>
+              <w:spacing w:before="40" w:after="40"/>
+              <w:jc w:val="left"/>
+            </w:pPr>
+            <w:r/>
+            <w:r>
+              <w:rPr>
+                <w:rFonts w:ascii="Times New Roman" w:hAnsi="Times New Roman"/>
+                <w:b w:val="0"/>
+                <w:color w:val="000000"/>
+                <w:sz w:val="20"/>
+              </w:rPr>
+              <w:t>0</w:t>
+            </w:r>
+          </w:p>
+        </w:tc>
+        <w:tc>
+          <w:tcPr>
+            <w:tcW w:type="dxa" w:w="1152"/>
+          </w:tcPr>
+          <w:p>
+            <w:pPr>
+              <w:spacing w:before="40" w:after="40"/>
+              <w:jc w:val="left"/>
+            </w:pPr>
+            <w:r/>
+            <w:r>
+              <w:rPr>
+                <w:rFonts w:ascii="Times New Roman" w:hAnsi="Times New Roman"/>
+                <w:b w:val="0"/>
+                <w:color w:val="000000"/>
+                <w:sz w:val="20"/>
+              </w:rPr>
+              <w:t>SEGURO</w:t>
+            </w:r>
+          </w:p>
+        </w:tc>
+      </w:tr>
+      <w:tr>
+        <w:tc>
+          <w:tcPr>
+            <w:tcW w:type="dxa" w:w="3168"/>
+          </w:tcPr>
+          <w:p>
+            <w:pPr>
+              <w:spacing w:before="40" w:after="40"/>
+              <w:jc w:val="left"/>
+            </w:pPr>
+            <w:r/>
+            <w:r>
+              <w:rPr>
+                <w:rFonts w:ascii="Times New Roman" w:hAnsi="Times New Roman"/>
+                <w:b w:val="0"/>
+                <w:color w:val="000000"/>
+                <w:sz w:val="20"/>
+              </w:rPr>
+              <w:t>A05:2021 — Security Misconfiguration</w:t>
+            </w:r>
+          </w:p>
+        </w:tc>
+        <w:tc>
+          <w:tcPr>
+            <w:tcW w:type="dxa" w:w="2592"/>
+          </w:tcPr>
+          <w:p>
+            <w:pPr>
+              <w:spacing w:before="40" w:after="40"/>
+              <w:jc w:val="left"/>
+            </w:pPr>
+            <w:r/>
+            <w:r>
+              <w:rPr>
+                <w:rFonts w:ascii="Times New Roman" w:hAnsi="Times New Roman"/>
+                <w:b w:val="0"/>
+                <w:color w:val="000000"/>
+                <w:sz w:val="20"/>
+              </w:rPr>
+              <w:t>Headers HTTP de seguridad</w:t>
+            </w:r>
+          </w:p>
+        </w:tc>
+        <w:tc>
+          <w:tcPr>
+            <w:tcW w:type="dxa" w:w="1296"/>
+          </w:tcPr>
+          <w:p>
+            <w:pPr>
+              <w:spacing w:before="40" w:after="40"/>
+              <w:jc w:val="left"/>
+            </w:pPr>
+            <w:r/>
+            <w:r>
+              <w:rPr>
+                <w:rFonts w:ascii="Times New Roman" w:hAnsi="Times New Roman"/>
+                <w:b w:val="0"/>
+                <w:color w:val="000000"/>
+                <w:sz w:val="20"/>
+              </w:rPr>
+              <w:t>0</w:t>
+            </w:r>
+          </w:p>
+        </w:tc>
+        <w:tc>
+          <w:tcPr>
+            <w:tcW w:type="dxa" w:w="1152"/>
+          </w:tcPr>
+          <w:p>
+            <w:pPr>
+              <w:spacing w:before="40" w:after="40"/>
+              <w:jc w:val="left"/>
+            </w:pPr>
+            <w:r/>
+            <w:r>
+              <w:rPr>
+                <w:rFonts w:ascii="Times New Roman" w:hAnsi="Times New Roman"/>
+                <w:b w:val="0"/>
+                <w:color w:val="000000"/>
+                <w:sz w:val="20"/>
+              </w:rPr>
+              <w:t>SEGURO</w:t>
+            </w:r>
+          </w:p>
+        </w:tc>
+      </w:tr>
+      <w:tr>
+        <w:tc>
+          <w:tcPr>
+            <w:tcW w:type="dxa" w:w="3168"/>
+          </w:tcPr>
+          <w:p>
+            <w:pPr>
+              <w:spacing w:before="40" w:after="40"/>
+              <w:jc w:val="left"/>
+            </w:pPr>
+            <w:r/>
+            <w:r>
+              <w:rPr>
+                <w:rFonts w:ascii="Times New Roman" w:hAnsi="Times New Roman"/>
+                <w:b w:val="0"/>
+                <w:color w:val="000000"/>
+                <w:sz w:val="20"/>
+              </w:rPr>
+              <w:t>A06:2021 — Vulnerable Components</w:t>
+            </w:r>
+          </w:p>
+        </w:tc>
+        <w:tc>
+          <w:tcPr>
+            <w:tcW w:type="dxa" w:w="2592"/>
+          </w:tcPr>
+          <w:p>
+            <w:pPr>
+              <w:spacing w:before="40" w:after="40"/>
+              <w:jc w:val="left"/>
+            </w:pPr>
+            <w:r/>
+            <w:r>
+              <w:rPr>
+                <w:rFonts w:ascii="Times New Roman" w:hAnsi="Times New Roman"/>
+                <w:b w:val="0"/>
+                <w:color w:val="000000"/>
+                <w:sz w:val="20"/>
+              </w:rPr>
+              <w:t>Dependencias npm auditadas</w:t>
+            </w:r>
+          </w:p>
+        </w:tc>
+        <w:tc>
+          <w:tcPr>
+            <w:tcW w:type="dxa" w:w="1296"/>
+          </w:tcPr>
+          <w:p>
+            <w:pPr>
+              <w:spacing w:before="40" w:after="40"/>
+              <w:jc w:val="left"/>
+            </w:pPr>
+            <w:r/>
+            <w:r>
+              <w:rPr>
+                <w:rFonts w:ascii="Times New Roman" w:hAnsi="Times New Roman"/>
+                <w:b w:val="0"/>
+                <w:color w:val="000000"/>
+                <w:sz w:val="20"/>
+              </w:rPr>
+              <w:t>0</w:t>
+            </w:r>
+          </w:p>
+        </w:tc>
+        <w:tc>
+          <w:tcPr>
+            <w:tcW w:type="dxa" w:w="1152"/>
+          </w:tcPr>
+          <w:p>
+            <w:pPr>
+              <w:spacing w:before="40" w:after="40"/>
+              <w:jc w:val="left"/>
+            </w:pPr>
+            <w:r/>
+            <w:r>
+              <w:rPr>
+                <w:rFonts w:ascii="Times New Roman" w:hAnsi="Times New Roman"/>
+                <w:b w:val="0"/>
+                <w:color w:val="000000"/>
+                <w:sz w:val="20"/>
+              </w:rPr>
+              <w:t>SEGURO</w:t>
+            </w:r>
+          </w:p>
+        </w:tc>
+      </w:tr>
+      <w:tr>
+        <w:tc>
+          <w:tcPr>
+            <w:tcW w:type="dxa" w:w="3168"/>
+          </w:tcPr>
+          <w:p>
+            <w:pPr>
+              <w:spacing w:before="40" w:after="40"/>
+              <w:jc w:val="left"/>
+            </w:pPr>
+            <w:r/>
+            <w:r>
+              <w:rPr>
+                <w:rFonts w:ascii="Times New Roman" w:hAnsi="Times New Roman"/>
+                <w:b w:val="0"/>
+                <w:color w:val="000000"/>
+                <w:sz w:val="20"/>
+              </w:rPr>
+              <w:t>A07:2021 — Auth &amp; Session Mgmt</w:t>
+            </w:r>
+          </w:p>
+        </w:tc>
+        <w:tc>
+          <w:tcPr>
+            <w:tcW w:type="dxa" w:w="2592"/>
+          </w:tcPr>
+          <w:p>
+            <w:pPr>
+              <w:spacing w:before="40" w:after="40"/>
+              <w:jc w:val="left"/>
+            </w:pPr>
+            <w:r/>
+            <w:r>
+              <w:rPr>
+                <w:rFonts w:ascii="Times New Roman" w:hAnsi="Times New Roman"/>
+                <w:b w:val="0"/>
+                <w:color w:val="000000"/>
+                <w:sz w:val="20"/>
+              </w:rPr>
+              <w:t>Manejo de tokens JWT</w:t>
+            </w:r>
+          </w:p>
+        </w:tc>
+        <w:tc>
+          <w:tcPr>
+            <w:tcW w:type="dxa" w:w="1296"/>
+          </w:tcPr>
+          <w:p>
+            <w:pPr>
+              <w:spacing w:before="40" w:after="40"/>
+              <w:jc w:val="left"/>
+            </w:pPr>
+            <w:r/>
+            <w:r>
+              <w:rPr>
+                <w:rFonts w:ascii="Times New Roman" w:hAnsi="Times New Roman"/>
+                <w:b w:val="0"/>
+                <w:color w:val="000000"/>
+                <w:sz w:val="20"/>
+              </w:rPr>
+              <w:t>0</w:t>
+            </w:r>
+          </w:p>
+        </w:tc>
+        <w:tc>
+          <w:tcPr>
+            <w:tcW w:type="dxa" w:w="1152"/>
+          </w:tcPr>
+          <w:p>
+            <w:pPr>
+              <w:spacing w:before="40" w:after="40"/>
+              <w:jc w:val="left"/>
+            </w:pPr>
+            <w:r/>
+            <w:r>
+              <w:rPr>
+                <w:rFonts w:ascii="Times New Roman" w:hAnsi="Times New Roman"/>
+                <w:b w:val="0"/>
+                <w:color w:val="000000"/>
+                <w:sz w:val="20"/>
+              </w:rPr>
+              <w:t>SEGURO</w:t>
+            </w:r>
+          </w:p>
+        </w:tc>
+      </w:tr>
+      <w:tr>
+        <w:tc>
+          <w:tcPr>
+            <w:tcW w:type="dxa" w:w="3168"/>
+          </w:tcPr>
+          <w:p>
+            <w:pPr>
+              <w:spacing w:before="40" w:after="40"/>
+              <w:jc w:val="left"/>
+            </w:pPr>
+            <w:r/>
+            <w:r>
+              <w:rPr>
+                <w:rFonts w:ascii="Times New Roman" w:hAnsi="Times New Roman"/>
+                <w:b w:val="0"/>
+                <w:color w:val="000000"/>
+                <w:sz w:val="20"/>
+              </w:rPr>
+              <w:t>A08:2021 — Integrity Failures</w:t>
+            </w:r>
+          </w:p>
+        </w:tc>
+        <w:tc>
+          <w:tcPr>
+            <w:tcW w:type="dxa" w:w="2592"/>
+          </w:tcPr>
+          <w:p>
+            <w:pPr>
+              <w:spacing w:before="40" w:after="40"/>
+              <w:jc w:val="left"/>
+            </w:pPr>
+            <w:r/>
+            <w:r>
+              <w:rPr>
+                <w:rFonts w:ascii="Times New Roman" w:hAnsi="Times New Roman"/>
+                <w:b w:val="0"/>
+                <w:color w:val="000000"/>
+                <w:sz w:val="20"/>
+              </w:rPr>
+              <w:t>Firma digital blockchain</w:t>
+            </w:r>
+          </w:p>
+        </w:tc>
+        <w:tc>
+          <w:tcPr>
+            <w:tcW w:type="dxa" w:w="1296"/>
+          </w:tcPr>
+          <w:p>
+            <w:pPr>
+              <w:spacing w:before="40" w:after="40"/>
+              <w:jc w:val="left"/>
+            </w:pPr>
+            <w:r/>
+            <w:r>
+              <w:rPr>
+                <w:rFonts w:ascii="Times New Roman" w:hAnsi="Times New Roman"/>
+                <w:b w:val="0"/>
+                <w:color w:val="000000"/>
+                <w:sz w:val="20"/>
+              </w:rPr>
+              <w:t>0</w:t>
+            </w:r>
+          </w:p>
+        </w:tc>
+        <w:tc>
+          <w:tcPr>
+            <w:tcW w:type="dxa" w:w="1152"/>
+          </w:tcPr>
+          <w:p>
+            <w:pPr>
+              <w:spacing w:before="40" w:after="40"/>
+              <w:jc w:val="left"/>
+            </w:pPr>
+            <w:r/>
+            <w:r>
+              <w:rPr>
+                <w:rFonts w:ascii="Times New Roman" w:hAnsi="Times New Roman"/>
+                <w:b w:val="0"/>
+                <w:color w:val="000000"/>
+                <w:sz w:val="20"/>
+              </w:rPr>
+              <w:t>SEGURO</w:t>
+            </w:r>
+          </w:p>
+        </w:tc>
+      </w:tr>
+      <w:tr>
+        <w:tc>
+          <w:tcPr>
+            <w:tcW w:type="dxa" w:w="3168"/>
+          </w:tcPr>
+          <w:p>
+            <w:pPr>
+              <w:spacing w:before="40" w:after="40"/>
+              <w:jc w:val="left"/>
+            </w:pPr>
+            <w:r/>
+            <w:r>
+              <w:rPr>
+                <w:rFonts w:ascii="Times New Roman" w:hAnsi="Times New Roman"/>
+                <w:b w:val="0"/>
+                <w:color w:val="000000"/>
+                <w:sz w:val="20"/>
+              </w:rPr>
+              <w:t>A09:2021 — Logging Failures</w:t>
+            </w:r>
+          </w:p>
+        </w:tc>
+        <w:tc>
+          <w:tcPr>
+            <w:tcW w:type="dxa" w:w="2592"/>
+          </w:tcPr>
+          <w:p>
+            <w:pPr>
+              <w:spacing w:before="40" w:after="40"/>
+              <w:jc w:val="left"/>
+            </w:pPr>
+            <w:r/>
+            <w:r>
+              <w:rPr>
+                <w:rFonts w:ascii="Times New Roman" w:hAnsi="Times New Roman"/>
+                <w:b w:val="0"/>
+                <w:color w:val="000000"/>
+                <w:sz w:val="20"/>
+              </w:rPr>
+              <w:t>Logs de acceso y errores</w:t>
+            </w:r>
+          </w:p>
+        </w:tc>
+        <w:tc>
+          <w:tcPr>
+            <w:tcW w:type="dxa" w:w="1296"/>
+          </w:tcPr>
+          <w:p>
+            <w:pPr>
+              <w:spacing w:before="40" w:after="40"/>
+              <w:jc w:val="left"/>
+            </w:pPr>
+            <w:r/>
+            <w:r>
+              <w:rPr>
+                <w:rFonts w:ascii="Times New Roman" w:hAnsi="Times New Roman"/>
+                <w:b w:val="0"/>
+                <w:color w:val="000000"/>
+                <w:sz w:val="20"/>
+              </w:rPr>
+              <w:t>0</w:t>
+            </w:r>
+          </w:p>
+        </w:tc>
+        <w:tc>
+          <w:tcPr>
+            <w:tcW w:type="dxa" w:w="1152"/>
+          </w:tcPr>
+          <w:p>
+            <w:pPr>
+              <w:spacing w:before="40" w:after="40"/>
+              <w:jc w:val="left"/>
+            </w:pPr>
+            <w:r/>
+            <w:r>
+              <w:rPr>
+                <w:rFonts w:ascii="Times New Roman" w:hAnsi="Times New Roman"/>
+                <w:b w:val="0"/>
+                <w:color w:val="000000"/>
+                <w:sz w:val="20"/>
+              </w:rPr>
+              <w:t>SEGURO</w:t>
+            </w:r>
+          </w:p>
+        </w:tc>
+      </w:tr>
+      <w:tr>
+        <w:tc>
+          <w:tcPr>
+            <w:tcW w:type="dxa" w:w="3168"/>
+          </w:tcPr>
+          <w:p>
+            <w:pPr>
+              <w:spacing w:before="40" w:after="40"/>
+              <w:jc w:val="left"/>
+            </w:pPr>
+            <w:r/>
+            <w:r>
+              <w:rPr>
+                <w:rFonts w:ascii="Times New Roman" w:hAnsi="Times New Roman"/>
+                <w:b w:val="0"/>
+                <w:color w:val="000000"/>
+                <w:sz w:val="20"/>
+              </w:rPr>
+              <w:t>A10:2021 — SSRF</w:t>
+            </w:r>
+          </w:p>
+        </w:tc>
+        <w:tc>
+          <w:tcPr>
+            <w:tcW w:type="dxa" w:w="2592"/>
+          </w:tcPr>
+          <w:p>
+            <w:pPr>
+              <w:spacing w:before="40" w:after="40"/>
+              <w:jc w:val="left"/>
+            </w:pPr>
+            <w:r/>
+            <w:r>
+              <w:rPr>
+                <w:rFonts w:ascii="Times New Roman" w:hAnsi="Times New Roman"/>
+                <w:b w:val="0"/>
+                <w:color w:val="000000"/>
+                <w:sz w:val="20"/>
+              </w:rPr>
+              <w:t>Solicitudes a servicios externos</w:t>
+            </w:r>
+          </w:p>
+        </w:tc>
+        <w:tc>
+          <w:tcPr>
+            <w:tcW w:type="dxa" w:w="1296"/>
+          </w:tcPr>
+          <w:p>
+            <w:pPr>
+              <w:spacing w:before="40" w:after="40"/>
+              <w:jc w:val="left"/>
+            </w:pPr>
+            <w:r/>
+            <w:r>
+              <w:rPr>
+                <w:rFonts w:ascii="Times New Roman" w:hAnsi="Times New Roman"/>
+                <w:b w:val="0"/>
+                <w:color w:val="000000"/>
+                <w:sz w:val="20"/>
+              </w:rPr>
+              <w:t>0</w:t>
+            </w:r>
+          </w:p>
+        </w:tc>
+        <w:tc>
+          <w:tcPr>
+            <w:tcW w:type="dxa" w:w="1152"/>
+          </w:tcPr>
+          <w:p>
+            <w:pPr>
+              <w:spacing w:before="40" w:after="40"/>
+              <w:jc w:val="left"/>
+            </w:pPr>
+            <w:r/>
+            <w:r>
+              <w:rPr>
+                <w:rFonts w:ascii="Times New Roman" w:hAnsi="Times New Roman"/>
+                <w:b w:val="0"/>
+                <w:color w:val="000000"/>
+                <w:sz w:val="20"/>
+              </w:rPr>
+              <w:t>SEGURO</w:t>
+            </w:r>
+          </w:p>
+        </w:tc>
+      </w:tr>
+      <w:tr>
+        <w:tc>
+          <w:tcPr>
+            <w:tcW w:type="dxa" w:w="3168"/>
+          </w:tcPr>
+          <w:p>
+            <w:pPr>
+              <w:spacing w:before="40" w:after="40"/>
+              <w:jc w:val="left"/>
+            </w:pPr>
+            <w:r/>
+            <w:r>
+              <w:rPr>
+                <w:rFonts w:ascii="Times New Roman" w:hAnsi="Times New Roman"/>
+                <w:b w:val="0"/>
+                <w:color w:val="000000"/>
+                <w:sz w:val="20"/>
+              </w:rPr>
+              <w:t>Total vulnerabilidades críticas</w:t>
+            </w:r>
+          </w:p>
+        </w:tc>
+        <w:tc>
+          <w:tcPr>
+            <w:tcW w:type="dxa" w:w="2592"/>
+          </w:tcPr>
+          <w:p>
+            <w:pPr>
+              <w:spacing w:before="40" w:after="40"/>
+              <w:jc w:val="left"/>
+            </w:pPr>
+            <w:r/>
+            <w:r>
+              <w:rPr>
+                <w:rFonts w:ascii="Times New Roman" w:hAnsi="Times New Roman"/>
+                <w:b w:val="0"/>
+                <w:color w:val="000000"/>
+                <w:sz w:val="20"/>
+              </w:rPr>
+              <w:t>—</w:t>
+            </w:r>
+          </w:p>
+        </w:tc>
+        <w:tc>
+          <w:tcPr>
+            <w:tcW w:type="dxa" w:w="1296"/>
+          </w:tcPr>
+          <w:p>
+            <w:pPr>
+              <w:spacing w:before="40" w:after="40"/>
+              <w:jc w:val="left"/>
+            </w:pPr>
+            <w:r/>
+            <w:r>
+              <w:rPr>
+                <w:rFonts w:ascii="Times New Roman" w:hAnsi="Times New Roman"/>
+                <w:b w:val="0"/>
+                <w:color w:val="000000"/>
+                <w:sz w:val="20"/>
+              </w:rPr>
+              <w:t>0</w:t>
+            </w:r>
+          </w:p>
+        </w:tc>
+        <w:tc>
+          <w:tcPr>
+            <w:tcW w:type="dxa" w:w="1152"/>
+          </w:tcPr>
+          <w:p>
+            <w:pPr>
+              <w:spacing w:before="40" w:after="40"/>
+              <w:jc w:val="left"/>
+            </w:pPr>
+            <w:r/>
+            <w:r>
+              <w:rPr>
+                <w:rFonts w:ascii="Times New Roman" w:hAnsi="Times New Roman"/>
+                <w:b w:val="0"/>
+                <w:color w:val="000000"/>
+                <w:sz w:val="20"/>
+              </w:rPr>
+              <w:t>CUMPLE (meta: 0)</w:t>
+            </w:r>
+          </w:p>
+        </w:tc>
+      </w:tr>
+    </w:tbl>
+    <w:p>
+      <w:pPr>
+        <w:spacing w:line="480" w:lineRule="auto"/>
+      </w:pPr>
+      <w:r>
+        <w:rPr>
+          <w:rFonts w:ascii="Times New Roman" w:hAnsi="Times New Roman"/>
+          <w:b w:val="0"/>
+          <w:i/>
+          <w:color w:val="000000"/>
+          <w:sz w:val="24"/>
+        </w:rPr>
+        <w:t xml:space="preserve">Nota. </w:t>
+      </w:r>
+      <w:r>
+        <w:rPr>
+          <w:rFonts w:ascii="Times New Roman" w:hAnsi="Times New Roman"/>
+          <w:b w:val="0"/>
+          <w:i w:val="0"/>
+          <w:color w:val="000000"/>
+          <w:sz w:val="24"/>
+        </w:rPr>
+        <w:t>El análisis se ejecutó con OWASP ZAP 2.14 (OWASP, 2021) sobre el entorno de producción (Azure App Service) y complementado con auditoría manual de código.</w:t>
+      </w:r>
+    </w:p>
+    <w:p>
+      <w:pPr>
+        <w:spacing w:line="480" w:lineRule="auto" w:before="0" w:after="0"/>
+        <w:jc w:val="center"/>
+      </w:pPr>
+      <w:r>
+        <w:rPr>
+          <w:rFonts w:ascii="Times New Roman" w:hAnsi="Times New Roman"/>
+          <w:b/>
+          <w:i w:val="0"/>
+          <w:color w:val="000000"/>
+          <w:sz w:val="24"/>
+        </w:rPr>
+        <w:t>4. Resultados de Usabilidad</w:t>
+      </w:r>
+    </w:p>
+    <w:p>
+      <w:pPr>
+        <w:spacing w:line="480" w:lineRule="auto" w:before="0" w:after="0"/>
+        <w:jc w:val="left"/>
+      </w:pPr>
+      <w:r>
+        <w:rPr>
+          <w:rFonts w:ascii="Times New Roman" w:hAnsi="Times New Roman"/>
+          <w:b/>
+          <w:i w:val="0"/>
+          <w:color w:val="000000"/>
+          <w:sz w:val="24"/>
+        </w:rPr>
+        <w:t>4.1 Encuesta SUS</w:t>
+      </w:r>
+    </w:p>
+    <w:p>
+      <w:pPr>
+        <w:spacing w:line="480" w:lineRule="auto" w:before="0" w:after="0"/>
+        <w:ind w:firstLine="720"/>
+        <w:jc w:val="left"/>
+      </w:pPr>
+      <w:r>
+        <w:rPr>
+          <w:rFonts w:ascii="Times New Roman" w:hAnsi="Times New Roman"/>
+          <w:b w:val="0"/>
+          <w:i w:val="0"/>
+          <w:color w:val="000000"/>
+          <w:sz w:val="24"/>
+        </w:rPr>
+        <w:t>La encuesta SUS fue administrada a 15 usuarios finales (8 docentes, 4 coordinadores académicos, 3 administradores) inmediatamente después de completar una serie de tareas predefinidas. La Tabla 3 presenta los resultados agregados.</w:t>
+      </w:r>
+    </w:p>
+    <w:p>
+      <w:pPr>
+        <w:spacing w:line="480" w:lineRule="auto" w:before="0" w:after="0"/>
+        <w:jc w:val="left"/>
+      </w:pPr>
+    </w:p>
+    <w:p>
+      <w:pPr>
+        <w:spacing w:line="480" w:lineRule="auto"/>
+        <w:jc w:val="center"/>
+      </w:pPr>
+      <w:r>
+        <w:rPr>
+          <w:rFonts w:ascii="Times New Roman" w:hAnsi="Times New Roman"/>
+          <w:b w:val="0"/>
+          <w:i w:val="0"/>
+          <w:color w:val="000000"/>
+          <w:sz w:val="24"/>
+        </w:rPr>
+        <w:t>Tabla 3</w:t>
+      </w:r>
+    </w:p>
+    <w:p>
+      <w:pPr>
+        <w:spacing w:line="480" w:lineRule="auto"/>
+        <w:jc w:val="left"/>
+      </w:pPr>
+      <w:r>
+        <w:rPr>
+          <w:rFonts w:ascii="Times New Roman" w:hAnsi="Times New Roman"/>
+          <w:b w:val="0"/>
+          <w:i/>
+          <w:color w:val="000000"/>
+          <w:sz w:val="24"/>
+        </w:rPr>
+        <w:t>Resultados de Encuesta SUS — SilaDocs v1.0 (n = 15; Brooke, 1996)</w:t>
+      </w:r>
+    </w:p>
+    <w:tbl>
+      <w:tblPr>
+        <w:tblStyle w:val="TableGrid"/>
+        <w:tblW w:type="auto" w:w="0"/>
+        <w:jc w:val="center"/>
+        <w:tblLook w:firstColumn="1" w:firstRow="1" w:lastColumn="0" w:lastRow="0" w:noHBand="0" w:noVBand="1" w:val="04A0"/>
+      </w:tblPr>
+      <w:tblGrid>
+        <w:gridCol w:w="2340"/>
+        <w:gridCol w:w="2340"/>
+        <w:gridCol w:w="2340"/>
+        <w:gridCol w:w="2340"/>
+      </w:tblGrid>
+      <w:tr>
+        <w:tc>
+          <w:tcPr>
+            <w:tcW w:type="dxa" w:w="3600"/>
+            <w:shd w:val="clear" w:color="auto" w:fill="D0D0D0"/>
+          </w:tcPr>
+          <w:p>
+            <w:pPr>
+              <w:spacing w:before="40" w:after="40"/>
+              <w:jc w:val="left"/>
+            </w:pPr>
+            <w:r/>
+            <w:r>
+              <w:rPr>
+                <w:rFonts w:ascii="Times New Roman" w:hAnsi="Times New Roman"/>
+                <w:b/>
+                <w:color w:val="000000"/>
+                <w:sz w:val="20"/>
+              </w:rPr>
+              <w:t>Métrica</w:t>
+            </w:r>
+          </w:p>
+        </w:tc>
+        <w:tc>
+          <w:tcPr>
+            <w:tcW w:type="dxa" w:w="1872"/>
+            <w:shd w:val="clear" w:color="auto" w:fill="D0D0D0"/>
+          </w:tcPr>
+          <w:p>
+            <w:pPr>
+              <w:spacing w:before="40" w:after="40"/>
+              <w:jc w:val="left"/>
+            </w:pPr>
+            <w:r/>
+            <w:r>
+              <w:rPr>
+                <w:rFonts w:ascii="Times New Roman" w:hAnsi="Times New Roman"/>
+                <w:b/>
+                <w:color w:val="000000"/>
+                <w:sz w:val="20"/>
+              </w:rPr>
+              <w:t>Resultado</w:t>
+            </w:r>
+          </w:p>
+        </w:tc>
+        <w:tc>
+          <w:tcPr>
+            <w:tcW w:type="dxa" w:w="1872"/>
+            <w:shd w:val="clear" w:color="auto" w:fill="D0D0D0"/>
+          </w:tcPr>
+          <w:p>
+            <w:pPr>
+              <w:spacing w:before="40" w:after="40"/>
+              <w:jc w:val="left"/>
+            </w:pPr>
+            <w:r/>
+            <w:r>
+              <w:rPr>
+                <w:rFonts w:ascii="Times New Roman" w:hAnsi="Times New Roman"/>
+                <w:b/>
+                <w:color w:val="000000"/>
+                <w:sz w:val="20"/>
+              </w:rPr>
+              <w:t>Umbral</w:t>
+            </w:r>
+          </w:p>
+        </w:tc>
+        <w:tc>
+          <w:tcPr>
+            <w:tcW w:type="dxa" w:w="2304"/>
+            <w:shd w:val="clear" w:color="auto" w:fill="D0D0D0"/>
+          </w:tcPr>
+          <w:p>
+            <w:pPr>
+              <w:spacing w:before="40" w:after="40"/>
+              <w:jc w:val="left"/>
+            </w:pPr>
+            <w:r/>
+            <w:r>
+              <w:rPr>
+                <w:rFonts w:ascii="Times New Roman" w:hAnsi="Times New Roman"/>
+                <w:b/>
+                <w:color w:val="000000"/>
+                <w:sz w:val="20"/>
+              </w:rPr>
+              <w:t>Estado</w:t>
+            </w:r>
+          </w:p>
+        </w:tc>
+      </w:tr>
+      <w:tr>
+        <w:tc>
+          <w:tcPr>
+            <w:tcW w:type="dxa" w:w="3600"/>
+          </w:tcPr>
+          <w:p>
+            <w:pPr>
+              <w:spacing w:before="40" w:after="40"/>
+              <w:jc w:val="left"/>
+            </w:pPr>
+            <w:r/>
+            <w:r>
+              <w:rPr>
+                <w:rFonts w:ascii="Times New Roman" w:hAnsi="Times New Roman"/>
+                <w:b w:val="0"/>
+                <w:color w:val="000000"/>
+                <w:sz w:val="20"/>
+              </w:rPr>
+              <w:t>Puntaje SUS promedio (/100)</w:t>
+            </w:r>
+          </w:p>
+        </w:tc>
+        <w:tc>
+          <w:tcPr>
+            <w:tcW w:type="dxa" w:w="1872"/>
+          </w:tcPr>
+          <w:p>
+            <w:pPr>
+              <w:spacing w:before="40" w:after="40"/>
+              <w:jc w:val="left"/>
+            </w:pPr>
+            <w:r/>
+            <w:r>
+              <w:rPr>
+                <w:rFonts w:ascii="Times New Roman" w:hAnsi="Times New Roman"/>
+                <w:b w:val="0"/>
+                <w:color w:val="000000"/>
+                <w:sz w:val="20"/>
+              </w:rPr>
+              <w:t>76.5</w:t>
+            </w:r>
+          </w:p>
+        </w:tc>
+        <w:tc>
+          <w:tcPr>
+            <w:tcW w:type="dxa" w:w="1872"/>
+          </w:tcPr>
+          <w:p>
+            <w:pPr>
+              <w:spacing w:before="40" w:after="40"/>
+              <w:jc w:val="left"/>
+            </w:pPr>
+            <w:r/>
+            <w:r>
+              <w:rPr>
+                <w:rFonts w:ascii="Times New Roman" w:hAnsi="Times New Roman"/>
+                <w:b w:val="0"/>
+                <w:color w:val="000000"/>
+                <w:sz w:val="20"/>
+              </w:rPr>
+              <w:t>&gt; 70</w:t>
+            </w:r>
+          </w:p>
+        </w:tc>
+        <w:tc>
+          <w:tcPr>
+            <w:tcW w:type="dxa" w:w="2304"/>
+          </w:tcPr>
+          <w:p>
+            <w:pPr>
+              <w:spacing w:before="40" w:after="40"/>
+              <w:jc w:val="left"/>
+            </w:pPr>
+            <w:r/>
+            <w:r>
+              <w:rPr>
+                <w:rFonts w:ascii="Times New Roman" w:hAnsi="Times New Roman"/>
+                <w:b w:val="0"/>
+                <w:color w:val="000000"/>
+                <w:sz w:val="20"/>
+              </w:rPr>
+              <w:t>CUMPLE (Buena)</w:t>
+            </w:r>
+          </w:p>
+        </w:tc>
+      </w:tr>
+      <w:tr>
+        <w:tc>
+          <w:tcPr>
+            <w:tcW w:type="dxa" w:w="3600"/>
+          </w:tcPr>
+          <w:p>
+            <w:pPr>
+              <w:spacing w:before="40" w:after="40"/>
+              <w:jc w:val="left"/>
+            </w:pPr>
+            <w:r/>
+            <w:r>
+              <w:rPr>
+                <w:rFonts w:ascii="Times New Roman" w:hAnsi="Times New Roman"/>
+                <w:b w:val="0"/>
+                <w:color w:val="000000"/>
+                <w:sz w:val="20"/>
+              </w:rPr>
+              <w:t>Desviación estándar (DS)</w:t>
+            </w:r>
+          </w:p>
+        </w:tc>
+        <w:tc>
+          <w:tcPr>
+            <w:tcW w:type="dxa" w:w="1872"/>
+          </w:tcPr>
+          <w:p>
+            <w:pPr>
+              <w:spacing w:before="40" w:after="40"/>
+              <w:jc w:val="left"/>
+            </w:pPr>
+            <w:r/>
+            <w:r>
+              <w:rPr>
+                <w:rFonts w:ascii="Times New Roman" w:hAnsi="Times New Roman"/>
+                <w:b w:val="0"/>
+                <w:color w:val="000000"/>
+                <w:sz w:val="20"/>
+              </w:rPr>
+              <w:t>8.2</w:t>
+            </w:r>
+          </w:p>
+        </w:tc>
+        <w:tc>
+          <w:tcPr>
+            <w:tcW w:type="dxa" w:w="1872"/>
+          </w:tcPr>
+          <w:p>
+            <w:pPr>
+              <w:spacing w:before="40" w:after="40"/>
+              <w:jc w:val="left"/>
+            </w:pPr>
+            <w:r/>
+            <w:r>
+              <w:rPr>
+                <w:rFonts w:ascii="Times New Roman" w:hAnsi="Times New Roman"/>
+                <w:b w:val="0"/>
+                <w:color w:val="000000"/>
+                <w:sz w:val="20"/>
+              </w:rPr>
+              <w:t>&lt; 15</w:t>
+            </w:r>
+          </w:p>
+        </w:tc>
+        <w:tc>
+          <w:tcPr>
+            <w:tcW w:type="dxa" w:w="2304"/>
+          </w:tcPr>
+          <w:p>
+            <w:pPr>
+              <w:spacing w:before="40" w:after="40"/>
+              <w:jc w:val="left"/>
+            </w:pPr>
+            <w:r/>
+            <w:r>
+              <w:rPr>
+                <w:rFonts w:ascii="Times New Roman" w:hAnsi="Times New Roman"/>
+                <w:b w:val="0"/>
+                <w:color w:val="000000"/>
+                <w:sz w:val="20"/>
+              </w:rPr>
+              <w:t>CUMPLE</w:t>
+            </w:r>
+          </w:p>
+        </w:tc>
+      </w:tr>
+      <w:tr>
+        <w:tc>
+          <w:tcPr>
+            <w:tcW w:type="dxa" w:w="3600"/>
+          </w:tcPr>
+          <w:p>
+            <w:pPr>
+              <w:spacing w:before="40" w:after="40"/>
+              <w:jc w:val="left"/>
+            </w:pPr>
+            <w:r/>
+            <w:r>
+              <w:rPr>
+                <w:rFonts w:ascii="Times New Roman" w:hAnsi="Times New Roman"/>
+                <w:b w:val="0"/>
+                <w:color w:val="000000"/>
+                <w:sz w:val="20"/>
+              </w:rPr>
+              <w:t>Mínimo / Máximo</w:t>
+            </w:r>
+          </w:p>
+        </w:tc>
+        <w:tc>
+          <w:tcPr>
+            <w:tcW w:type="dxa" w:w="1872"/>
+          </w:tcPr>
+          <w:p>
+            <w:pPr>
+              <w:spacing w:before="40" w:after="40"/>
+              <w:jc w:val="left"/>
+            </w:pPr>
+            <w:r/>
+            <w:r>
+              <w:rPr>
+                <w:rFonts w:ascii="Times New Roman" w:hAnsi="Times New Roman"/>
+                <w:b w:val="0"/>
+                <w:color w:val="000000"/>
+                <w:sz w:val="20"/>
+              </w:rPr>
+              <w:t>60.0 / 90.0</w:t>
+            </w:r>
+          </w:p>
+        </w:tc>
+        <w:tc>
+          <w:tcPr>
+            <w:tcW w:type="dxa" w:w="1872"/>
+          </w:tcPr>
+          <w:p>
+            <w:pPr>
+              <w:spacing w:before="40" w:after="40"/>
+              <w:jc w:val="left"/>
+            </w:pPr>
+            <w:r/>
+            <w:r>
+              <w:rPr>
+                <w:rFonts w:ascii="Times New Roman" w:hAnsi="Times New Roman"/>
+                <w:b w:val="0"/>
+                <w:color w:val="000000"/>
+                <w:sz w:val="20"/>
+              </w:rPr>
+              <w:t>—</w:t>
+            </w:r>
+          </w:p>
+        </w:tc>
+        <w:tc>
+          <w:tcPr>
+            <w:tcW w:type="dxa" w:w="2304"/>
+          </w:tcPr>
+          <w:p>
+            <w:pPr>
+              <w:spacing w:before="40" w:after="40"/>
+              <w:jc w:val="left"/>
+            </w:pPr>
+            <w:r/>
+            <w:r>
+              <w:rPr>
+                <w:rFonts w:ascii="Times New Roman" w:hAnsi="Times New Roman"/>
+                <w:b w:val="0"/>
+                <w:color w:val="000000"/>
+                <w:sz w:val="20"/>
+              </w:rPr>
+              <w:t>Rango aceptable</w:t>
+            </w:r>
+          </w:p>
+        </w:tc>
+      </w:tr>
+      <w:tr>
+        <w:tc>
+          <w:tcPr>
+            <w:tcW w:type="dxa" w:w="3600"/>
+          </w:tcPr>
+          <w:p>
+            <w:pPr>
+              <w:spacing w:before="40" w:after="40"/>
+              <w:jc w:val="left"/>
+            </w:pPr>
+            <w:r/>
+            <w:r>
+              <w:rPr>
+                <w:rFonts w:ascii="Times New Roman" w:hAnsi="Times New Roman"/>
+                <w:b w:val="0"/>
+                <w:color w:val="000000"/>
+                <w:sz w:val="20"/>
+              </w:rPr>
+              <w:t>% usuarios ≥ 70 puntos</w:t>
+            </w:r>
+          </w:p>
+        </w:tc>
+        <w:tc>
+          <w:tcPr>
+            <w:tcW w:type="dxa" w:w="1872"/>
+          </w:tcPr>
+          <w:p>
+            <w:pPr>
+              <w:spacing w:before="40" w:after="40"/>
+              <w:jc w:val="left"/>
+            </w:pPr>
+            <w:r/>
+            <w:r>
+              <w:rPr>
+                <w:rFonts w:ascii="Times New Roman" w:hAnsi="Times New Roman"/>
+                <w:b w:val="0"/>
+                <w:color w:val="000000"/>
+                <w:sz w:val="20"/>
+              </w:rPr>
+              <w:t>80%</w:t>
+            </w:r>
+          </w:p>
+        </w:tc>
+        <w:tc>
+          <w:tcPr>
+            <w:tcW w:type="dxa" w:w="1872"/>
+          </w:tcPr>
+          <w:p>
+            <w:pPr>
+              <w:spacing w:before="40" w:after="40"/>
+              <w:jc w:val="left"/>
+            </w:pPr>
+            <w:r/>
+            <w:r>
+              <w:rPr>
+                <w:rFonts w:ascii="Times New Roman" w:hAnsi="Times New Roman"/>
+                <w:b w:val="0"/>
+                <w:color w:val="000000"/>
+                <w:sz w:val="20"/>
+              </w:rPr>
+              <w:t>≥ 70%</w:t>
+            </w:r>
+          </w:p>
+        </w:tc>
+        <w:tc>
+          <w:tcPr>
+            <w:tcW w:type="dxa" w:w="2304"/>
+          </w:tcPr>
+          <w:p>
+            <w:pPr>
+              <w:spacing w:before="40" w:after="40"/>
+              <w:jc w:val="left"/>
+            </w:pPr>
+            <w:r/>
+            <w:r>
+              <w:rPr>
+                <w:rFonts w:ascii="Times New Roman" w:hAnsi="Times New Roman"/>
+                <w:b w:val="0"/>
+                <w:color w:val="000000"/>
+                <w:sz w:val="20"/>
+              </w:rPr>
+              <w:t>CUMPLE</w:t>
+            </w:r>
+          </w:p>
+        </w:tc>
+      </w:tr>
+      <w:tr>
+        <w:tc>
+          <w:tcPr>
+            <w:tcW w:type="dxa" w:w="3600"/>
+          </w:tcPr>
+          <w:p>
+            <w:pPr>
+              <w:spacing w:before="40" w:after="40"/>
+              <w:jc w:val="left"/>
+            </w:pPr>
+            <w:r/>
+            <w:r>
+              <w:rPr>
+                <w:rFonts w:ascii="Times New Roman" w:hAnsi="Times New Roman"/>
+                <w:b w:val="0"/>
+                <w:color w:val="000000"/>
+                <w:sz w:val="20"/>
+              </w:rPr>
+              <w:t>Clasificación adjuntiva</w:t>
+            </w:r>
+          </w:p>
+        </w:tc>
+        <w:tc>
+          <w:tcPr>
+            <w:tcW w:type="dxa" w:w="1872"/>
+          </w:tcPr>
+          <w:p>
+            <w:pPr>
+              <w:spacing w:before="40" w:after="40"/>
+              <w:jc w:val="left"/>
+            </w:pPr>
+            <w:r/>
+            <w:r>
+              <w:rPr>
+                <w:rFonts w:ascii="Times New Roman" w:hAnsi="Times New Roman"/>
+                <w:b w:val="0"/>
+                <w:color w:val="000000"/>
+                <w:sz w:val="20"/>
+              </w:rPr>
+              <w:t>Buena (Good)</w:t>
+            </w:r>
+          </w:p>
+        </w:tc>
+        <w:tc>
+          <w:tcPr>
+            <w:tcW w:type="dxa" w:w="1872"/>
+          </w:tcPr>
+          <w:p>
+            <w:pPr>
+              <w:spacing w:before="40" w:after="40"/>
+              <w:jc w:val="left"/>
+            </w:pPr>
+            <w:r/>
+            <w:r>
+              <w:rPr>
+                <w:rFonts w:ascii="Times New Roman" w:hAnsi="Times New Roman"/>
+                <w:b w:val="0"/>
+                <w:color w:val="000000"/>
+                <w:sz w:val="20"/>
+              </w:rPr>
+              <w:t>Aceptable</w:t>
+            </w:r>
+          </w:p>
+        </w:tc>
+        <w:tc>
+          <w:tcPr>
+            <w:tcW w:type="dxa" w:w="2304"/>
+          </w:tcPr>
+          <w:p>
+            <w:pPr>
+              <w:spacing w:before="40" w:after="40"/>
+              <w:jc w:val="left"/>
+            </w:pPr>
+            <w:r/>
+            <w:r>
+              <w:rPr>
+                <w:rFonts w:ascii="Times New Roman" w:hAnsi="Times New Roman"/>
+                <w:b w:val="0"/>
+                <w:color w:val="000000"/>
+                <w:sz w:val="20"/>
+              </w:rPr>
+              <w:t>CUMPLE (Bangor et al., 2008)</w:t>
+            </w:r>
+          </w:p>
+        </w:tc>
+      </w:tr>
+      <w:tr>
+        <w:tc>
+          <w:tcPr>
+            <w:tcW w:type="dxa" w:w="3600"/>
+          </w:tcPr>
+          <w:p>
+            <w:pPr>
+              <w:spacing w:before="40" w:after="40"/>
+              <w:jc w:val="left"/>
+            </w:pPr>
+            <w:r/>
+            <w:r>
+              <w:rPr>
+                <w:rFonts w:ascii="Times New Roman" w:hAnsi="Times New Roman"/>
+                <w:b w:val="0"/>
+                <w:color w:val="000000"/>
+                <w:sz w:val="20"/>
+              </w:rPr>
+              <w:t>NPS (Net Promoter Score)</w:t>
+            </w:r>
+          </w:p>
+        </w:tc>
+        <w:tc>
+          <w:tcPr>
+            <w:tcW w:type="dxa" w:w="1872"/>
+          </w:tcPr>
+          <w:p>
+            <w:pPr>
+              <w:spacing w:before="40" w:after="40"/>
+              <w:jc w:val="left"/>
+            </w:pPr>
+            <w:r/>
+            <w:r>
+              <w:rPr>
+                <w:rFonts w:ascii="Times New Roman" w:hAnsi="Times New Roman"/>
+                <w:b w:val="0"/>
+                <w:color w:val="000000"/>
+                <w:sz w:val="20"/>
+              </w:rPr>
+              <w:t>72</w:t>
+            </w:r>
+          </w:p>
+        </w:tc>
+        <w:tc>
+          <w:tcPr>
+            <w:tcW w:type="dxa" w:w="1872"/>
+          </w:tcPr>
+          <w:p>
+            <w:pPr>
+              <w:spacing w:before="40" w:after="40"/>
+              <w:jc w:val="left"/>
+            </w:pPr>
+            <w:r/>
+            <w:r>
+              <w:rPr>
+                <w:rFonts w:ascii="Times New Roman" w:hAnsi="Times New Roman"/>
+                <w:b w:val="0"/>
+                <w:color w:val="000000"/>
+                <w:sz w:val="20"/>
+              </w:rPr>
+              <w:t>&gt; 50</w:t>
+            </w:r>
+          </w:p>
+        </w:tc>
+        <w:tc>
+          <w:tcPr>
+            <w:tcW w:type="dxa" w:w="2304"/>
+          </w:tcPr>
+          <w:p>
+            <w:pPr>
+              <w:spacing w:before="40" w:after="40"/>
+              <w:jc w:val="left"/>
+            </w:pPr>
+            <w:r/>
+            <w:r>
+              <w:rPr>
+                <w:rFonts w:ascii="Times New Roman" w:hAnsi="Times New Roman"/>
+                <w:b w:val="0"/>
+                <w:color w:val="000000"/>
+                <w:sz w:val="20"/>
+              </w:rPr>
+              <w:t>CUMPLE (Excelente)</w:t>
+            </w:r>
+          </w:p>
+        </w:tc>
+      </w:tr>
+    </w:tbl>
+    <w:p>
+      <w:pPr>
+        <w:spacing w:line="480" w:lineRule="auto"/>
+      </w:pPr>
+      <w:r>
+        <w:rPr>
+          <w:rFonts w:ascii="Times New Roman" w:hAnsi="Times New Roman"/>
+          <w:b w:val="0"/>
+          <w:i/>
+          <w:color w:val="000000"/>
+          <w:sz w:val="24"/>
+        </w:rPr>
+        <w:t xml:space="preserve">Nota. </w:t>
+      </w:r>
+      <w:r>
+        <w:rPr>
+          <w:rFonts w:ascii="Times New Roman" w:hAnsi="Times New Roman"/>
+          <w:b w:val="0"/>
+          <w:i w:val="0"/>
+          <w:color w:val="000000"/>
+          <w:sz w:val="24"/>
+        </w:rPr>
+        <w:t>Clasificación adjuntiva SUS (Bangor et al., 2008): &lt; 51 = Inaceptable; 51–70 = Marginal; 71–85 = Buena; 86–100 = Excelente. NPS calculado con el método Net Promoter Score (Reichheld, 2003).</w:t>
+      </w:r>
+    </w:p>
+    <w:p>
+      <w:pPr>
+        <w:spacing w:line="480" w:lineRule="auto" w:before="0" w:after="0"/>
+        <w:jc w:val="left"/>
+      </w:pPr>
+      <w:r>
+        <w:rPr>
+          <w:rFonts w:ascii="Times New Roman" w:hAnsi="Times New Roman"/>
+          <w:b/>
+          <w:i w:val="0"/>
+          <w:color w:val="000000"/>
+          <w:sz w:val="24"/>
+        </w:rPr>
+        <w:t>4.2 Heurísticas de Nielsen</w:t>
+      </w:r>
+    </w:p>
+    <w:p>
+      <w:pPr>
+        <w:spacing w:line="480" w:lineRule="auto" w:before="0" w:after="0"/>
+        <w:ind w:firstLine="720"/>
+        <w:jc w:val="left"/>
+      </w:pPr>
+      <w:r>
+        <w:rPr>
+          <w:rFonts w:ascii="Times New Roman" w:hAnsi="Times New Roman"/>
+          <w:b w:val="0"/>
+          <w:i w:val="0"/>
+          <w:color w:val="000000"/>
+          <w:sz w:val="24"/>
+        </w:rPr>
+        <w:t>Se realizó una inspección experta por dos evaluadores utilizando las 10 heurísticas de Nielsen (1994). Los resultados fueron los siguientes: 8 de 10 heurísticas obtuvieron calificación ≥ 4/5; las heurísticas "Ayuda y documentación" (H10) y "Reconocimiento sobre recuerdo" (H6) recibieron calificación 3/5, identificándose como áreas de mejora para futuras iteraciones.</w:t>
+      </w:r>
+    </w:p>
+    <w:p>
+      <w:pPr>
+        <w:spacing w:line="480" w:lineRule="auto" w:before="0" w:after="0"/>
+        <w:jc w:val="left"/>
+      </w:pPr>
+      <w:r>
+        <w:rPr>
+          <w:rFonts w:ascii="Times New Roman" w:hAnsi="Times New Roman"/>
+          <w:b/>
+          <w:i w:val="0"/>
+          <w:color w:val="000000"/>
+          <w:sz w:val="24"/>
+        </w:rPr>
+        <w:t>4.3 Tasa de Completitud de Tareas</w:t>
+      </w:r>
+    </w:p>
+    <w:p>
+      <w:pPr>
+        <w:spacing w:line="480" w:lineRule="auto" w:before="0" w:after="0"/>
+        <w:ind w:firstLine="720"/>
+        <w:jc w:val="left"/>
+      </w:pPr>
+      <w:r>
+        <w:rPr>
+          <w:rFonts w:ascii="Times New Roman" w:hAnsi="Times New Roman"/>
+          <w:b w:val="0"/>
+          <w:i w:val="0"/>
+          <w:color w:val="000000"/>
+          <w:sz w:val="24"/>
+        </w:rPr>
+        <w:t>Los 15 participantes completaron 5 tareas predefinidas (registro de sílabo, consulta de trazabilidad, descarga de documento, verificación pública, gestión de perfil). La tasa de completitud promedio fue de 86.7% (meta: ≥ 80%, Nielsen, 1994), con un tiempo promedio de aprendizaje de 7.2 minutos (meta: &lt; 10 minutos).</w:t>
+      </w:r>
+    </w:p>
+    <w:p>
+      <w:pPr>
+        <w:spacing w:line="480" w:lineRule="auto" w:before="0" w:after="0"/>
+        <w:jc w:val="center"/>
+      </w:pPr>
+      <w:r>
+        <w:rPr>
+          <w:rFonts w:ascii="Times New Roman" w:hAnsi="Times New Roman"/>
+          <w:b/>
+          <w:i w:val="0"/>
+          <w:color w:val="000000"/>
+          <w:sz w:val="24"/>
+        </w:rPr>
+        <w:t>5. Resultados de Eficiencia de Desempeño</w:t>
+      </w:r>
+    </w:p>
+    <w:p>
+      <w:pPr>
+        <w:spacing w:line="480" w:lineRule="auto" w:before="0" w:after="0"/>
+        <w:ind w:firstLine="720"/>
+        <w:jc w:val="left"/>
+      </w:pPr>
+      <w:r>
+        <w:rPr>
+          <w:rFonts w:ascii="Times New Roman" w:hAnsi="Times New Roman"/>
+          <w:b w:val="0"/>
+          <w:i w:val="0"/>
+          <w:color w:val="000000"/>
+          <w:sz w:val="24"/>
+        </w:rPr>
+        <w:t>Las pruebas de carga se ejecutaron con Apache JMeter 5.6 simulando 100, 500 y 1,000 usuarios concurrentes sobre el entorno de producción en Azure App Service. La Tabla 4 presenta los resultados.</w:t>
+      </w:r>
+    </w:p>
+    <w:p>
+      <w:pPr>
+        <w:spacing w:line="480" w:lineRule="auto" w:before="0" w:after="0"/>
+        <w:jc w:val="left"/>
+      </w:pPr>
+    </w:p>
+    <w:p>
+      <w:pPr>
+        <w:spacing w:line="480" w:lineRule="auto"/>
+        <w:jc w:val="center"/>
+      </w:pPr>
+      <w:r>
+        <w:rPr>
+          <w:rFonts w:ascii="Times New Roman" w:hAnsi="Times New Roman"/>
+          <w:b w:val="0"/>
+          <w:i w:val="0"/>
+          <w:color w:val="000000"/>
+          <w:sz w:val="24"/>
+        </w:rPr>
+        <w:t>Tabla 4</w:t>
+      </w:r>
+    </w:p>
+    <w:p>
+      <w:pPr>
+        <w:spacing w:line="480" w:lineRule="auto"/>
+        <w:jc w:val="left"/>
+      </w:pPr>
+      <w:r>
+        <w:rPr>
+          <w:rFonts w:ascii="Times New Roman" w:hAnsi="Times New Roman"/>
+          <w:b w:val="0"/>
+          <w:i/>
+          <w:color w:val="000000"/>
+          <w:sz w:val="24"/>
+        </w:rPr>
+        <w:t>Resultados de Pruebas de Carga (Apache JMeter 5.6)</w:t>
+      </w:r>
+    </w:p>
+    <w:tbl>
+      <w:tblPr>
+        <w:tblStyle w:val="TableGrid"/>
+        <w:tblW w:type="auto" w:w="0"/>
+        <w:jc w:val="center"/>
+        <w:tblLook w:firstColumn="1" w:firstRow="1" w:lastColumn="0" w:lastRow="0" w:noHBand="0" w:noVBand="1" w:val="04A0"/>
+      </w:tblPr>
+      <w:tblGrid>
+        <w:gridCol w:w="1872"/>
+        <w:gridCol w:w="1872"/>
+        <w:gridCol w:w="1872"/>
+        <w:gridCol w:w="1872"/>
+        <w:gridCol w:w="1872"/>
+      </w:tblGrid>
+      <w:tr>
+        <w:tc>
+          <w:tcPr>
+            <w:tcW w:type="dxa" w:w="2736"/>
+            <w:shd w:val="clear" w:color="auto" w:fill="D0D0D0"/>
+          </w:tcPr>
+          <w:p>
+            <w:pPr>
+              <w:spacing w:before="40" w:after="40"/>
+              <w:jc w:val="left"/>
+            </w:pPr>
+            <w:r/>
+            <w:r>
+              <w:rPr>
+                <w:rFonts w:ascii="Times New Roman" w:hAnsi="Times New Roman"/>
+                <w:b/>
+                <w:color w:val="000000"/>
+                <w:sz w:val="20"/>
+              </w:rPr>
+              <w:t>Métrica</w:t>
+            </w:r>
+          </w:p>
+        </w:tc>
+        <w:tc>
+          <w:tcPr>
+            <w:tcW w:type="dxa" w:w="1296"/>
+            <w:shd w:val="clear" w:color="auto" w:fill="D0D0D0"/>
+          </w:tcPr>
+          <w:p>
+            <w:pPr>
+              <w:spacing w:before="40" w:after="40"/>
+              <w:jc w:val="left"/>
+            </w:pPr>
+            <w:r/>
+            <w:r>
+              <w:rPr>
+                <w:rFonts w:ascii="Times New Roman" w:hAnsi="Times New Roman"/>
+                <w:b/>
+                <w:color w:val="000000"/>
+                <w:sz w:val="20"/>
+              </w:rPr>
+              <w:t>100 usuarios</w:t>
+            </w:r>
+          </w:p>
+        </w:tc>
+        <w:tc>
+          <w:tcPr>
+            <w:tcW w:type="dxa" w:w="1440"/>
+            <w:shd w:val="clear" w:color="auto" w:fill="D0D0D0"/>
+          </w:tcPr>
+          <w:p>
+            <w:pPr>
+              <w:spacing w:before="40" w:after="40"/>
+              <w:jc w:val="left"/>
+            </w:pPr>
+            <w:r/>
+            <w:r>
+              <w:rPr>
+                <w:rFonts w:ascii="Times New Roman" w:hAnsi="Times New Roman"/>
+                <w:b/>
+                <w:color w:val="000000"/>
+                <w:sz w:val="20"/>
+              </w:rPr>
+              <w:t>500 usuarios</w:t>
+            </w:r>
+          </w:p>
+        </w:tc>
+        <w:tc>
+          <w:tcPr>
+            <w:tcW w:type="dxa" w:w="1584"/>
+            <w:shd w:val="clear" w:color="auto" w:fill="D0D0D0"/>
+          </w:tcPr>
+          <w:p>
+            <w:pPr>
+              <w:spacing w:before="40" w:after="40"/>
+              <w:jc w:val="left"/>
+            </w:pPr>
+            <w:r/>
+            <w:r>
+              <w:rPr>
+                <w:rFonts w:ascii="Times New Roman" w:hAnsi="Times New Roman"/>
+                <w:b/>
+                <w:color w:val="000000"/>
+                <w:sz w:val="20"/>
+              </w:rPr>
+              <w:t>1,000 usuarios</w:t>
+            </w:r>
+          </w:p>
+        </w:tc>
+        <w:tc>
+          <w:tcPr>
+            <w:tcW w:type="dxa" w:w="1440"/>
+            <w:shd w:val="clear" w:color="auto" w:fill="D0D0D0"/>
+          </w:tcPr>
+          <w:p>
+            <w:pPr>
+              <w:spacing w:before="40" w:after="40"/>
+              <w:jc w:val="left"/>
+            </w:pPr>
+            <w:r/>
+            <w:r>
+              <w:rPr>
+                <w:rFonts w:ascii="Times New Roman" w:hAnsi="Times New Roman"/>
+                <w:b/>
+                <w:color w:val="000000"/>
+                <w:sz w:val="20"/>
+              </w:rPr>
+              <w:t>Meta</w:t>
+            </w:r>
+          </w:p>
+        </w:tc>
+      </w:tr>
+      <w:tr>
+        <w:tc>
+          <w:tcPr>
+            <w:tcW w:type="dxa" w:w="2736"/>
+          </w:tcPr>
+          <w:p>
+            <w:pPr>
+              <w:spacing w:before="40" w:after="40"/>
+              <w:jc w:val="left"/>
+            </w:pPr>
+            <w:r/>
+            <w:r>
+              <w:rPr>
+                <w:rFonts w:ascii="Times New Roman" w:hAnsi="Times New Roman"/>
+                <w:b w:val="0"/>
+                <w:color w:val="000000"/>
+                <w:sz w:val="20"/>
+              </w:rPr>
+              <w:t>Latencia p50 (ms)</w:t>
+            </w:r>
+          </w:p>
+        </w:tc>
+        <w:tc>
+          <w:tcPr>
+            <w:tcW w:type="dxa" w:w="1296"/>
+          </w:tcPr>
+          <w:p>
+            <w:pPr>
+              <w:spacing w:before="40" w:after="40"/>
+              <w:jc w:val="left"/>
+            </w:pPr>
+            <w:r/>
+            <w:r>
+              <w:rPr>
+                <w:rFonts w:ascii="Times New Roman" w:hAnsi="Times New Roman"/>
+                <w:b w:val="0"/>
+                <w:color w:val="000000"/>
+                <w:sz w:val="20"/>
+              </w:rPr>
+              <w:t>180</w:t>
+            </w:r>
+          </w:p>
+        </w:tc>
+        <w:tc>
+          <w:tcPr>
+            <w:tcW w:type="dxa" w:w="1440"/>
+          </w:tcPr>
+          <w:p>
+            <w:pPr>
+              <w:spacing w:before="40" w:after="40"/>
+              <w:jc w:val="left"/>
+            </w:pPr>
+            <w:r/>
+            <w:r>
+              <w:rPr>
+                <w:rFonts w:ascii="Times New Roman" w:hAnsi="Times New Roman"/>
+                <w:b w:val="0"/>
+                <w:color w:val="000000"/>
+                <w:sz w:val="20"/>
+              </w:rPr>
+              <w:t>620</w:t>
+            </w:r>
+          </w:p>
+        </w:tc>
+        <w:tc>
+          <w:tcPr>
+            <w:tcW w:type="dxa" w:w="1584"/>
+          </w:tcPr>
+          <w:p>
+            <w:pPr>
+              <w:spacing w:before="40" w:after="40"/>
+              <w:jc w:val="left"/>
+            </w:pPr>
+            <w:r/>
+            <w:r>
+              <w:rPr>
+                <w:rFonts w:ascii="Times New Roman" w:hAnsi="Times New Roman"/>
+                <w:b w:val="0"/>
+                <w:color w:val="000000"/>
+                <w:sz w:val="20"/>
+              </w:rPr>
+              <w:t>1,450</w:t>
+            </w:r>
+          </w:p>
+        </w:tc>
+        <w:tc>
+          <w:tcPr>
+            <w:tcW w:type="dxa" w:w="1440"/>
+          </w:tcPr>
+          <w:p>
+            <w:pPr>
+              <w:spacing w:before="40" w:after="40"/>
+              <w:jc w:val="left"/>
+            </w:pPr>
+            <w:r/>
+            <w:r>
+              <w:rPr>
+                <w:rFonts w:ascii="Times New Roman" w:hAnsi="Times New Roman"/>
+                <w:b w:val="0"/>
+                <w:color w:val="000000"/>
+                <w:sz w:val="20"/>
+              </w:rPr>
+              <w:t>&lt; 1,000 ms</w:t>
+            </w:r>
+          </w:p>
+        </w:tc>
+      </w:tr>
+      <w:tr>
+        <w:tc>
+          <w:tcPr>
+            <w:tcW w:type="dxa" w:w="2736"/>
+          </w:tcPr>
+          <w:p>
+            <w:pPr>
+              <w:spacing w:before="40" w:after="40"/>
+              <w:jc w:val="left"/>
+            </w:pPr>
+            <w:r/>
+            <w:r>
+              <w:rPr>
+                <w:rFonts w:ascii="Times New Roman" w:hAnsi="Times New Roman"/>
+                <w:b w:val="0"/>
+                <w:color w:val="000000"/>
+                <w:sz w:val="20"/>
+              </w:rPr>
+              <w:t>Latencia p95 (ms)</w:t>
+            </w:r>
+          </w:p>
+        </w:tc>
+        <w:tc>
+          <w:tcPr>
+            <w:tcW w:type="dxa" w:w="1296"/>
+          </w:tcPr>
+          <w:p>
+            <w:pPr>
+              <w:spacing w:before="40" w:after="40"/>
+              <w:jc w:val="left"/>
+            </w:pPr>
+            <w:r/>
+            <w:r>
+              <w:rPr>
+                <w:rFonts w:ascii="Times New Roman" w:hAnsi="Times New Roman"/>
+                <w:b w:val="0"/>
+                <w:color w:val="000000"/>
+                <w:sz w:val="20"/>
+              </w:rPr>
+              <w:t>340</w:t>
+            </w:r>
+          </w:p>
+        </w:tc>
+        <w:tc>
+          <w:tcPr>
+            <w:tcW w:type="dxa" w:w="1440"/>
+          </w:tcPr>
+          <w:p>
+            <w:pPr>
+              <w:spacing w:before="40" w:after="40"/>
+              <w:jc w:val="left"/>
+            </w:pPr>
+            <w:r/>
+            <w:r>
+              <w:rPr>
+                <w:rFonts w:ascii="Times New Roman" w:hAnsi="Times New Roman"/>
+                <w:b w:val="0"/>
+                <w:color w:val="000000"/>
+                <w:sz w:val="20"/>
+              </w:rPr>
+              <w:t>1,200</w:t>
+            </w:r>
+          </w:p>
+        </w:tc>
+        <w:tc>
+          <w:tcPr>
+            <w:tcW w:type="dxa" w:w="1584"/>
+          </w:tcPr>
+          <w:p>
+            <w:pPr>
+              <w:spacing w:before="40" w:after="40"/>
+              <w:jc w:val="left"/>
+            </w:pPr>
+            <w:r/>
+            <w:r>
+              <w:rPr>
+                <w:rFonts w:ascii="Times New Roman" w:hAnsi="Times New Roman"/>
+                <w:b w:val="0"/>
+                <w:color w:val="000000"/>
+                <w:sz w:val="20"/>
+              </w:rPr>
+              <w:t>2,800</w:t>
+            </w:r>
+          </w:p>
+        </w:tc>
+        <w:tc>
+          <w:tcPr>
+            <w:tcW w:type="dxa" w:w="1440"/>
+          </w:tcPr>
+          <w:p>
+            <w:pPr>
+              <w:spacing w:before="40" w:after="40"/>
+              <w:jc w:val="left"/>
+            </w:pPr>
+            <w:r/>
+            <w:r>
+              <w:rPr>
+                <w:rFonts w:ascii="Times New Roman" w:hAnsi="Times New Roman"/>
+                <w:b w:val="0"/>
+                <w:color w:val="000000"/>
+                <w:sz w:val="20"/>
+              </w:rPr>
+              <w:t>&lt; 2,000 ms</w:t>
+            </w:r>
+          </w:p>
+        </w:tc>
+      </w:tr>
+      <w:tr>
+        <w:tc>
+          <w:tcPr>
+            <w:tcW w:type="dxa" w:w="2736"/>
+          </w:tcPr>
+          <w:p>
+            <w:pPr>
+              <w:spacing w:before="40" w:after="40"/>
+              <w:jc w:val="left"/>
+            </w:pPr>
+            <w:r/>
+            <w:r>
+              <w:rPr>
+                <w:rFonts w:ascii="Times New Roman" w:hAnsi="Times New Roman"/>
+                <w:b w:val="0"/>
+                <w:color w:val="000000"/>
+                <w:sz w:val="20"/>
+              </w:rPr>
+              <w:t>Latencia p99 (ms)</w:t>
+            </w:r>
+          </w:p>
+        </w:tc>
+        <w:tc>
+          <w:tcPr>
+            <w:tcW w:type="dxa" w:w="1296"/>
+          </w:tcPr>
+          <w:p>
+            <w:pPr>
+              <w:spacing w:before="40" w:after="40"/>
+              <w:jc w:val="left"/>
+            </w:pPr>
+            <w:r/>
+            <w:r>
+              <w:rPr>
+                <w:rFonts w:ascii="Times New Roman" w:hAnsi="Times New Roman"/>
+                <w:b w:val="0"/>
+                <w:color w:val="000000"/>
+                <w:sz w:val="20"/>
+              </w:rPr>
+              <w:t>520</w:t>
+            </w:r>
+          </w:p>
+        </w:tc>
+        <w:tc>
+          <w:tcPr>
+            <w:tcW w:type="dxa" w:w="1440"/>
+          </w:tcPr>
+          <w:p>
+            <w:pPr>
+              <w:spacing w:before="40" w:after="40"/>
+              <w:jc w:val="left"/>
+            </w:pPr>
+            <w:r/>
+            <w:r>
+              <w:rPr>
+                <w:rFonts w:ascii="Times New Roman" w:hAnsi="Times New Roman"/>
+                <w:b w:val="0"/>
+                <w:color w:val="000000"/>
+                <w:sz w:val="20"/>
+              </w:rPr>
+              <w:t>1,800</w:t>
+            </w:r>
+          </w:p>
+        </w:tc>
+        <w:tc>
+          <w:tcPr>
+            <w:tcW w:type="dxa" w:w="1584"/>
+          </w:tcPr>
+          <w:p>
+            <w:pPr>
+              <w:spacing w:before="40" w:after="40"/>
+              <w:jc w:val="left"/>
+            </w:pPr>
+            <w:r/>
+            <w:r>
+              <w:rPr>
+                <w:rFonts w:ascii="Times New Roman" w:hAnsi="Times New Roman"/>
+                <w:b w:val="0"/>
+                <w:color w:val="000000"/>
+                <w:sz w:val="20"/>
+              </w:rPr>
+              <w:t>4,100</w:t>
+            </w:r>
+          </w:p>
+        </w:tc>
+        <w:tc>
+          <w:tcPr>
+            <w:tcW w:type="dxa" w:w="1440"/>
+          </w:tcPr>
+          <w:p>
+            <w:pPr>
+              <w:spacing w:before="40" w:after="40"/>
+              <w:jc w:val="left"/>
+            </w:pPr>
+            <w:r/>
+            <w:r>
+              <w:rPr>
+                <w:rFonts w:ascii="Times New Roman" w:hAnsi="Times New Roman"/>
+                <w:b w:val="0"/>
+                <w:color w:val="000000"/>
+                <w:sz w:val="20"/>
+              </w:rPr>
+              <w:t>&lt; 4,000 ms</w:t>
+            </w:r>
+          </w:p>
+        </w:tc>
+      </w:tr>
+      <w:tr>
+        <w:tc>
+          <w:tcPr>
+            <w:tcW w:type="dxa" w:w="2736"/>
+          </w:tcPr>
+          <w:p>
+            <w:pPr>
+              <w:spacing w:before="40" w:after="40"/>
+              <w:jc w:val="left"/>
+            </w:pPr>
+            <w:r/>
+            <w:r>
+              <w:rPr>
+                <w:rFonts w:ascii="Times New Roman" w:hAnsi="Times New Roman"/>
+                <w:b w:val="0"/>
+                <w:color w:val="000000"/>
+                <w:sz w:val="20"/>
+              </w:rPr>
+              <w:t>Disponibilidad (%)</w:t>
+            </w:r>
+          </w:p>
+        </w:tc>
+        <w:tc>
+          <w:tcPr>
+            <w:tcW w:type="dxa" w:w="1296"/>
+          </w:tcPr>
+          <w:p>
+            <w:pPr>
+              <w:spacing w:before="40" w:after="40"/>
+              <w:jc w:val="left"/>
+            </w:pPr>
+            <w:r/>
+            <w:r>
+              <w:rPr>
+                <w:rFonts w:ascii="Times New Roman" w:hAnsi="Times New Roman"/>
+                <w:b w:val="0"/>
+                <w:color w:val="000000"/>
+                <w:sz w:val="20"/>
+              </w:rPr>
+              <w:t>100%</w:t>
+            </w:r>
+          </w:p>
+        </w:tc>
+        <w:tc>
+          <w:tcPr>
+            <w:tcW w:type="dxa" w:w="1440"/>
+          </w:tcPr>
+          <w:p>
+            <w:pPr>
+              <w:spacing w:before="40" w:after="40"/>
+              <w:jc w:val="left"/>
+            </w:pPr>
+            <w:r/>
+            <w:r>
+              <w:rPr>
+                <w:rFonts w:ascii="Times New Roman" w:hAnsi="Times New Roman"/>
+                <w:b w:val="0"/>
+                <w:color w:val="000000"/>
+                <w:sz w:val="20"/>
+              </w:rPr>
+              <w:t>99.8%</w:t>
+            </w:r>
+          </w:p>
+        </w:tc>
+        <w:tc>
+          <w:tcPr>
+            <w:tcW w:type="dxa" w:w="1584"/>
+          </w:tcPr>
+          <w:p>
+            <w:pPr>
+              <w:spacing w:before="40" w:after="40"/>
+              <w:jc w:val="left"/>
+            </w:pPr>
+            <w:r/>
+            <w:r>
+              <w:rPr>
+                <w:rFonts w:ascii="Times New Roman" w:hAnsi="Times New Roman"/>
+                <w:b w:val="0"/>
+                <w:color w:val="000000"/>
+                <w:sz w:val="20"/>
+              </w:rPr>
+              <w:t>98.5%</w:t>
+            </w:r>
+          </w:p>
+        </w:tc>
+        <w:tc>
+          <w:tcPr>
+            <w:tcW w:type="dxa" w:w="1440"/>
+          </w:tcPr>
+          <w:p>
+            <w:pPr>
+              <w:spacing w:before="40" w:after="40"/>
+              <w:jc w:val="left"/>
+            </w:pPr>
+            <w:r/>
+            <w:r>
+              <w:rPr>
+                <w:rFonts w:ascii="Times New Roman" w:hAnsi="Times New Roman"/>
+                <w:b w:val="0"/>
+                <w:color w:val="000000"/>
+                <w:sz w:val="20"/>
+              </w:rPr>
+              <w:t>≥ 99.5%</w:t>
+            </w:r>
+          </w:p>
+        </w:tc>
+      </w:tr>
+      <w:tr>
+        <w:tc>
+          <w:tcPr>
+            <w:tcW w:type="dxa" w:w="2736"/>
+          </w:tcPr>
+          <w:p>
+            <w:pPr>
+              <w:spacing w:before="40" w:after="40"/>
+              <w:jc w:val="left"/>
+            </w:pPr>
+            <w:r/>
+            <w:r>
+              <w:rPr>
+                <w:rFonts w:ascii="Times New Roman" w:hAnsi="Times New Roman"/>
+                <w:b w:val="0"/>
+                <w:color w:val="000000"/>
+                <w:sz w:val="20"/>
+              </w:rPr>
+              <w:t>Tasa de error (%)</w:t>
+            </w:r>
+          </w:p>
+        </w:tc>
+        <w:tc>
+          <w:tcPr>
+            <w:tcW w:type="dxa" w:w="1296"/>
+          </w:tcPr>
+          <w:p>
+            <w:pPr>
+              <w:spacing w:before="40" w:after="40"/>
+              <w:jc w:val="left"/>
+            </w:pPr>
+            <w:r/>
+            <w:r>
+              <w:rPr>
+                <w:rFonts w:ascii="Times New Roman" w:hAnsi="Times New Roman"/>
+                <w:b w:val="0"/>
+                <w:color w:val="000000"/>
+                <w:sz w:val="20"/>
+              </w:rPr>
+              <w:t>0.0%</w:t>
+            </w:r>
+          </w:p>
+        </w:tc>
+        <w:tc>
+          <w:tcPr>
+            <w:tcW w:type="dxa" w:w="1440"/>
+          </w:tcPr>
+          <w:p>
+            <w:pPr>
+              <w:spacing w:before="40" w:after="40"/>
+              <w:jc w:val="left"/>
+            </w:pPr>
+            <w:r/>
+            <w:r>
+              <w:rPr>
+                <w:rFonts w:ascii="Times New Roman" w:hAnsi="Times New Roman"/>
+                <w:b w:val="0"/>
+                <w:color w:val="000000"/>
+                <w:sz w:val="20"/>
+              </w:rPr>
+              <w:t>0.1%</w:t>
+            </w:r>
+          </w:p>
+        </w:tc>
+        <w:tc>
+          <w:tcPr>
+            <w:tcW w:type="dxa" w:w="1584"/>
+          </w:tcPr>
+          <w:p>
+            <w:pPr>
+              <w:spacing w:before="40" w:after="40"/>
+              <w:jc w:val="left"/>
+            </w:pPr>
+            <w:r/>
+            <w:r>
+              <w:rPr>
+                <w:rFonts w:ascii="Times New Roman" w:hAnsi="Times New Roman"/>
+                <w:b w:val="0"/>
+                <w:color w:val="000000"/>
+                <w:sz w:val="20"/>
+              </w:rPr>
+              <w:t>0.5%</w:t>
+            </w:r>
+          </w:p>
+        </w:tc>
+        <w:tc>
+          <w:tcPr>
+            <w:tcW w:type="dxa" w:w="1440"/>
+          </w:tcPr>
+          <w:p>
+            <w:pPr>
+              <w:spacing w:before="40" w:after="40"/>
+              <w:jc w:val="left"/>
+            </w:pPr>
+            <w:r/>
+            <w:r>
+              <w:rPr>
+                <w:rFonts w:ascii="Times New Roman" w:hAnsi="Times New Roman"/>
+                <w:b w:val="0"/>
+                <w:color w:val="000000"/>
+                <w:sz w:val="20"/>
+              </w:rPr>
+              <w:t>&lt; 1%</w:t>
+            </w:r>
+          </w:p>
+        </w:tc>
+      </w:tr>
+      <w:tr>
+        <w:tc>
+          <w:tcPr>
+            <w:tcW w:type="dxa" w:w="2736"/>
+          </w:tcPr>
+          <w:p>
+            <w:pPr>
+              <w:spacing w:before="40" w:after="40"/>
+              <w:jc w:val="left"/>
+            </w:pPr>
+            <w:r/>
+            <w:r>
+              <w:rPr>
+                <w:rFonts w:ascii="Times New Roman" w:hAnsi="Times New Roman"/>
+                <w:b w:val="0"/>
+                <w:color w:val="000000"/>
+                <w:sz w:val="20"/>
+              </w:rPr>
+              <w:t>Throughput (req/s)</w:t>
+            </w:r>
+          </w:p>
+        </w:tc>
+        <w:tc>
+          <w:tcPr>
+            <w:tcW w:type="dxa" w:w="1296"/>
+          </w:tcPr>
+          <w:p>
+            <w:pPr>
+              <w:spacing w:before="40" w:after="40"/>
+              <w:jc w:val="left"/>
+            </w:pPr>
+            <w:r/>
+            <w:r>
+              <w:rPr>
+                <w:rFonts w:ascii="Times New Roman" w:hAnsi="Times New Roman"/>
+                <w:b w:val="0"/>
+                <w:color w:val="000000"/>
+                <w:sz w:val="20"/>
+              </w:rPr>
+              <w:t>210</w:t>
+            </w:r>
+          </w:p>
+        </w:tc>
+        <w:tc>
+          <w:tcPr>
+            <w:tcW w:type="dxa" w:w="1440"/>
+          </w:tcPr>
+          <w:p>
+            <w:pPr>
+              <w:spacing w:before="40" w:after="40"/>
+              <w:jc w:val="left"/>
+            </w:pPr>
+            <w:r/>
+            <w:r>
+              <w:rPr>
+                <w:rFonts w:ascii="Times New Roman" w:hAnsi="Times New Roman"/>
+                <w:b w:val="0"/>
+                <w:color w:val="000000"/>
+                <w:sz w:val="20"/>
+              </w:rPr>
+              <w:t>148</w:t>
+            </w:r>
+          </w:p>
+        </w:tc>
+        <w:tc>
+          <w:tcPr>
+            <w:tcW w:type="dxa" w:w="1584"/>
+          </w:tcPr>
+          <w:p>
+            <w:pPr>
+              <w:spacing w:before="40" w:after="40"/>
+              <w:jc w:val="left"/>
+            </w:pPr>
+            <w:r/>
+            <w:r>
+              <w:rPr>
+                <w:rFonts w:ascii="Times New Roman" w:hAnsi="Times New Roman"/>
+                <w:b w:val="0"/>
+                <w:color w:val="000000"/>
+                <w:sz w:val="20"/>
+              </w:rPr>
+              <w:t>95</w:t>
+            </w:r>
+          </w:p>
+        </w:tc>
+        <w:tc>
+          <w:tcPr>
+            <w:tcW w:type="dxa" w:w="1440"/>
+          </w:tcPr>
+          <w:p>
+            <w:pPr>
+              <w:spacing w:before="40" w:after="40"/>
+              <w:jc w:val="left"/>
+            </w:pPr>
+            <w:r/>
+            <w:r>
+              <w:rPr>
+                <w:rFonts w:ascii="Times New Roman" w:hAnsi="Times New Roman"/>
+                <w:b w:val="0"/>
+                <w:color w:val="000000"/>
+                <w:sz w:val="20"/>
+              </w:rPr>
+              <w:t>≥ 100 req/s</w:t>
+            </w:r>
+          </w:p>
+        </w:tc>
+      </w:tr>
+    </w:tbl>
+    <w:p>
+      <w:pPr>
+        <w:spacing w:line="480" w:lineRule="auto"/>
+      </w:pPr>
+      <w:r>
+        <w:rPr>
+          <w:rFonts w:ascii="Times New Roman" w:hAnsi="Times New Roman"/>
+          <w:b w:val="0"/>
+          <w:i/>
+          <w:color w:val="000000"/>
+          <w:sz w:val="24"/>
+        </w:rPr>
+        <w:t xml:space="preserve">Nota. </w:t>
+      </w:r>
+      <w:r>
+        <w:rPr>
+          <w:rFonts w:ascii="Times New Roman" w:hAnsi="Times New Roman"/>
+          <w:b w:val="0"/>
+          <w:i w:val="0"/>
+          <w:color w:val="000000"/>
+          <w:sz w:val="24"/>
+        </w:rPr>
+        <w:t>A 1,000 usuarios concurrentes se observó latencia p95 de 2,800 ms (por encima del umbral de 2,000 ms, Nygard, 2018) y throughput de 95 req/s (por debajo de la meta de 100 req/s). Se recomienda implementar caché Redis y optimización de consultas SQL para escalar a esta carga.</w:t>
+      </w:r>
+    </w:p>
+    <w:p>
+      <w:pPr>
+        <w:spacing w:line="480" w:lineRule="auto" w:before="0" w:after="0"/>
+        <w:jc w:val="center"/>
+      </w:pPr>
+      <w:r>
+        <w:rPr>
+          <w:rFonts w:ascii="Times New Roman" w:hAnsi="Times New Roman"/>
+          <w:b/>
+          <w:i w:val="0"/>
+          <w:color w:val="000000"/>
+          <w:sz w:val="24"/>
+        </w:rPr>
+        <w:t>6. Gestión de Defectos</w:t>
+      </w:r>
+    </w:p>
+    <w:p>
+      <w:pPr>
+        <w:spacing w:line="480" w:lineRule="auto" w:before="0" w:after="0"/>
+        <w:ind w:firstLine="720"/>
+        <w:jc w:val="left"/>
+      </w:pPr>
+      <w:r>
+        <w:rPr>
+          <w:rFonts w:ascii="Times New Roman" w:hAnsi="Times New Roman"/>
+          <w:b w:val="0"/>
+          <w:i w:val="0"/>
+          <w:color w:val="000000"/>
+          <w:sz w:val="24"/>
+        </w:rPr>
+        <w:t>Durante el ciclo de validación se identificaron y gestionaron 20 hallazgos QA (H#1–H#20). La Tabla 5 presenta el resumen por severidad y estado de resolución, conforme a la taxonomía de defectos de IEEE 1044-2009 (IEEE, 2009).</w:t>
+      </w:r>
+    </w:p>
+    <w:p>
+      <w:pPr>
+        <w:spacing w:line="480" w:lineRule="auto" w:before="0" w:after="0"/>
+        <w:jc w:val="left"/>
+      </w:pPr>
+    </w:p>
+    <w:p>
+      <w:pPr>
+        <w:spacing w:line="480" w:lineRule="auto"/>
+        <w:jc w:val="center"/>
+      </w:pPr>
+      <w:r>
+        <w:rPr>
+          <w:rFonts w:ascii="Times New Roman" w:hAnsi="Times New Roman"/>
+          <w:b w:val="0"/>
+          <w:i w:val="0"/>
+          <w:color w:val="000000"/>
+          <w:sz w:val="24"/>
+        </w:rPr>
+        <w:t>Tabla 5</w:t>
+      </w:r>
+    </w:p>
+    <w:p>
+      <w:pPr>
+        <w:spacing w:line="480" w:lineRule="auto"/>
+        <w:jc w:val="left"/>
+      </w:pPr>
+      <w:r>
+        <w:rPr>
+          <w:rFonts w:ascii="Times New Roman" w:hAnsi="Times New Roman"/>
+          <w:b w:val="0"/>
+          <w:i/>
+          <w:color w:val="000000"/>
+          <w:sz w:val="24"/>
+        </w:rPr>
+        <w:t>Resumen de Defectos por Severidad y Estado (IEEE 1044-2009)</w:t>
+      </w:r>
+    </w:p>
+    <w:tbl>
+      <w:tblPr>
+        <w:tblStyle w:val="TableGrid"/>
+        <w:tblW w:type="auto" w:w="0"/>
+        <w:jc w:val="center"/>
+        <w:tblLook w:firstColumn="1" w:firstRow="1" w:lastColumn="0" w:lastRow="0" w:noHBand="0" w:noVBand="1" w:val="04A0"/>
+      </w:tblPr>
+      <w:tblGrid>
+        <w:gridCol w:w="1872"/>
+        <w:gridCol w:w="1872"/>
+        <w:gridCol w:w="1872"/>
+        <w:gridCol w:w="1872"/>
+        <w:gridCol w:w="1872"/>
+      </w:tblGrid>
+      <w:tr>
+        <w:tc>
+          <w:tcPr>
+            <w:tcW w:type="dxa" w:w="2448"/>
+            <w:shd w:val="clear" w:color="auto" w:fill="D0D0D0"/>
+          </w:tcPr>
+          <w:p>
+            <w:pPr>
+              <w:spacing w:before="40" w:after="40"/>
+              <w:jc w:val="left"/>
+            </w:pPr>
+            <w:r/>
+            <w:r>
+              <w:rPr>
+                <w:rFonts w:ascii="Times New Roman" w:hAnsi="Times New Roman"/>
+                <w:b/>
+                <w:color w:val="000000"/>
+                <w:sz w:val="20"/>
+              </w:rPr>
+              <w:t>Severidad</w:t>
+            </w:r>
+          </w:p>
+        </w:tc>
+        <w:tc>
+          <w:tcPr>
+            <w:tcW w:type="dxa" w:w="2880"/>
+            <w:shd w:val="clear" w:color="auto" w:fill="D0D0D0"/>
+          </w:tcPr>
+          <w:p>
+            <w:pPr>
+              <w:spacing w:before="40" w:after="40"/>
+              <w:jc w:val="left"/>
+            </w:pPr>
+            <w:r/>
+            <w:r>
+              <w:rPr>
+                <w:rFonts w:ascii="Times New Roman" w:hAnsi="Times New Roman"/>
+                <w:b/>
+                <w:color w:val="000000"/>
+                <w:sz w:val="20"/>
+              </w:rPr>
+              <w:t>Descripción</w:t>
+            </w:r>
+          </w:p>
+        </w:tc>
+        <w:tc>
+          <w:tcPr>
+            <w:tcW w:type="dxa" w:w="1584"/>
+            <w:shd w:val="clear" w:color="auto" w:fill="D0D0D0"/>
+          </w:tcPr>
+          <w:p>
+            <w:pPr>
+              <w:spacing w:before="40" w:after="40"/>
+              <w:jc w:val="left"/>
+            </w:pPr>
+            <w:r/>
+            <w:r>
+              <w:rPr>
+                <w:rFonts w:ascii="Times New Roman" w:hAnsi="Times New Roman"/>
+                <w:b/>
+                <w:color w:val="000000"/>
+                <w:sz w:val="20"/>
+              </w:rPr>
+              <w:t>Identificados</w:t>
+            </w:r>
+          </w:p>
+        </w:tc>
+        <w:tc>
+          <w:tcPr>
+            <w:tcW w:type="dxa" w:w="1440"/>
+            <w:shd w:val="clear" w:color="auto" w:fill="D0D0D0"/>
+          </w:tcPr>
+          <w:p>
+            <w:pPr>
+              <w:spacing w:before="40" w:after="40"/>
+              <w:jc w:val="left"/>
+            </w:pPr>
+            <w:r/>
+            <w:r>
+              <w:rPr>
+                <w:rFonts w:ascii="Times New Roman" w:hAnsi="Times New Roman"/>
+                <w:b/>
+                <w:color w:val="000000"/>
+                <w:sz w:val="20"/>
+              </w:rPr>
+              <w:t>Resueltos</w:t>
+            </w:r>
+          </w:p>
+        </w:tc>
+        <w:tc>
+          <w:tcPr>
+            <w:tcW w:type="dxa" w:w="1440"/>
+            <w:shd w:val="clear" w:color="auto" w:fill="D0D0D0"/>
+          </w:tcPr>
+          <w:p>
+            <w:pPr>
+              <w:spacing w:before="40" w:after="40"/>
+              <w:jc w:val="left"/>
+            </w:pPr>
+            <w:r/>
+            <w:r>
+              <w:rPr>
+                <w:rFonts w:ascii="Times New Roman" w:hAnsi="Times New Roman"/>
+                <w:b/>
+                <w:color w:val="000000"/>
+                <w:sz w:val="20"/>
+              </w:rPr>
+              <w:t>Pendientes</w:t>
+            </w:r>
+          </w:p>
+        </w:tc>
+      </w:tr>
+      <w:tr>
+        <w:tc>
+          <w:tcPr>
+            <w:tcW w:type="dxa" w:w="2448"/>
+          </w:tcPr>
+          <w:p>
+            <w:pPr>
+              <w:spacing w:before="40" w:after="40"/>
+              <w:jc w:val="left"/>
+            </w:pPr>
+            <w:r/>
+            <w:r>
+              <w:rPr>
+                <w:rFonts w:ascii="Times New Roman" w:hAnsi="Times New Roman"/>
+                <w:b w:val="0"/>
+                <w:color w:val="000000"/>
+                <w:sz w:val="20"/>
+              </w:rPr>
+              <w:t>Crítico (Bloqueante)</w:t>
+            </w:r>
+          </w:p>
+        </w:tc>
+        <w:tc>
+          <w:tcPr>
+            <w:tcW w:type="dxa" w:w="2880"/>
+          </w:tcPr>
+          <w:p>
+            <w:pPr>
+              <w:spacing w:before="40" w:after="40"/>
+              <w:jc w:val="left"/>
+            </w:pPr>
+            <w:r/>
+            <w:r>
+              <w:rPr>
+                <w:rFonts w:ascii="Times New Roman" w:hAnsi="Times New Roman"/>
+                <w:b w:val="0"/>
+                <w:color w:val="000000"/>
+                <w:sz w:val="20"/>
+              </w:rPr>
+              <w:t>Impide uso del sistema</w:t>
+            </w:r>
+          </w:p>
+        </w:tc>
+        <w:tc>
+          <w:tcPr>
+            <w:tcW w:type="dxa" w:w="1584"/>
+          </w:tcPr>
+          <w:p>
+            <w:pPr>
+              <w:spacing w:before="40" w:after="40"/>
+              <w:jc w:val="left"/>
+            </w:pPr>
+            <w:r/>
+            <w:r>
+              <w:rPr>
+                <w:rFonts w:ascii="Times New Roman" w:hAnsi="Times New Roman"/>
+                <w:b w:val="0"/>
+                <w:color w:val="000000"/>
+                <w:sz w:val="20"/>
+              </w:rPr>
+              <w:t>0</w:t>
+            </w:r>
+          </w:p>
+        </w:tc>
+        <w:tc>
+          <w:tcPr>
+            <w:tcW w:type="dxa" w:w="1440"/>
+          </w:tcPr>
+          <w:p>
+            <w:pPr>
+              <w:spacing w:before="40" w:after="40"/>
+              <w:jc w:val="left"/>
+            </w:pPr>
+            <w:r/>
+            <w:r>
+              <w:rPr>
+                <w:rFonts w:ascii="Times New Roman" w:hAnsi="Times New Roman"/>
+                <w:b w:val="0"/>
+                <w:color w:val="000000"/>
+                <w:sz w:val="20"/>
+              </w:rPr>
+              <w:t>0</w:t>
+            </w:r>
+          </w:p>
+        </w:tc>
+        <w:tc>
+          <w:tcPr>
+            <w:tcW w:type="dxa" w:w="1440"/>
+          </w:tcPr>
+          <w:p>
+            <w:pPr>
+              <w:spacing w:before="40" w:after="40"/>
+              <w:jc w:val="left"/>
+            </w:pPr>
+            <w:r/>
+            <w:r>
+              <w:rPr>
+                <w:rFonts w:ascii="Times New Roman" w:hAnsi="Times New Roman"/>
+                <w:b w:val="0"/>
+                <w:color w:val="000000"/>
+                <w:sz w:val="20"/>
+              </w:rPr>
+              <w:t>0</w:t>
+            </w:r>
+          </w:p>
+        </w:tc>
+      </w:tr>
+      <w:tr>
+        <w:tc>
+          <w:tcPr>
+            <w:tcW w:type="dxa" w:w="2448"/>
+          </w:tcPr>
+          <w:p>
+            <w:pPr>
+              <w:spacing w:before="40" w:after="40"/>
+              <w:jc w:val="left"/>
+            </w:pPr>
+            <w:r/>
+            <w:r>
+              <w:rPr>
+                <w:rFonts w:ascii="Times New Roman" w:hAnsi="Times New Roman"/>
+                <w:b w:val="0"/>
+                <w:color w:val="000000"/>
+                <w:sz w:val="20"/>
+              </w:rPr>
+              <w:t>Mayor (Funcional)</w:t>
+            </w:r>
+          </w:p>
+        </w:tc>
+        <w:tc>
+          <w:tcPr>
+            <w:tcW w:type="dxa" w:w="2880"/>
+          </w:tcPr>
+          <w:p>
+            <w:pPr>
+              <w:spacing w:before="40" w:after="40"/>
+              <w:jc w:val="left"/>
+            </w:pPr>
+            <w:r/>
+            <w:r>
+              <w:rPr>
+                <w:rFonts w:ascii="Times New Roman" w:hAnsi="Times New Roman"/>
+                <w:b w:val="0"/>
+                <w:color w:val="000000"/>
+                <w:sz w:val="20"/>
+              </w:rPr>
+              <w:t>Fallo en función principal</w:t>
+            </w:r>
+          </w:p>
+        </w:tc>
+        <w:tc>
+          <w:tcPr>
+            <w:tcW w:type="dxa" w:w="1584"/>
+          </w:tcPr>
+          <w:p>
+            <w:pPr>
+              <w:spacing w:before="40" w:after="40"/>
+              <w:jc w:val="left"/>
+            </w:pPr>
+            <w:r/>
+            <w:r>
+              <w:rPr>
+                <w:rFonts w:ascii="Times New Roman" w:hAnsi="Times New Roman"/>
+                <w:b w:val="0"/>
+                <w:color w:val="000000"/>
+                <w:sz w:val="20"/>
+              </w:rPr>
+              <w:t>19</w:t>
+            </w:r>
+          </w:p>
+        </w:tc>
+        <w:tc>
+          <w:tcPr>
+            <w:tcW w:type="dxa" w:w="1440"/>
+          </w:tcPr>
+          <w:p>
+            <w:pPr>
+              <w:spacing w:before="40" w:after="40"/>
+              <w:jc w:val="left"/>
+            </w:pPr>
+            <w:r/>
+            <w:r>
+              <w:rPr>
+                <w:rFonts w:ascii="Times New Roman" w:hAnsi="Times New Roman"/>
+                <w:b w:val="0"/>
+                <w:color w:val="000000"/>
+                <w:sz w:val="20"/>
+              </w:rPr>
+              <w:t>19</w:t>
+            </w:r>
+          </w:p>
+        </w:tc>
+        <w:tc>
+          <w:tcPr>
+            <w:tcW w:type="dxa" w:w="1440"/>
+          </w:tcPr>
+          <w:p>
+            <w:pPr>
+              <w:spacing w:before="40" w:after="40"/>
+              <w:jc w:val="left"/>
+            </w:pPr>
+            <w:r/>
+            <w:r>
+              <w:rPr>
+                <w:rFonts w:ascii="Times New Roman" w:hAnsi="Times New Roman"/>
+                <w:b w:val="0"/>
+                <w:color w:val="000000"/>
+                <w:sz w:val="20"/>
+              </w:rPr>
+              <w:t>0</w:t>
+            </w:r>
+          </w:p>
+        </w:tc>
+      </w:tr>
+      <w:tr>
+        <w:tc>
+          <w:tcPr>
+            <w:tcW w:type="dxa" w:w="2448"/>
+          </w:tcPr>
+          <w:p>
+            <w:pPr>
+              <w:spacing w:before="40" w:after="40"/>
+              <w:jc w:val="left"/>
+            </w:pPr>
+            <w:r/>
+            <w:r>
+              <w:rPr>
+                <w:rFonts w:ascii="Times New Roman" w:hAnsi="Times New Roman"/>
+                <w:b w:val="0"/>
+                <w:color w:val="000000"/>
+                <w:sz w:val="20"/>
+              </w:rPr>
+              <w:t>Menor (UX/Mejora)</w:t>
+            </w:r>
+          </w:p>
+        </w:tc>
+        <w:tc>
+          <w:tcPr>
+            <w:tcW w:type="dxa" w:w="2880"/>
+          </w:tcPr>
+          <w:p>
+            <w:pPr>
+              <w:spacing w:before="40" w:after="40"/>
+              <w:jc w:val="left"/>
+            </w:pPr>
+            <w:r/>
+            <w:r>
+              <w:rPr>
+                <w:rFonts w:ascii="Times New Roman" w:hAnsi="Times New Roman"/>
+                <w:b w:val="0"/>
+                <w:color w:val="000000"/>
+                <w:sz w:val="20"/>
+              </w:rPr>
+              <w:t>Experiencia de usuario</w:t>
+            </w:r>
+          </w:p>
+        </w:tc>
+        <w:tc>
+          <w:tcPr>
+            <w:tcW w:type="dxa" w:w="1584"/>
+          </w:tcPr>
+          <w:p>
+            <w:pPr>
+              <w:spacing w:before="40" w:after="40"/>
+              <w:jc w:val="left"/>
+            </w:pPr>
+            <w:r/>
+            <w:r>
+              <w:rPr>
+                <w:rFonts w:ascii="Times New Roman" w:hAnsi="Times New Roman"/>
+                <w:b w:val="0"/>
+                <w:color w:val="000000"/>
+                <w:sz w:val="20"/>
+              </w:rPr>
+              <w:t>1</w:t>
+            </w:r>
+          </w:p>
+        </w:tc>
+        <w:tc>
+          <w:tcPr>
+            <w:tcW w:type="dxa" w:w="1440"/>
+          </w:tcPr>
+          <w:p>
+            <w:pPr>
+              <w:spacing w:before="40" w:after="40"/>
+              <w:jc w:val="left"/>
+            </w:pPr>
+            <w:r/>
+            <w:r>
+              <w:rPr>
+                <w:rFonts w:ascii="Times New Roman" w:hAnsi="Times New Roman"/>
+                <w:b w:val="0"/>
+                <w:color w:val="000000"/>
+                <w:sz w:val="20"/>
+              </w:rPr>
+              <w:t>0</w:t>
+            </w:r>
+          </w:p>
+        </w:tc>
+        <w:tc>
+          <w:tcPr>
+            <w:tcW w:type="dxa" w:w="1440"/>
+          </w:tcPr>
+          <w:p>
+            <w:pPr>
+              <w:spacing w:before="40" w:after="40"/>
+              <w:jc w:val="left"/>
+            </w:pPr>
+            <w:r/>
+            <w:r>
+              <w:rPr>
+                <w:rFonts w:ascii="Times New Roman" w:hAnsi="Times New Roman"/>
+                <w:b w:val="0"/>
+                <w:color w:val="000000"/>
+                <w:sz w:val="20"/>
+              </w:rPr>
+              <w:t>1*</w:t>
+            </w:r>
+          </w:p>
+        </w:tc>
+      </w:tr>
+      <w:tr>
+        <w:tc>
+          <w:tcPr>
+            <w:tcW w:type="dxa" w:w="2448"/>
+          </w:tcPr>
+          <w:p>
+            <w:pPr>
+              <w:spacing w:before="40" w:after="40"/>
+              <w:jc w:val="left"/>
+            </w:pPr>
+            <w:r/>
+            <w:r>
+              <w:rPr>
+                <w:rFonts w:ascii="Times New Roman" w:hAnsi="Times New Roman"/>
+                <w:b w:val="0"/>
+                <w:color w:val="000000"/>
+                <w:sz w:val="20"/>
+              </w:rPr>
+              <w:t>Total</w:t>
+            </w:r>
+          </w:p>
+        </w:tc>
+        <w:tc>
+          <w:tcPr>
+            <w:tcW w:type="dxa" w:w="2880"/>
+          </w:tcPr>
+          <w:p>
+            <w:pPr>
+              <w:spacing w:before="40" w:after="40"/>
+              <w:jc w:val="left"/>
+            </w:pPr>
+            <w:r/>
+            <w:r>
+              <w:rPr>
+                <w:rFonts w:ascii="Times New Roman" w:hAnsi="Times New Roman"/>
+                <w:b w:val="0"/>
+                <w:color w:val="000000"/>
+                <w:sz w:val="20"/>
+              </w:rPr>
+              <w:t>—</w:t>
+            </w:r>
+          </w:p>
+        </w:tc>
+        <w:tc>
+          <w:tcPr>
+            <w:tcW w:type="dxa" w:w="1584"/>
+          </w:tcPr>
+          <w:p>
+            <w:pPr>
+              <w:spacing w:before="40" w:after="40"/>
+              <w:jc w:val="left"/>
+            </w:pPr>
+            <w:r/>
+            <w:r>
+              <w:rPr>
+                <w:rFonts w:ascii="Times New Roman" w:hAnsi="Times New Roman"/>
+                <w:b w:val="0"/>
+                <w:color w:val="000000"/>
+                <w:sz w:val="20"/>
+              </w:rPr>
+              <w:t>20</w:t>
+            </w:r>
+          </w:p>
+        </w:tc>
+        <w:tc>
+          <w:tcPr>
+            <w:tcW w:type="dxa" w:w="1440"/>
+          </w:tcPr>
+          <w:p>
+            <w:pPr>
+              <w:spacing w:before="40" w:after="40"/>
+              <w:jc w:val="left"/>
+            </w:pPr>
+            <w:r/>
+            <w:r>
+              <w:rPr>
+                <w:rFonts w:ascii="Times New Roman" w:hAnsi="Times New Roman"/>
+                <w:b w:val="0"/>
+                <w:color w:val="000000"/>
+                <w:sz w:val="20"/>
+              </w:rPr>
+              <w:t>19</w:t>
+            </w:r>
+          </w:p>
+        </w:tc>
+        <w:tc>
+          <w:tcPr>
+            <w:tcW w:type="dxa" w:w="1440"/>
+          </w:tcPr>
+          <w:p>
+            <w:pPr>
+              <w:spacing w:before="40" w:after="40"/>
+              <w:jc w:val="left"/>
+            </w:pPr>
+            <w:r/>
+            <w:r>
+              <w:rPr>
+                <w:rFonts w:ascii="Times New Roman" w:hAnsi="Times New Roman"/>
+                <w:b w:val="0"/>
+                <w:color w:val="000000"/>
+                <w:sz w:val="20"/>
+              </w:rPr>
+              <w:t>1</w:t>
+            </w:r>
+          </w:p>
+        </w:tc>
+      </w:tr>
+    </w:tbl>
+    <w:p>
+      <w:pPr>
+        <w:spacing w:line="480" w:lineRule="auto"/>
+      </w:pPr>
+      <w:r>
+        <w:rPr>
+          <w:rFonts w:ascii="Times New Roman" w:hAnsi="Times New Roman"/>
+          <w:b w:val="0"/>
+          <w:i/>
+          <w:color w:val="000000"/>
+          <w:sz w:val="24"/>
+        </w:rPr>
+        <w:t xml:space="preserve">Nota. </w:t>
+      </w:r>
+      <w:r>
+        <w:rPr>
+          <w:rFonts w:ascii="Times New Roman" w:hAnsi="Times New Roman"/>
+          <w:b w:val="0"/>
+          <w:i w:val="0"/>
+          <w:color w:val="000000"/>
+          <w:sz w:val="24"/>
+        </w:rPr>
+        <w:t>*El defecto pendiente corresponde a la integración con Google Drive/OneDrive, prevista para la Fase 2 del sistema. No constituye un bloqueante para la aprobación de la validación de la Fase 1 (Objetivo 3).</w:t>
+      </w:r>
+    </w:p>
+    <w:p>
+      <w:pPr>
+        <w:spacing w:line="480" w:lineRule="auto" w:before="0" w:after="0"/>
+        <w:jc w:val="center"/>
+      </w:pPr>
+      <w:r>
+        <w:rPr>
+          <w:rFonts w:ascii="Times New Roman" w:hAnsi="Times New Roman"/>
+          <w:b/>
+          <w:i w:val="0"/>
+          <w:color w:val="000000"/>
+          <w:sz w:val="24"/>
+        </w:rPr>
+        <w:t>7. Análisis de Conformidad con Requisitos</w:t>
+      </w:r>
+    </w:p>
+    <w:p>
+      <w:pPr>
+        <w:spacing w:line="480" w:lineRule="auto" w:before="0" w:after="0"/>
+        <w:ind w:firstLine="720"/>
+        <w:jc w:val="left"/>
+      </w:pPr>
+      <w:r>
+        <w:rPr>
+          <w:rFonts w:ascii="Times New Roman" w:hAnsi="Times New Roman"/>
+          <w:b w:val="0"/>
+          <w:i w:val="0"/>
+          <w:color w:val="000000"/>
+          <w:sz w:val="24"/>
+        </w:rPr>
+        <w:t>La Tabla 6 presenta el análisis de trazabilidad entre los requisitos funcionales del Objetivo 3 y los resultados obtenidos, verificando la conformidad del producto con las especificaciones originales.</w:t>
+      </w:r>
+    </w:p>
+    <w:p>
+      <w:pPr>
+        <w:spacing w:line="480" w:lineRule="auto" w:before="0" w:after="0"/>
+        <w:jc w:val="left"/>
+      </w:pPr>
+    </w:p>
+    <w:p>
+      <w:pPr>
+        <w:spacing w:line="480" w:lineRule="auto"/>
+        <w:jc w:val="center"/>
+      </w:pPr>
+      <w:r>
+        <w:rPr>
+          <w:rFonts w:ascii="Times New Roman" w:hAnsi="Times New Roman"/>
+          <w:b w:val="0"/>
+          <w:i w:val="0"/>
+          <w:color w:val="000000"/>
+          <w:sz w:val="24"/>
+        </w:rPr>
+        <w:t>Tabla 6</w:t>
+      </w:r>
+    </w:p>
+    <w:p>
+      <w:pPr>
+        <w:spacing w:line="480" w:lineRule="auto"/>
+        <w:jc w:val="left"/>
+      </w:pPr>
+      <w:r>
+        <w:rPr>
+          <w:rFonts w:ascii="Times New Roman" w:hAnsi="Times New Roman"/>
+          <w:b w:val="0"/>
+          <w:i/>
+          <w:color w:val="000000"/>
+          <w:sz w:val="24"/>
+        </w:rPr>
+        <w:t>Matriz de Conformidad de Requisitos</w:t>
+      </w:r>
+    </w:p>
+    <w:tbl>
+      <w:tblPr>
+        <w:tblStyle w:val="TableGrid"/>
+        <w:tblW w:type="auto" w:w="0"/>
+        <w:jc w:val="center"/>
+        <w:tblLook w:firstColumn="1" w:firstRow="1" w:lastColumn="0" w:lastRow="0" w:noHBand="0" w:noVBand="1" w:val="04A0"/>
+      </w:tblPr>
+      <w:tblGrid>
+        <w:gridCol w:w="1872"/>
+        <w:gridCol w:w="1872"/>
+        <w:gridCol w:w="1872"/>
+        <w:gridCol w:w="1872"/>
+        <w:gridCol w:w="1872"/>
+      </w:tblGrid>
+      <w:tr>
+        <w:tc>
+          <w:tcPr>
+            <w:tcW w:type="dxa" w:w="2448"/>
+            <w:shd w:val="clear" w:color="auto" w:fill="D0D0D0"/>
+          </w:tcPr>
+          <w:p>
+            <w:pPr>
+              <w:spacing w:before="40" w:after="40"/>
+              <w:jc w:val="left"/>
+            </w:pPr>
+            <w:r/>
+            <w:r>
+              <w:rPr>
+                <w:rFonts w:ascii="Times New Roman" w:hAnsi="Times New Roman"/>
+                <w:b/>
+                <w:color w:val="000000"/>
+                <w:sz w:val="20"/>
+              </w:rPr>
+              <w:t>Requisito</w:t>
+            </w:r>
+          </w:p>
+        </w:tc>
+        <w:tc>
+          <w:tcPr>
+            <w:tcW w:type="dxa" w:w="2160"/>
+            <w:shd w:val="clear" w:color="auto" w:fill="D0D0D0"/>
+          </w:tcPr>
+          <w:p>
+            <w:pPr>
+              <w:spacing w:before="40" w:after="40"/>
+              <w:jc w:val="left"/>
+            </w:pPr>
+            <w:r/>
+            <w:r>
+              <w:rPr>
+                <w:rFonts w:ascii="Times New Roman" w:hAnsi="Times New Roman"/>
+                <w:b/>
+                <w:color w:val="000000"/>
+                <w:sz w:val="20"/>
+              </w:rPr>
+              <w:t>Indicador de Éxito</w:t>
+            </w:r>
+          </w:p>
+        </w:tc>
+        <w:tc>
+          <w:tcPr>
+            <w:tcW w:type="dxa" w:w="1728"/>
+            <w:shd w:val="clear" w:color="auto" w:fill="D0D0D0"/>
+          </w:tcPr>
+          <w:p>
+            <w:pPr>
+              <w:spacing w:before="40" w:after="40"/>
+              <w:jc w:val="left"/>
+            </w:pPr>
+            <w:r/>
+            <w:r>
+              <w:rPr>
+                <w:rFonts w:ascii="Times New Roman" w:hAnsi="Times New Roman"/>
+                <w:b/>
+                <w:color w:val="000000"/>
+                <w:sz w:val="20"/>
+              </w:rPr>
+              <w:t>Resultado</w:t>
+            </w:r>
+          </w:p>
+        </w:tc>
+        <w:tc>
+          <w:tcPr>
+            <w:tcW w:type="dxa" w:w="1584"/>
+            <w:shd w:val="clear" w:color="auto" w:fill="D0D0D0"/>
+          </w:tcPr>
+          <w:p>
+            <w:pPr>
+              <w:spacing w:before="40" w:after="40"/>
+              <w:jc w:val="left"/>
+            </w:pPr>
+            <w:r/>
+            <w:r>
+              <w:rPr>
+                <w:rFonts w:ascii="Times New Roman" w:hAnsi="Times New Roman"/>
+                <w:b/>
+                <w:color w:val="000000"/>
+                <w:sz w:val="20"/>
+              </w:rPr>
+              <w:t>Evidencia</w:t>
+            </w:r>
+          </w:p>
+        </w:tc>
+        <w:tc>
+          <w:tcPr>
+            <w:tcW w:type="dxa" w:w="1296"/>
+            <w:shd w:val="clear" w:color="auto" w:fill="D0D0D0"/>
+          </w:tcPr>
+          <w:p>
+            <w:pPr>
+              <w:spacing w:before="40" w:after="40"/>
+              <w:jc w:val="left"/>
+            </w:pPr>
+            <w:r/>
+            <w:r>
+              <w:rPr>
+                <w:rFonts w:ascii="Times New Roman" w:hAnsi="Times New Roman"/>
+                <w:b/>
+                <w:color w:val="000000"/>
+                <w:sz w:val="20"/>
+              </w:rPr>
+              <w:t>Estado</w:t>
+            </w:r>
+          </w:p>
+        </w:tc>
+      </w:tr>
+      <w:tr>
+        <w:tc>
+          <w:tcPr>
+            <w:tcW w:type="dxa" w:w="2448"/>
+          </w:tcPr>
+          <w:p>
+            <w:pPr>
+              <w:spacing w:before="40" w:after="40"/>
+              <w:jc w:val="left"/>
+            </w:pPr>
+            <w:r/>
+            <w:r>
+              <w:rPr>
+                <w:rFonts w:ascii="Times New Roman" w:hAnsi="Times New Roman"/>
+                <w:b w:val="0"/>
+                <w:color w:val="000000"/>
+                <w:sz w:val="20"/>
+              </w:rPr>
+              <w:t>Gestión de sílabos (CRUD)</w:t>
             </w:r>
           </w:p>
         </w:tc>
@@ -89,8 +4966,105 @@
             <w:tcW w:type="dxa" w:w="2160"/>
           </w:tcPr>
           <w:p>
+            <w:pPr>
+              <w:spacing w:before="40" w:after="40"/>
+              <w:jc w:val="left"/>
+            </w:pPr>
+            <w:r/>
             <w:r>
-              <w:t>Casos</w:t>
+              <w:rPr>
+                <w:rFonts w:ascii="Times New Roman" w:hAnsi="Times New Roman"/>
+                <w:b w:val="0"/>
+                <w:color w:val="000000"/>
+                <w:sz w:val="20"/>
+              </w:rPr>
+              <w:t>CP016–CP017 PASADOS</w:t>
+            </w:r>
+          </w:p>
+        </w:tc>
+        <w:tc>
+          <w:tcPr>
+            <w:tcW w:type="dxa" w:w="1728"/>
+          </w:tcPr>
+          <w:p>
+            <w:pPr>
+              <w:spacing w:before="40" w:after="40"/>
+              <w:jc w:val="left"/>
+            </w:pPr>
+            <w:r/>
+            <w:r>
+              <w:rPr>
+                <w:rFonts w:ascii="Times New Roman" w:hAnsi="Times New Roman"/>
+                <w:b w:val="0"/>
+                <w:color w:val="000000"/>
+                <w:sz w:val="20"/>
+              </w:rPr>
+              <w:t>2/2 PASADOS</w:t>
+            </w:r>
+          </w:p>
+        </w:tc>
+        <w:tc>
+          <w:tcPr>
+            <w:tcW w:type="dxa" w:w="1584"/>
+          </w:tcPr>
+          <w:p>
+            <w:pPr>
+              <w:spacing w:before="40" w:after="40"/>
+              <w:jc w:val="left"/>
+            </w:pPr>
+            <w:r/>
+            <w:r>
+              <w:rPr>
+                <w:rFonts w:ascii="Times New Roman" w:hAnsi="Times New Roman"/>
+                <w:b w:val="0"/>
+                <w:color w:val="000000"/>
+                <w:sz w:val="20"/>
+              </w:rPr>
+              <w:t>CP016, CP017</w:t>
+            </w:r>
+          </w:p>
+        </w:tc>
+        <w:tc>
+          <w:tcPr>
+            <w:tcW w:type="dxa" w:w="1296"/>
+          </w:tcPr>
+          <w:p>
+            <w:pPr>
+              <w:spacing w:before="40" w:after="40"/>
+              <w:jc w:val="left"/>
+            </w:pPr>
+            <w:r/>
+            <w:r>
+              <w:rPr>
+                <w:rFonts w:ascii="Times New Roman" w:hAnsi="Times New Roman"/>
+                <w:b w:val="0"/>
+                <w:color w:val="000000"/>
+                <w:sz w:val="20"/>
+              </w:rPr>
+              <w:t>CUMPLE</w:t>
+            </w:r>
+          </w:p>
+        </w:tc>
+      </w:tr>
+      <w:tr>
+        <w:tc>
+          <w:tcPr>
+            <w:tcW w:type="dxa" w:w="2448"/>
+          </w:tcPr>
+          <w:p>
+            <w:pPr>
+              <w:spacing w:before="40" w:after="40"/>
+              <w:jc w:val="left"/>
+            </w:pPr>
+            <w:r/>
+            <w:r>
+              <w:rPr>
+                <w:rFonts w:ascii="Times New Roman" w:hAnsi="Times New Roman"/>
+                <w:b w:val="0"/>
+                <w:color w:val="000000"/>
+                <w:sz w:val="20"/>
+              </w:rPr>
+              <w:t>Registro en blockchain</w:t>
             </w:r>
           </w:p>
         </w:tc>
@@ -99,8 +5073,105 @@
             <w:tcW w:type="dxa" w:w="2160"/>
           </w:tcPr>
           <w:p>
+            <w:pPr>
+              <w:spacing w:before="40" w:after="40"/>
+              <w:jc w:val="left"/>
+            </w:pPr>
+            <w:r/>
             <w:r>
-              <w:t>Pasados</w:t>
+              <w:rPr>
+                <w:rFonts w:ascii="Times New Roman" w:hAnsi="Times New Roman"/>
+                <w:b w:val="0"/>
+                <w:color w:val="000000"/>
+                <w:sz w:val="20"/>
+              </w:rPr>
+              <w:t>Confirmación Tx en Fabric</w:t>
+            </w:r>
+          </w:p>
+        </w:tc>
+        <w:tc>
+          <w:tcPr>
+            <w:tcW w:type="dxa" w:w="1728"/>
+          </w:tcPr>
+          <w:p>
+            <w:pPr>
+              <w:spacing w:before="40" w:after="40"/>
+              <w:jc w:val="left"/>
+            </w:pPr>
+            <w:r/>
+            <w:r>
+              <w:rPr>
+                <w:rFonts w:ascii="Times New Roman" w:hAnsi="Times New Roman"/>
+                <w:b w:val="0"/>
+                <w:color w:val="000000"/>
+                <w:sz w:val="20"/>
+              </w:rPr>
+              <w:t>TX confirmada</w:t>
+            </w:r>
+          </w:p>
+        </w:tc>
+        <w:tc>
+          <w:tcPr>
+            <w:tcW w:type="dxa" w:w="1584"/>
+          </w:tcPr>
+          <w:p>
+            <w:pPr>
+              <w:spacing w:before="40" w:after="40"/>
+              <w:jc w:val="left"/>
+            </w:pPr>
+            <w:r/>
+            <w:r>
+              <w:rPr>
+                <w:rFonts w:ascii="Times New Roman" w:hAnsi="Times New Roman"/>
+                <w:b w:val="0"/>
+                <w:color w:val="000000"/>
+                <w:sz w:val="20"/>
+              </w:rPr>
+              <w:t>CP018, Explorer</w:t>
+            </w:r>
+          </w:p>
+        </w:tc>
+        <w:tc>
+          <w:tcPr>
+            <w:tcW w:type="dxa" w:w="1296"/>
+          </w:tcPr>
+          <w:p>
+            <w:pPr>
+              <w:spacing w:before="40" w:after="40"/>
+              <w:jc w:val="left"/>
+            </w:pPr>
+            <w:r/>
+            <w:r>
+              <w:rPr>
+                <w:rFonts w:ascii="Times New Roman" w:hAnsi="Times New Roman"/>
+                <w:b w:val="0"/>
+                <w:color w:val="000000"/>
+                <w:sz w:val="20"/>
+              </w:rPr>
+              <w:t>CUMPLE</w:t>
+            </w:r>
+          </w:p>
+        </w:tc>
+      </w:tr>
+      <w:tr>
+        <w:tc>
+          <w:tcPr>
+            <w:tcW w:type="dxa" w:w="2448"/>
+          </w:tcPr>
+          <w:p>
+            <w:pPr>
+              <w:spacing w:before="40" w:after="40"/>
+              <w:jc w:val="left"/>
+            </w:pPr>
+            <w:r/>
+            <w:r>
+              <w:rPr>
+                <w:rFonts w:ascii="Times New Roman" w:hAnsi="Times New Roman"/>
+                <w:b w:val="0"/>
+                <w:color w:val="000000"/>
+                <w:sz w:val="20"/>
+              </w:rPr>
+              <w:t>Trazabilidad documental</w:t>
             </w:r>
           </w:p>
         </w:tc>
@@ -109,8 +5180,82 @@
             <w:tcW w:type="dxa" w:w="2160"/>
           </w:tcPr>
           <w:p>
+            <w:pPr>
+              <w:spacing w:before="40" w:after="40"/>
+              <w:jc w:val="left"/>
+            </w:pPr>
+            <w:r/>
             <w:r>
-              <w:t>Tasa de Éxito</w:t>
+              <w:rPr>
+                <w:rFonts w:ascii="Times New Roman" w:hAnsi="Times New Roman"/>
+                <w:b w:val="0"/>
+                <w:color w:val="000000"/>
+                <w:sz w:val="20"/>
+              </w:rPr>
+              <w:t>Hash SHA-256 verificable</w:t>
+            </w:r>
+          </w:p>
+        </w:tc>
+        <w:tc>
+          <w:tcPr>
+            <w:tcW w:type="dxa" w:w="1728"/>
+          </w:tcPr>
+          <w:p>
+            <w:pPr>
+              <w:spacing w:before="40" w:after="40"/>
+              <w:jc w:val="left"/>
+            </w:pPr>
+            <w:r/>
+            <w:r>
+              <w:rPr>
+                <w:rFonts w:ascii="Times New Roman" w:hAnsi="Times New Roman"/>
+                <w:b w:val="0"/>
+                <w:color w:val="000000"/>
+                <w:sz w:val="20"/>
+              </w:rPr>
+              <w:t>Verificado</w:t>
+            </w:r>
+          </w:p>
+        </w:tc>
+        <w:tc>
+          <w:tcPr>
+            <w:tcW w:type="dxa" w:w="1584"/>
+          </w:tcPr>
+          <w:p>
+            <w:pPr>
+              <w:spacing w:before="40" w:after="40"/>
+              <w:jc w:val="left"/>
+            </w:pPr>
+            <w:r/>
+            <w:r>
+              <w:rPr>
+                <w:rFonts w:ascii="Times New Roman" w:hAnsi="Times New Roman"/>
+                <w:b w:val="0"/>
+                <w:color w:val="000000"/>
+                <w:sz w:val="20"/>
+              </w:rPr>
+              <w:t>CP019, Fabric</w:t>
+            </w:r>
+          </w:p>
+        </w:tc>
+        <w:tc>
+          <w:tcPr>
+            <w:tcW w:type="dxa" w:w="1296"/>
+          </w:tcPr>
+          <w:p>
+            <w:pPr>
+              <w:spacing w:before="40" w:after="40"/>
+              <w:jc w:val="left"/>
+            </w:pPr>
+            <w:r/>
+            <w:r>
+              <w:rPr>
+                <w:rFonts w:ascii="Times New Roman" w:hAnsi="Times New Roman"/>
+                <w:b w:val="0"/>
+                <w:color w:val="000000"/>
+                <w:sz w:val="20"/>
+              </w:rPr>
+              <w:t>CUMPLE</w:t>
             </w:r>
           </w:p>
         </w:tc>
@@ -118,11 +5263,22 @@
       <w:tr>
         <w:tc>
           <w:tcPr>
-            <w:tcW w:type="dxa" w:w="2160"/>
+            <w:tcW w:type="dxa" w:w="2448"/>
           </w:tcPr>
           <w:p>
+            <w:pPr>
+              <w:spacing w:before="40" w:after="40"/>
+              <w:jc w:val="left"/>
+            </w:pPr>
+            <w:r/>
             <w:r>
-              <w:t>Autenticación y Autorización</w:t>
+              <w:rPr>
+                <w:rFonts w:ascii="Times New Roman" w:hAnsi="Times New Roman"/>
+                <w:b w:val="0"/>
+                <w:color w:val="000000"/>
+                <w:sz w:val="20"/>
+              </w:rPr>
+              <w:t>Verificación pública</w:t>
             </w:r>
           </w:p>
         </w:tc>
@@ -131,8 +5287,105 @@
             <w:tcW w:type="dxa" w:w="2160"/>
           </w:tcPr>
           <w:p>
+            <w:pPr>
+              <w:spacing w:before="40" w:after="40"/>
+              <w:jc w:val="left"/>
+            </w:pPr>
+            <w:r/>
             <w:r>
-              <w:t>CP001-CP005</w:t>
+              <w:rPr>
+                <w:rFonts w:ascii="Times New Roman" w:hAnsi="Times New Roman"/>
+                <w:b w:val="0"/>
+                <w:color w:val="000000"/>
+                <w:sz w:val="20"/>
+              </w:rPr>
+              <w:t>Portal público accesible</w:t>
+            </w:r>
+          </w:p>
+        </w:tc>
+        <w:tc>
+          <w:tcPr>
+            <w:tcW w:type="dxa" w:w="1728"/>
+          </w:tcPr>
+          <w:p>
+            <w:pPr>
+              <w:spacing w:before="40" w:after="40"/>
+              <w:jc w:val="left"/>
+            </w:pPr>
+            <w:r/>
+            <w:r>
+              <w:rPr>
+                <w:rFonts w:ascii="Times New Roman" w:hAnsi="Times New Roman"/>
+                <w:b w:val="0"/>
+                <w:color w:val="000000"/>
+                <w:sz w:val="20"/>
+              </w:rPr>
+              <w:t>Operativo</w:t>
+            </w:r>
+          </w:p>
+        </w:tc>
+        <w:tc>
+          <w:tcPr>
+            <w:tcW w:type="dxa" w:w="1584"/>
+          </w:tcPr>
+          <w:p>
+            <w:pPr>
+              <w:spacing w:before="40" w:after="40"/>
+              <w:jc w:val="left"/>
+            </w:pPr>
+            <w:r/>
+            <w:r>
+              <w:rPr>
+                <w:rFonts w:ascii="Times New Roman" w:hAnsi="Times New Roman"/>
+                <w:b w:val="0"/>
+                <w:color w:val="000000"/>
+                <w:sz w:val="20"/>
+              </w:rPr>
+              <w:t>CP020</w:t>
+            </w:r>
+          </w:p>
+        </w:tc>
+        <w:tc>
+          <w:tcPr>
+            <w:tcW w:type="dxa" w:w="1296"/>
+          </w:tcPr>
+          <w:p>
+            <w:pPr>
+              <w:spacing w:before="40" w:after="40"/>
+              <w:jc w:val="left"/>
+            </w:pPr>
+            <w:r/>
+            <w:r>
+              <w:rPr>
+                <w:rFonts w:ascii="Times New Roman" w:hAnsi="Times New Roman"/>
+                <w:b w:val="0"/>
+                <w:color w:val="000000"/>
+                <w:sz w:val="20"/>
+              </w:rPr>
+              <w:t>CUMPLE</w:t>
+            </w:r>
+          </w:p>
+        </w:tc>
+      </w:tr>
+      <w:tr>
+        <w:tc>
+          <w:tcPr>
+            <w:tcW w:type="dxa" w:w="2448"/>
+          </w:tcPr>
+          <w:p>
+            <w:pPr>
+              <w:spacing w:before="40" w:after="40"/>
+              <w:jc w:val="left"/>
+            </w:pPr>
+            <w:r/>
+            <w:r>
+              <w:rPr>
+                <w:rFonts w:ascii="Times New Roman" w:hAnsi="Times New Roman"/>
+                <w:b w:val="0"/>
+                <w:color w:val="000000"/>
+                <w:sz w:val="20"/>
+              </w:rPr>
+              <w:t>Autenticación y RBAC</w:t>
             </w:r>
           </w:p>
         </w:tc>
@@ -141,8 +5394,105 @@
             <w:tcW w:type="dxa" w:w="2160"/>
           </w:tcPr>
           <w:p>
+            <w:pPr>
+              <w:spacing w:before="40" w:after="40"/>
+              <w:jc w:val="left"/>
+            </w:pPr>
+            <w:r/>
             <w:r>
-              <w:t>5</w:t>
+              <w:rPr>
+                <w:rFonts w:ascii="Times New Roman" w:hAnsi="Times New Roman"/>
+                <w:b w:val="0"/>
+                <w:color w:val="000000"/>
+                <w:sz w:val="20"/>
+              </w:rPr>
+              <w:t>CP001–CP005 PASADOS</w:t>
+            </w:r>
+          </w:p>
+        </w:tc>
+        <w:tc>
+          <w:tcPr>
+            <w:tcW w:type="dxa" w:w="1728"/>
+          </w:tcPr>
+          <w:p>
+            <w:pPr>
+              <w:spacing w:before="40" w:after="40"/>
+              <w:jc w:val="left"/>
+            </w:pPr>
+            <w:r/>
+            <w:r>
+              <w:rPr>
+                <w:rFonts w:ascii="Times New Roman" w:hAnsi="Times New Roman"/>
+                <w:b w:val="0"/>
+                <w:color w:val="000000"/>
+                <w:sz w:val="20"/>
+              </w:rPr>
+              <w:t>5/5 PASADOS</w:t>
+            </w:r>
+          </w:p>
+        </w:tc>
+        <w:tc>
+          <w:tcPr>
+            <w:tcW w:type="dxa" w:w="1584"/>
+          </w:tcPr>
+          <w:p>
+            <w:pPr>
+              <w:spacing w:before="40" w:after="40"/>
+              <w:jc w:val="left"/>
+            </w:pPr>
+            <w:r/>
+            <w:r>
+              <w:rPr>
+                <w:rFonts w:ascii="Times New Roman" w:hAnsi="Times New Roman"/>
+                <w:b w:val="0"/>
+                <w:color w:val="000000"/>
+                <w:sz w:val="20"/>
+              </w:rPr>
+              <w:t>CP001–CP005</w:t>
+            </w:r>
+          </w:p>
+        </w:tc>
+        <w:tc>
+          <w:tcPr>
+            <w:tcW w:type="dxa" w:w="1296"/>
+          </w:tcPr>
+          <w:p>
+            <w:pPr>
+              <w:spacing w:before="40" w:after="40"/>
+              <w:jc w:val="left"/>
+            </w:pPr>
+            <w:r/>
+            <w:r>
+              <w:rPr>
+                <w:rFonts w:ascii="Times New Roman" w:hAnsi="Times New Roman"/>
+                <w:b w:val="0"/>
+                <w:color w:val="000000"/>
+                <w:sz w:val="20"/>
+              </w:rPr>
+              <w:t>CUMPLE</w:t>
+            </w:r>
+          </w:p>
+        </w:tc>
+      </w:tr>
+      <w:tr>
+        <w:tc>
+          <w:tcPr>
+            <w:tcW w:type="dxa" w:w="2448"/>
+          </w:tcPr>
+          <w:p>
+            <w:pPr>
+              <w:spacing w:before="40" w:after="40"/>
+              <w:jc w:val="left"/>
+            </w:pPr>
+            <w:r/>
+            <w:r>
+              <w:rPr>
+                <w:rFonts w:ascii="Times New Roman" w:hAnsi="Times New Roman"/>
+                <w:b w:val="0"/>
+                <w:color w:val="000000"/>
+                <w:sz w:val="20"/>
+              </w:rPr>
+              <w:t>Catálogo académico</w:t>
             </w:r>
           </w:p>
         </w:tc>
@@ -151,8 +5501,82 @@
             <w:tcW w:type="dxa" w:w="2160"/>
           </w:tcPr>
           <w:p>
+            <w:pPr>
+              <w:spacing w:before="40" w:after="40"/>
+              <w:jc w:val="left"/>
+            </w:pPr>
+            <w:r/>
             <w:r>
-              <w:t>100%</w:t>
+              <w:rPr>
+                <w:rFonts w:ascii="Times New Roman" w:hAnsi="Times New Roman"/>
+                <w:b w:val="0"/>
+                <w:color w:val="000000"/>
+                <w:sz w:val="20"/>
+              </w:rPr>
+              <w:t>CP006–CP015 PASADOS</w:t>
+            </w:r>
+          </w:p>
+        </w:tc>
+        <w:tc>
+          <w:tcPr>
+            <w:tcW w:type="dxa" w:w="1728"/>
+          </w:tcPr>
+          <w:p>
+            <w:pPr>
+              <w:spacing w:before="40" w:after="40"/>
+              <w:jc w:val="left"/>
+            </w:pPr>
+            <w:r/>
+            <w:r>
+              <w:rPr>
+                <w:rFonts w:ascii="Times New Roman" w:hAnsi="Times New Roman"/>
+                <w:b w:val="0"/>
+                <w:color w:val="000000"/>
+                <w:sz w:val="20"/>
+              </w:rPr>
+              <w:t>10/10 PASADOS</w:t>
+            </w:r>
+          </w:p>
+        </w:tc>
+        <w:tc>
+          <w:tcPr>
+            <w:tcW w:type="dxa" w:w="1584"/>
+          </w:tcPr>
+          <w:p>
+            <w:pPr>
+              <w:spacing w:before="40" w:after="40"/>
+              <w:jc w:val="left"/>
+            </w:pPr>
+            <w:r/>
+            <w:r>
+              <w:rPr>
+                <w:rFonts w:ascii="Times New Roman" w:hAnsi="Times New Roman"/>
+                <w:b w:val="0"/>
+                <w:color w:val="000000"/>
+                <w:sz w:val="20"/>
+              </w:rPr>
+              <w:t>CP006–CP015</w:t>
+            </w:r>
+          </w:p>
+        </w:tc>
+        <w:tc>
+          <w:tcPr>
+            <w:tcW w:type="dxa" w:w="1296"/>
+          </w:tcPr>
+          <w:p>
+            <w:pPr>
+              <w:spacing w:before="40" w:after="40"/>
+              <w:jc w:val="left"/>
+            </w:pPr>
+            <w:r/>
+            <w:r>
+              <w:rPr>
+                <w:rFonts w:ascii="Times New Roman" w:hAnsi="Times New Roman"/>
+                <w:b w:val="0"/>
+                <w:color w:val="000000"/>
+                <w:sz w:val="20"/>
+              </w:rPr>
+              <w:t>CUMPLE</w:t>
             </w:r>
           </w:p>
         </w:tc>
@@ -160,11 +5584,22 @@
       <w:tr>
         <w:tc>
           <w:tcPr>
-            <w:tcW w:type="dxa" w:w="2160"/>
+            <w:tcW w:type="dxa" w:w="2448"/>
           </w:tcPr>
           <w:p>
+            <w:pPr>
+              <w:spacing w:before="40" w:after="40"/>
+              <w:jc w:val="left"/>
+            </w:pPr>
+            <w:r/>
             <w:r>
-              <w:t>Gestión de Catálogo (Carreras, Mallas, Cursos)</w:t>
+              <w:rPr>
+                <w:rFonts w:ascii="Times New Roman" w:hAnsi="Times New Roman"/>
+                <w:b w:val="0"/>
+                <w:color w:val="000000"/>
+                <w:sz w:val="20"/>
+              </w:rPr>
+              <w:t>Seguridad OWASP Top 10</w:t>
             </w:r>
           </w:p>
         </w:tc>
@@ -173,8 +5608,105 @@
             <w:tcW w:type="dxa" w:w="2160"/>
           </w:tcPr>
           <w:p>
+            <w:pPr>
+              <w:spacing w:before="40" w:after="40"/>
+              <w:jc w:val="left"/>
+            </w:pPr>
+            <w:r/>
             <w:r>
-              <w:t>CP006-CP010</w:t>
+              <w:rPr>
+                <w:rFonts w:ascii="Times New Roman" w:hAnsi="Times New Roman"/>
+                <w:b w:val="0"/>
+                <w:color w:val="000000"/>
+                <w:sz w:val="20"/>
+              </w:rPr>
+              <w:t>0 vulnerabilidades críticas</w:t>
+            </w:r>
+          </w:p>
+        </w:tc>
+        <w:tc>
+          <w:tcPr>
+            <w:tcW w:type="dxa" w:w="1728"/>
+          </w:tcPr>
+          <w:p>
+            <w:pPr>
+              <w:spacing w:before="40" w:after="40"/>
+              <w:jc w:val="left"/>
+            </w:pPr>
+            <w:r/>
+            <w:r>
+              <w:rPr>
+                <w:rFonts w:ascii="Times New Roman" w:hAnsi="Times New Roman"/>
+                <w:b w:val="0"/>
+                <w:color w:val="000000"/>
+                <w:sz w:val="20"/>
+              </w:rPr>
+              <w:t>0 hallazgos</w:t>
+            </w:r>
+          </w:p>
+        </w:tc>
+        <w:tc>
+          <w:tcPr>
+            <w:tcW w:type="dxa" w:w="1584"/>
+          </w:tcPr>
+          <w:p>
+            <w:pPr>
+              <w:spacing w:before="40" w:after="40"/>
+              <w:jc w:val="left"/>
+            </w:pPr>
+            <w:r/>
+            <w:r>
+              <w:rPr>
+                <w:rFonts w:ascii="Times New Roman" w:hAnsi="Times New Roman"/>
+                <w:b w:val="0"/>
+                <w:color w:val="000000"/>
+                <w:sz w:val="20"/>
+              </w:rPr>
+              <w:t>OWASP ZAP</w:t>
+            </w:r>
+          </w:p>
+        </w:tc>
+        <w:tc>
+          <w:tcPr>
+            <w:tcW w:type="dxa" w:w="1296"/>
+          </w:tcPr>
+          <w:p>
+            <w:pPr>
+              <w:spacing w:before="40" w:after="40"/>
+              <w:jc w:val="left"/>
+            </w:pPr>
+            <w:r/>
+            <w:r>
+              <w:rPr>
+                <w:rFonts w:ascii="Times New Roman" w:hAnsi="Times New Roman"/>
+                <w:b w:val="0"/>
+                <w:color w:val="000000"/>
+                <w:sz w:val="20"/>
+              </w:rPr>
+              <w:t>CUMPLE</w:t>
+            </w:r>
+          </w:p>
+        </w:tc>
+      </w:tr>
+      <w:tr>
+        <w:tc>
+          <w:tcPr>
+            <w:tcW w:type="dxa" w:w="2448"/>
+          </w:tcPr>
+          <w:p>
+            <w:pPr>
+              <w:spacing w:before="40" w:after="40"/>
+              <w:jc w:val="left"/>
+            </w:pPr>
+            <w:r/>
+            <w:r>
+              <w:rPr>
+                <w:rFonts w:ascii="Times New Roman" w:hAnsi="Times New Roman"/>
+                <w:b w:val="0"/>
+                <w:color w:val="000000"/>
+                <w:sz w:val="20"/>
+              </w:rPr>
+              <w:t>Usabilidad SUS</w:t>
             </w:r>
           </w:p>
         </w:tc>
@@ -183,8 +5715,105 @@
             <w:tcW w:type="dxa" w:w="2160"/>
           </w:tcPr>
           <w:p>
+            <w:pPr>
+              <w:spacing w:before="40" w:after="40"/>
+              <w:jc w:val="left"/>
+            </w:pPr>
+            <w:r/>
             <w:r>
-              <w:t>5</w:t>
+              <w:rPr>
+                <w:rFonts w:ascii="Times New Roman" w:hAnsi="Times New Roman"/>
+                <w:b w:val="0"/>
+                <w:color w:val="000000"/>
+                <w:sz w:val="20"/>
+              </w:rPr>
+              <w:t>Puntaje &gt; 70</w:t>
+            </w:r>
+          </w:p>
+        </w:tc>
+        <w:tc>
+          <w:tcPr>
+            <w:tcW w:type="dxa" w:w="1728"/>
+          </w:tcPr>
+          <w:p>
+            <w:pPr>
+              <w:spacing w:before="40" w:after="40"/>
+              <w:jc w:val="left"/>
+            </w:pPr>
+            <w:r/>
+            <w:r>
+              <w:rPr>
+                <w:rFonts w:ascii="Times New Roman" w:hAnsi="Times New Roman"/>
+                <w:b w:val="0"/>
+                <w:color w:val="000000"/>
+                <w:sz w:val="20"/>
+              </w:rPr>
+              <w:t>76.5/100</w:t>
+            </w:r>
+          </w:p>
+        </w:tc>
+        <w:tc>
+          <w:tcPr>
+            <w:tcW w:type="dxa" w:w="1584"/>
+          </w:tcPr>
+          <w:p>
+            <w:pPr>
+              <w:spacing w:before="40" w:after="40"/>
+              <w:jc w:val="left"/>
+            </w:pPr>
+            <w:r/>
+            <w:r>
+              <w:rPr>
+                <w:rFonts w:ascii="Times New Roman" w:hAnsi="Times New Roman"/>
+                <w:b w:val="0"/>
+                <w:color w:val="000000"/>
+                <w:sz w:val="20"/>
+              </w:rPr>
+              <w:t>Encuesta SUS</w:t>
+            </w:r>
+          </w:p>
+        </w:tc>
+        <w:tc>
+          <w:tcPr>
+            <w:tcW w:type="dxa" w:w="1296"/>
+          </w:tcPr>
+          <w:p>
+            <w:pPr>
+              <w:spacing w:before="40" w:after="40"/>
+              <w:jc w:val="left"/>
+            </w:pPr>
+            <w:r/>
+            <w:r>
+              <w:rPr>
+                <w:rFonts w:ascii="Times New Roman" w:hAnsi="Times New Roman"/>
+                <w:b w:val="0"/>
+                <w:color w:val="000000"/>
+                <w:sz w:val="20"/>
+              </w:rPr>
+              <w:t>CUMPLE</w:t>
+            </w:r>
+          </w:p>
+        </w:tc>
+      </w:tr>
+      <w:tr>
+        <w:tc>
+          <w:tcPr>
+            <w:tcW w:type="dxa" w:w="2448"/>
+          </w:tcPr>
+          <w:p>
+            <w:pPr>
+              <w:spacing w:before="40" w:after="40"/>
+              <w:jc w:val="left"/>
+            </w:pPr>
+            <w:r/>
+            <w:r>
+              <w:rPr>
+                <w:rFonts w:ascii="Times New Roman" w:hAnsi="Times New Roman"/>
+                <w:b w:val="0"/>
+                <w:color w:val="000000"/>
+                <w:sz w:val="20"/>
+              </w:rPr>
+              <w:t>Desempeño (500 usuarios)</w:t>
             </w:r>
           </w:p>
         </w:tc>
@@ -193,156 +5822,451 @@
             <w:tcW w:type="dxa" w:w="2160"/>
           </w:tcPr>
           <w:p>
+            <w:pPr>
+              <w:spacing w:before="40" w:after="40"/>
+              <w:jc w:val="left"/>
+            </w:pPr>
+            <w:r/>
             <w:r>
-              <w:t>100%</w:t>
-            </w:r>
-          </w:p>
-        </w:tc>
-      </w:tr>
-      <w:tr>
-        <w:tc>
-          <w:tcPr>
-            <w:tcW w:type="dxa" w:w="2160"/>
-          </w:tcPr>
-          <w:p>
-            <w:r>
-              <w:t>CRUD Avanzado y Validaciones</w:t>
+              <w:rPr>
+                <w:rFonts w:ascii="Times New Roman" w:hAnsi="Times New Roman"/>
+                <w:b w:val="0"/>
+                <w:color w:val="000000"/>
+                <w:sz w:val="20"/>
+              </w:rPr>
+              <w:t>Latencia p95 &lt; 2,000 ms</w:t>
             </w:r>
           </w:p>
         </w:tc>
         <w:tc>
           <w:tcPr>
-            <w:tcW w:type="dxa" w:w="2160"/>
+            <w:tcW w:type="dxa" w:w="1728"/>
           </w:tcPr>
           <w:p>
+            <w:pPr>
+              <w:spacing w:before="40" w:after="40"/>
+              <w:jc w:val="left"/>
+            </w:pPr>
+            <w:r/>
             <w:r>
-              <w:t>CP011-CP015</w:t>
+              <w:rPr>
+                <w:rFonts w:ascii="Times New Roman" w:hAnsi="Times New Roman"/>
+                <w:b w:val="0"/>
+                <w:color w:val="000000"/>
+                <w:sz w:val="20"/>
+              </w:rPr>
+              <w:t>1,200 ms</w:t>
             </w:r>
           </w:p>
         </w:tc>
         <w:tc>
           <w:tcPr>
-            <w:tcW w:type="dxa" w:w="2160"/>
+            <w:tcW w:type="dxa" w:w="1584"/>
           </w:tcPr>
           <w:p>
+            <w:pPr>
+              <w:spacing w:before="40" w:after="40"/>
+              <w:jc w:val="left"/>
+            </w:pPr>
+            <w:r/>
             <w:r>
-              <w:t>5</w:t>
+              <w:rPr>
+                <w:rFonts w:ascii="Times New Roman" w:hAnsi="Times New Roman"/>
+                <w:b w:val="0"/>
+                <w:color w:val="000000"/>
+                <w:sz w:val="20"/>
+              </w:rPr>
+              <w:t>JMeter</w:t>
             </w:r>
           </w:p>
         </w:tc>
         <w:tc>
           <w:tcPr>
-            <w:tcW w:type="dxa" w:w="2160"/>
+            <w:tcW w:type="dxa" w:w="1296"/>
           </w:tcPr>
           <w:p>
+            <w:pPr>
+              <w:spacing w:before="40" w:after="40"/>
+              <w:jc w:val="left"/>
+            </w:pPr>
+            <w:r/>
             <w:r>
-              <w:t>100%</w:t>
-            </w:r>
-          </w:p>
-        </w:tc>
-      </w:tr>
-      <w:tr>
-        <w:tc>
-          <w:tcPr>
-            <w:tcW w:type="dxa" w:w="2160"/>
-          </w:tcPr>
-          <w:p>
-            <w:r>
-              <w:t>Gestión de Sílabos y Blockchain</w:t>
-            </w:r>
-          </w:p>
-        </w:tc>
-        <w:tc>
-          <w:tcPr>
-            <w:tcW w:type="dxa" w:w="2160"/>
-          </w:tcPr>
-          <w:p>
-            <w:r>
-              <w:t>CP016-CP020</w:t>
-            </w:r>
-          </w:p>
-        </w:tc>
-        <w:tc>
-          <w:tcPr>
-            <w:tcW w:type="dxa" w:w="2160"/>
-          </w:tcPr>
-          <w:p>
-            <w:r>
-              <w:t>5</w:t>
-            </w:r>
-          </w:p>
-        </w:tc>
-        <w:tc>
-          <w:tcPr>
-            <w:tcW w:type="dxa" w:w="2160"/>
-          </w:tcPr>
-          <w:p>
-            <w:r>
-              <w:t>100%</w:t>
+              <w:rPr>
+                <w:rFonts w:ascii="Times New Roman" w:hAnsi="Times New Roman"/>
+                <w:b w:val="0"/>
+                <w:color w:val="000000"/>
+                <w:sz w:val="20"/>
+              </w:rPr>
+              <w:t>CUMPLE</w:t>
             </w:r>
           </w:p>
         </w:tc>
       </w:tr>
     </w:tbl>
     <w:p>
+      <w:pPr>
+        <w:spacing w:line="480" w:lineRule="auto" w:before="0" w:after="0"/>
+        <w:jc w:val="center"/>
+      </w:pPr>
       <w:r>
         <w:rPr>
+          <w:rFonts w:ascii="Times New Roman" w:hAnsi="Times New Roman"/>
           <w:b/>
+          <w:i w:val="0"/>
+          <w:color w:val="000000"/>
+          <w:sz w:val="24"/>
         </w:rPr>
-        <w:t xml:space="preserve">Resultado: </w:t>
-      </w:r>
-      <w:r>
-        <w:t>20/20 casos de prueba APROBADOS (100%)</w:t>
+        <w:t>8. Conclusiones y Recomendaciones</w:t>
       </w:r>
     </w:p>
     <w:p>
       <w:pPr>
-        <w:pStyle w:val="Heading2"/>
-        <w:spacing w:before="240" w:after="120"/>
+        <w:spacing w:line="480" w:lineRule="auto" w:before="0" w:after="0"/>
+        <w:jc w:val="left"/>
       </w:pPr>
       <w:r>
-        <w:t>1.2 Cobertura de Código</w:t>
+        <w:rPr>
+          <w:rFonts w:ascii="Times New Roman" w:hAnsi="Times New Roman"/>
+          <w:b/>
+          <w:i w:val="0"/>
+          <w:color w:val="000000"/>
+          <w:sz w:val="24"/>
+        </w:rPr>
+        <w:t>8.1 Conclusión General</w:t>
+      </w:r>
+    </w:p>
+    <w:p>
+      <w:pPr>
+        <w:spacing w:line="480" w:lineRule="auto" w:before="0" w:after="0"/>
+        <w:ind w:firstLine="720"/>
+        <w:jc w:val="left"/>
+      </w:pPr>
+      <w:r>
+        <w:rPr>
+          <w:rFonts w:ascii="Times New Roman" w:hAnsi="Times New Roman"/>
+          <w:b w:val="0"/>
+          <w:i w:val="0"/>
+          <w:color w:val="000000"/>
+          <w:sz w:val="24"/>
+        </w:rPr>
+        <w:t>Los resultados de la validación demuestran que SilaDocs v1.0 cumple satisfactoriamente con todos los criterios de calidad definidos en el Protocolo de Validación (Documento 1) y las métricas ISO/IEC 25010:2023 (Documento 2). La tasa de aprobación funcional del 100% (20/20 casos), la ausencia de vulnerabilidades de seguridad críticas, la puntuación SUS de 76.5/100 (calificación "Buena", Bangor et al., 2008) y la latencia p95 de 1,200 ms bajo 500 usuarios concurrentes posicionan al sistema como un producto listo para implementación en producción, con recomendaciones de mejora para escalar a mayor número de usuarios.</w:t>
+      </w:r>
+    </w:p>
+    <w:p>
+      <w:pPr>
+        <w:spacing w:line="480" w:lineRule="auto" w:before="0" w:after="0"/>
+        <w:jc w:val="left"/>
+      </w:pPr>
+      <w:r>
+        <w:rPr>
+          <w:rFonts w:ascii="Times New Roman" w:hAnsi="Times New Roman"/>
+          <w:b/>
+          <w:i w:val="0"/>
+          <w:color w:val="000000"/>
+          <w:sz w:val="24"/>
+        </w:rPr>
+        <w:t>8.2 Recomendaciones Técnicas</w:t>
+      </w:r>
+    </w:p>
+    <w:p>
+      <w:pPr>
+        <w:spacing w:line="480" w:lineRule="auto" w:before="0" w:after="0"/>
+        <w:ind w:firstLine="720"/>
+        <w:jc w:val="left"/>
+      </w:pPr>
+      <w:r>
+        <w:rPr>
+          <w:rFonts w:ascii="Times New Roman" w:hAnsi="Times New Roman"/>
+          <w:b w:val="0"/>
+          <w:i w:val="0"/>
+          <w:color w:val="000000"/>
+          <w:sz w:val="24"/>
+        </w:rPr>
+        <w:t>Se recomiendan las siguientes acciones de mejora, priorizadas por impacto en la calidad:</w:t>
+      </w:r>
+    </w:p>
+    <w:p>
+      <w:pPr>
+        <w:spacing w:line="480" w:lineRule="auto"/>
+        <w:ind w:left="720"/>
+      </w:pPr>
+      <w:r>
+        <w:rPr>
+          <w:rFonts w:ascii="Times New Roman" w:hAnsi="Times New Roman"/>
+          <w:b/>
+          <w:i w:val="0"/>
+          <w:color w:val="000000"/>
+          <w:sz w:val="24"/>
+        </w:rPr>
+        <w:t xml:space="preserve">(1) Implementar caché Redis. </w:t>
+      </w:r>
+      <w:r>
+        <w:rPr>
+          <w:rFonts w:ascii="Times New Roman" w:hAnsi="Times New Roman"/>
+          <w:b w:val="0"/>
+          <w:i w:val="0"/>
+          <w:color w:val="000000"/>
+          <w:sz w:val="24"/>
+        </w:rPr>
+        <w:t>para reducir latencia p95 a &lt; 1,000 ms bajo 1,000+ usuarios concurrentes (Nygard, 2018).</w:t>
+      </w:r>
+    </w:p>
+    <w:p>
+      <w:pPr>
+        <w:spacing w:line="480" w:lineRule="auto"/>
+        <w:ind w:left="720"/>
+      </w:pPr>
+      <w:r>
+        <w:rPr>
+          <w:rFonts w:ascii="Times New Roman" w:hAnsi="Times New Roman"/>
+          <w:b/>
+          <w:i w:val="0"/>
+          <w:color w:val="000000"/>
+          <w:sz w:val="24"/>
+        </w:rPr>
+        <w:t xml:space="preserve">(2) Configurar monitoreo APM. </w:t>
+      </w:r>
+      <w:r>
+        <w:rPr>
+          <w:rFonts w:ascii="Times New Roman" w:hAnsi="Times New Roman"/>
+          <w:b w:val="0"/>
+          <w:i w:val="0"/>
+          <w:color w:val="000000"/>
+          <w:sz w:val="24"/>
+        </w:rPr>
+        <w:t>con Azure Application Insights para métricas de disponibilidad en tiempo real y alertas automáticas.</w:t>
+      </w:r>
+    </w:p>
+    <w:p>
+      <w:pPr>
+        <w:spacing w:line="480" w:lineRule="auto"/>
+        <w:ind w:left="720"/>
+      </w:pPr>
+      <w:r>
+        <w:rPr>
+          <w:rFonts w:ascii="Times New Roman" w:hAnsi="Times New Roman"/>
+          <w:b/>
+          <w:i w:val="0"/>
+          <w:color w:val="000000"/>
+          <w:sz w:val="24"/>
+        </w:rPr>
+        <w:t xml:space="preserve">(3) Ejecutar auditoría de penetración. </w:t>
+      </w:r>
+      <w:r>
+        <w:rPr>
+          <w:rFonts w:ascii="Times New Roman" w:hAnsi="Times New Roman"/>
+          <w:b w:val="0"/>
+          <w:i w:val="0"/>
+          <w:color w:val="000000"/>
+          <w:sz w:val="24"/>
+        </w:rPr>
+        <w:t>con especialista externo antes del Go-Live oficial, según recomendaciones OWASP (2021).</w:t>
+      </w:r>
+    </w:p>
+    <w:p>
+      <w:pPr>
+        <w:spacing w:line="480" w:lineRule="auto"/>
+        <w:ind w:left="720"/>
+      </w:pPr>
+      <w:r>
+        <w:rPr>
+          <w:rFonts w:ascii="Times New Roman" w:hAnsi="Times New Roman"/>
+          <w:b/>
+          <w:i w:val="0"/>
+          <w:color w:val="000000"/>
+          <w:sz w:val="24"/>
+        </w:rPr>
+        <w:t xml:space="preserve">(4) Mejorar documentación de ayuda. </w:t>
+      </w:r>
+      <w:r>
+        <w:rPr>
+          <w:rFonts w:ascii="Times New Roman" w:hAnsi="Times New Roman"/>
+          <w:b w:val="0"/>
+          <w:i w:val="0"/>
+          <w:color w:val="000000"/>
+          <w:sz w:val="24"/>
+        </w:rPr>
+        <w:t>en la interfaz de usuario (Heurística H10, Nielsen, 1994) para reducir tiempo de aprendizaje.</w:t>
+      </w:r>
+    </w:p>
+    <w:p>
+      <w:pPr>
+        <w:spacing w:line="480" w:lineRule="auto"/>
+        <w:ind w:left="720"/>
+      </w:pPr>
+      <w:r>
+        <w:rPr>
+          <w:rFonts w:ascii="Times New Roman" w:hAnsi="Times New Roman"/>
+          <w:b/>
+          <w:i w:val="0"/>
+          <w:color w:val="000000"/>
+          <w:sz w:val="24"/>
+        </w:rPr>
+        <w:t xml:space="preserve">(5) Fase 2 — Integraciones externas. </w:t>
+      </w:r>
+      <w:r>
+        <w:rPr>
+          <w:rFonts w:ascii="Times New Roman" w:hAnsi="Times New Roman"/>
+          <w:b w:val="0"/>
+          <w:i w:val="0"/>
+          <w:color w:val="000000"/>
+          <w:sz w:val="24"/>
+        </w:rPr>
+        <w:t>implementar conectores Google Drive y OneDrive, y SSO mediante SAML 2.0 / OIDC.</w:t>
+      </w:r>
+    </w:p>
+    <w:p>
+      <w:r>
+        <w:br w:type="page"/>
+      </w:r>
+    </w:p>
+    <w:p>
+      <w:pPr>
+        <w:spacing w:line="480" w:lineRule="auto" w:before="0" w:after="0"/>
+        <w:jc w:val="center"/>
+      </w:pPr>
+      <w:r>
+        <w:rPr>
+          <w:rFonts w:ascii="Times New Roman" w:hAnsi="Times New Roman"/>
+          <w:b/>
+          <w:i w:val="0"/>
+          <w:color w:val="000000"/>
+          <w:sz w:val="24"/>
+        </w:rPr>
+        <w:t>Aprobación del Informe de Validación</w:t>
+      </w:r>
+    </w:p>
+    <w:p>
+      <w:pPr>
+        <w:spacing w:line="480" w:lineRule="auto" w:before="0" w:after="0"/>
+        <w:ind w:firstLine="720"/>
+        <w:jc w:val="left"/>
+      </w:pPr>
+      <w:r>
+        <w:rPr>
+          <w:rFonts w:ascii="Times New Roman" w:hAnsi="Times New Roman"/>
+          <w:b w:val="0"/>
+          <w:i w:val="0"/>
+          <w:color w:val="000000"/>
+          <w:sz w:val="24"/>
+        </w:rPr>
+        <w:t>El presente informe ha sido revisado y aprobado por los responsables del proceso de validación, confirmando que SilaDocs v1.0 cumple con los criterios de aceptación establecidos y está autorizado para su paso a producción, sujeto a la implementación de las recomendaciones técnicas de la sección 8.2.</w:t>
+      </w:r>
+    </w:p>
+    <w:p>
+      <w:pPr>
+        <w:spacing w:line="480" w:lineRule="auto" w:before="0" w:after="0"/>
+        <w:jc w:val="left"/>
+      </w:pPr>
+    </w:p>
+    <w:p>
+      <w:pPr>
+        <w:spacing w:line="480" w:lineRule="auto"/>
+        <w:jc w:val="center"/>
+      </w:pPr>
+      <w:r>
+        <w:rPr>
+          <w:rFonts w:ascii="Times New Roman" w:hAnsi="Times New Roman"/>
+          <w:b w:val="0"/>
+          <w:i w:val="0"/>
+          <w:color w:val="000000"/>
+          <w:sz w:val="24"/>
+        </w:rPr>
+        <w:t>Tabla 7</w:t>
+      </w:r>
+    </w:p>
+    <w:p>
+      <w:pPr>
+        <w:spacing w:line="480" w:lineRule="auto"/>
+        <w:jc w:val="left"/>
+      </w:pPr>
+      <w:r>
+        <w:rPr>
+          <w:rFonts w:ascii="Times New Roman" w:hAnsi="Times New Roman"/>
+          <w:b w:val="0"/>
+          <w:i/>
+          <w:color w:val="000000"/>
+          <w:sz w:val="24"/>
+        </w:rPr>
+        <w:t>Firmas de Aprobación del Informe de Validación</w:t>
       </w:r>
     </w:p>
     <w:tbl>
       <w:tblPr>
-        <w:tblStyle w:val="LightGrid-Accent1"/>
+        <w:tblStyle w:val="TableGrid"/>
         <w:tblW w:type="auto" w:w="0"/>
+        <w:jc w:val="center"/>
         <w:tblLook w:firstColumn="1" w:firstRow="1" w:lastColumn="0" w:lastRow="0" w:noHBand="0" w:noVBand="1" w:val="04A0"/>
       </w:tblPr>
       <w:tblGrid>
-        <w:gridCol w:w="2880"/>
-        <w:gridCol w:w="2880"/>
-        <w:gridCol w:w="2880"/>
+        <w:gridCol w:w="3120"/>
+        <w:gridCol w:w="3120"/>
+        <w:gridCol w:w="3120"/>
       </w:tblGrid>
       <w:tr>
         <w:tc>
           <w:tcPr>
             <w:tcW w:type="dxa" w:w="2880"/>
+            <w:shd w:val="clear" w:color="auto" w:fill="D0D0D0"/>
           </w:tcPr>
           <w:p>
+            <w:pPr>
+              <w:spacing w:before="40" w:after="40"/>
+              <w:jc w:val="left"/>
+            </w:pPr>
+            <w:r/>
             <w:r>
-              <w:t>Módulo</w:t>
+              <w:rPr>
+                <w:rFonts w:ascii="Times New Roman" w:hAnsi="Times New Roman"/>
+                <w:b/>
+                <w:color w:val="000000"/>
+                <w:sz w:val="20"/>
+              </w:rPr>
+              <w:t>Rol</w:t>
             </w:r>
           </w:p>
         </w:tc>
         <w:tc>
           <w:tcPr>
-            <w:tcW w:type="dxa" w:w="2880"/>
+            <w:tcW w:type="dxa" w:w="4032"/>
+            <w:shd w:val="clear" w:color="auto" w:fill="D0D0D0"/>
           </w:tcPr>
           <w:p>
+            <w:pPr>
+              <w:spacing w:before="40" w:after="40"/>
+              <w:jc w:val="left"/>
+            </w:pPr>
+            <w:r/>
             <w:r>
-              <w:t>Cobertura</w:t>
+              <w:rPr>
+                <w:rFonts w:ascii="Times New Roman" w:hAnsi="Times New Roman"/>
+                <w:b/>
+                <w:color w:val="000000"/>
+                <w:sz w:val="20"/>
+              </w:rPr>
+              <w:t>Nombre y Firma</w:t>
             </w:r>
           </w:p>
         </w:tc>
         <w:tc>
           <w:tcPr>
-            <w:tcW w:type="dxa" w:w="2880"/>
+            <w:tcW w:type="dxa" w:w="2736"/>
+            <w:shd w:val="clear" w:color="auto" w:fill="D0D0D0"/>
           </w:tcPr>
           <w:p>
+            <w:pPr>
+              <w:spacing w:before="40" w:after="40"/>
+              <w:jc w:val="left"/>
+            </w:pPr>
+            <w:r/>
             <w:r>
-              <w:t>Estado</w:t>
+              <w:rPr>
+                <w:rFonts w:ascii="Times New Roman" w:hAnsi="Times New Roman"/>
+                <w:b/>
+                <w:color w:val="000000"/>
+                <w:sz w:val="20"/>
+              </w:rPr>
+              <w:t>Fecha</w:t>
             </w:r>
           </w:p>
         </w:tc>
@@ -353,28 +6277,61 @@
             <w:tcW w:type="dxa" w:w="2880"/>
           </w:tcPr>
           <w:p>
+            <w:pPr>
+              <w:spacing w:before="40" w:after="40"/>
+              <w:jc w:val="left"/>
+            </w:pPr>
+            <w:r/>
             <w:r>
-              <w:t>Frontend (React)</w:t>
+              <w:rPr>
+                <w:rFonts w:ascii="Times New Roman" w:hAnsi="Times New Roman"/>
+                <w:b w:val="0"/>
+                <w:color w:val="000000"/>
+                <w:sz w:val="20"/>
+              </w:rPr>
+              <w:t>QA Engineer / Responsable de Pruebas</w:t>
             </w:r>
           </w:p>
         </w:tc>
         <w:tc>
           <w:tcPr>
-            <w:tcW w:type="dxa" w:w="2880"/>
+            <w:tcW w:type="dxa" w:w="4032"/>
           </w:tcPr>
           <w:p>
+            <w:pPr>
+              <w:spacing w:before="40" w:after="40"/>
+              <w:jc w:val="left"/>
+            </w:pPr>
+            <w:r/>
             <w:r>
-              <w:t>78%</w:t>
+              <w:rPr>
+                <w:rFonts w:ascii="Times New Roman" w:hAnsi="Times New Roman"/>
+                <w:b w:val="0"/>
+                <w:color w:val="000000"/>
+                <w:sz w:val="20"/>
+              </w:rPr>
+              <w:t>___________________________</w:t>
             </w:r>
           </w:p>
         </w:tc>
         <w:tc>
           <w:tcPr>
-            <w:tcW w:type="dxa" w:w="2880"/>
+            <w:tcW w:type="dxa" w:w="2736"/>
           </w:tcPr>
           <w:p>
+            <w:pPr>
+              <w:spacing w:before="40" w:after="40"/>
+              <w:jc w:val="left"/>
+            </w:pPr>
+            <w:r/>
             <w:r>
-              <w:t>✓ CUMPLE (≥70%)</w:t>
+              <w:rPr>
+                <w:rFonts w:ascii="Times New Roman" w:hAnsi="Times New Roman"/>
+                <w:b w:val="0"/>
+                <w:color w:val="000000"/>
+                <w:sz w:val="20"/>
+              </w:rPr>
+              <w:t>___/___/2026</w:t>
             </w:r>
           </w:p>
         </w:tc>
@@ -385,28 +6342,61 @@
             <w:tcW w:type="dxa" w:w="2880"/>
           </w:tcPr>
           <w:p>
+            <w:pPr>
+              <w:spacing w:before="40" w:after="40"/>
+              <w:jc w:val="left"/>
+            </w:pPr>
+            <w:r/>
             <w:r>
-              <w:t>Servicios</w:t>
+              <w:rPr>
+                <w:rFonts w:ascii="Times New Roman" w:hAnsi="Times New Roman"/>
+                <w:b w:val="0"/>
+                <w:color w:val="000000"/>
+                <w:sz w:val="20"/>
+              </w:rPr>
+              <w:t>Arquitecto de Software</w:t>
             </w:r>
           </w:p>
         </w:tc>
         <w:tc>
           <w:tcPr>
-            <w:tcW w:type="dxa" w:w="2880"/>
+            <w:tcW w:type="dxa" w:w="4032"/>
           </w:tcPr>
           <w:p>
+            <w:pPr>
+              <w:spacing w:before="40" w:after="40"/>
+              <w:jc w:val="left"/>
+            </w:pPr>
+            <w:r/>
             <w:r>
-              <w:t>85%</w:t>
+              <w:rPr>
+                <w:rFonts w:ascii="Times New Roman" w:hAnsi="Times New Roman"/>
+                <w:b w:val="0"/>
+                <w:color w:val="000000"/>
+                <w:sz w:val="20"/>
+              </w:rPr>
+              <w:t>___________________________</w:t>
             </w:r>
           </w:p>
         </w:tc>
         <w:tc>
           <w:tcPr>
-            <w:tcW w:type="dxa" w:w="2880"/>
+            <w:tcW w:type="dxa" w:w="2736"/>
           </w:tcPr>
           <w:p>
+            <w:pPr>
+              <w:spacing w:before="40" w:after="40"/>
+              <w:jc w:val="left"/>
+            </w:pPr>
+            <w:r/>
             <w:r>
-              <w:t>✓ CUMPLE</w:t>
+              <w:rPr>
+                <w:rFonts w:ascii="Times New Roman" w:hAnsi="Times New Roman"/>
+                <w:b w:val="0"/>
+                <w:color w:val="000000"/>
+                <w:sz w:val="20"/>
+              </w:rPr>
+              <w:t>___/___/2026</w:t>
             </w:r>
           </w:p>
         </w:tc>
@@ -417,86 +6407,61 @@
             <w:tcW w:type="dxa" w:w="2880"/>
           </w:tcPr>
           <w:p>
+            <w:pPr>
+              <w:spacing w:before="40" w:after="40"/>
+              <w:jc w:val="left"/>
+            </w:pPr>
+            <w:r/>
             <w:r>
-              <w:t>Utils y Helpers</w:t>
+              <w:rPr>
+                <w:rFonts w:ascii="Times New Roman" w:hAnsi="Times New Roman"/>
+                <w:b w:val="0"/>
+                <w:color w:val="000000"/>
+                <w:sz w:val="20"/>
+              </w:rPr>
+              <w:t>Product Owner</w:t>
             </w:r>
           </w:p>
         </w:tc>
         <w:tc>
           <w:tcPr>
-            <w:tcW w:type="dxa" w:w="2880"/>
+            <w:tcW w:type="dxa" w:w="4032"/>
           </w:tcPr>
           <w:p>
+            <w:pPr>
+              <w:spacing w:before="40" w:after="40"/>
+              <w:jc w:val="left"/>
+            </w:pPr>
+            <w:r/>
             <w:r>
-              <w:t>72%</w:t>
+              <w:rPr>
+                <w:rFonts w:ascii="Times New Roman" w:hAnsi="Times New Roman"/>
+                <w:b w:val="0"/>
+                <w:color w:val="000000"/>
+                <w:sz w:val="20"/>
+              </w:rPr>
+              <w:t>___________________________</w:t>
             </w:r>
           </w:p>
         </w:tc>
         <w:tc>
           <w:tcPr>
-            <w:tcW w:type="dxa" w:w="2880"/>
+            <w:tcW w:type="dxa" w:w="2736"/>
           </w:tcPr>
           <w:p>
+            <w:pPr>
+              <w:spacing w:before="40" w:after="40"/>
+              <w:jc w:val="left"/>
+            </w:pPr>
+            <w:r/>
             <w:r>
-              <w:t>✓ CUMPLE</w:t>
-            </w:r>
-          </w:p>
-        </w:tc>
-      </w:tr>
-    </w:tbl>
-    <w:p>
-      <w:pPr>
-        <w:pStyle w:val="Heading2"/>
-        <w:spacing w:before="240" w:after="120"/>
-      </w:pPr>
-      <w:r>
-        <w:t>1.3 Validación de Seguridad</w:t>
-      </w:r>
-    </w:p>
-    <w:p>
-      <w:r>
-        <w:t>Análisis OWASP ZAP y revisión de código:</w:t>
-      </w:r>
-    </w:p>
-    <w:tbl>
-      <w:tblPr>
-        <w:tblStyle w:val="LightGrid-Accent1"/>
-        <w:tblW w:type="auto" w:w="0"/>
-        <w:tblLook w:firstColumn="1" w:firstRow="1" w:lastColumn="0" w:lastRow="0" w:noHBand="0" w:noVBand="1" w:val="04A0"/>
-      </w:tblPr>
-      <w:tblGrid>
-        <w:gridCol w:w="2880"/>
-        <w:gridCol w:w="2880"/>
-        <w:gridCol w:w="2880"/>
-      </w:tblGrid>
-      <w:tr>
-        <w:tc>
-          <w:tcPr>
-            <w:tcW w:type="dxa" w:w="2880"/>
-          </w:tcPr>
-          <w:p>
-            <w:r>
-              <w:t>Vulnerabilidad</w:t>
-            </w:r>
-          </w:p>
-        </w:tc>
-        <w:tc>
-          <w:tcPr>
-            <w:tcW w:type="dxa" w:w="2880"/>
-          </w:tcPr>
-          <w:p>
-            <w:r>
-              <w:t>Encontradas</w:t>
-            </w:r>
-          </w:p>
-        </w:tc>
-        <w:tc>
-          <w:tcPr>
-            <w:tcW w:type="dxa" w:w="2880"/>
-          </w:tcPr>
-          <w:p>
-            <w:r>
-              <w:t>Estado</w:t>
+              <w:rPr>
+                <w:rFonts w:ascii="Times New Roman" w:hAnsi="Times New Roman"/>
+                <w:b w:val="0"/>
+                <w:color w:val="000000"/>
+                <w:sz w:val="20"/>
+              </w:rPr>
+              <w:t>___/___/2026</w:t>
             </w:r>
           </w:p>
         </w:tc>
@@ -507,476 +6472,61 @@
             <w:tcW w:type="dxa" w:w="2880"/>
           </w:tcPr>
           <w:p>
+            <w:pPr>
+              <w:spacing w:before="40" w:after="40"/>
+              <w:jc w:val="left"/>
+            </w:pPr>
+            <w:r/>
             <w:r>
-              <w:t>Inyección SQL</w:t>
+              <w:rPr>
+                <w:rFonts w:ascii="Times New Roman" w:hAnsi="Times New Roman"/>
+                <w:b w:val="0"/>
+                <w:color w:val="000000"/>
+                <w:sz w:val="20"/>
+              </w:rPr>
+              <w:t>Director del Proyecto</w:t>
             </w:r>
           </w:p>
         </w:tc>
         <w:tc>
           <w:tcPr>
-            <w:tcW w:type="dxa" w:w="2880"/>
+            <w:tcW w:type="dxa" w:w="4032"/>
           </w:tcPr>
           <w:p>
+            <w:pPr>
+              <w:spacing w:before="40" w:after="40"/>
+              <w:jc w:val="left"/>
+            </w:pPr>
+            <w:r/>
             <w:r>
-              <w:t>0</w:t>
+              <w:rPr>
+                <w:rFonts w:ascii="Times New Roman" w:hAnsi="Times New Roman"/>
+                <w:b w:val="0"/>
+                <w:color w:val="000000"/>
+                <w:sz w:val="20"/>
+              </w:rPr>
+              <w:t>___________________________</w:t>
             </w:r>
           </w:p>
         </w:tc>
         <w:tc>
           <w:tcPr>
-            <w:tcW w:type="dxa" w:w="2880"/>
+            <w:tcW w:type="dxa" w:w="2736"/>
           </w:tcPr>
           <w:p>
+            <w:pPr>
+              <w:spacing w:before="40" w:after="40"/>
+              <w:jc w:val="left"/>
+            </w:pPr>
+            <w:r/>
             <w:r>
-              <w:t>✓ SEGURO</w:t>
-            </w:r>
-          </w:p>
-        </w:tc>
-      </w:tr>
-      <w:tr>
-        <w:tc>
-          <w:tcPr>
-            <w:tcW w:type="dxa" w:w="2880"/>
-          </w:tcPr>
-          <w:p>
-            <w:r>
-              <w:t>XSS (Cross-Site Scripting)</w:t>
-            </w:r>
-          </w:p>
-        </w:tc>
-        <w:tc>
-          <w:tcPr>
-            <w:tcW w:type="dxa" w:w="2880"/>
-          </w:tcPr>
-          <w:p>
-            <w:r>
-              <w:t>0</w:t>
-            </w:r>
-          </w:p>
-        </w:tc>
-        <w:tc>
-          <w:tcPr>
-            <w:tcW w:type="dxa" w:w="2880"/>
-          </w:tcPr>
-          <w:p>
-            <w:r>
-              <w:t>✓ SEGURO</w:t>
-            </w:r>
-          </w:p>
-        </w:tc>
-      </w:tr>
-      <w:tr>
-        <w:tc>
-          <w:tcPr>
-            <w:tcW w:type="dxa" w:w="2880"/>
-          </w:tcPr>
-          <w:p>
-            <w:r>
-              <w:t>CSRF (Cross-Site Request Forgery)</w:t>
-            </w:r>
-          </w:p>
-        </w:tc>
-        <w:tc>
-          <w:tcPr>
-            <w:tcW w:type="dxa" w:w="2880"/>
-          </w:tcPr>
-          <w:p>
-            <w:r>
-              <w:t>0</w:t>
-            </w:r>
-          </w:p>
-        </w:tc>
-        <w:tc>
-          <w:tcPr>
-            <w:tcW w:type="dxa" w:w="2880"/>
-          </w:tcPr>
-          <w:p>
-            <w:r>
-              <w:t>✓ SEGURO</w:t>
-            </w:r>
-          </w:p>
-        </w:tc>
-      </w:tr>
-      <w:tr>
-        <w:tc>
-          <w:tcPr>
-            <w:tcW w:type="dxa" w:w="2880"/>
-          </w:tcPr>
-          <w:p>
-            <w:r>
-              <w:t>Exposición de datos sensibles</w:t>
-            </w:r>
-          </w:p>
-        </w:tc>
-        <w:tc>
-          <w:tcPr>
-            <w:tcW w:type="dxa" w:w="2880"/>
-          </w:tcPr>
-          <w:p>
-            <w:r>
-              <w:t>0</w:t>
-            </w:r>
-          </w:p>
-        </w:tc>
-        <w:tc>
-          <w:tcPr>
-            <w:tcW w:type="dxa" w:w="2880"/>
-          </w:tcPr>
-          <w:p>
-            <w:r>
-              <w:t>✓ SEGURO</w:t>
-            </w:r>
-          </w:p>
-        </w:tc>
-      </w:tr>
-    </w:tbl>
-    <w:p>
-      <w:pPr>
-        <w:pStyle w:val="Heading2"/>
-        <w:spacing w:before="240" w:after="120"/>
-      </w:pPr>
-      <w:r>
-        <w:t>1.4 Pruebas de Usabilidad</w:t>
-      </w:r>
-    </w:p>
-    <w:p>
-      <w:r>
-        <w:t>Encuesta SUS (System Usability Scale) con 15 usuarios finales:</w:t>
-      </w:r>
-    </w:p>
-    <w:tbl>
-      <w:tblPr>
-        <w:tblStyle w:val="LightGrid-Accent1"/>
-        <w:tblW w:type="auto" w:w="0"/>
-        <w:tblLook w:firstColumn="1" w:firstRow="1" w:lastColumn="0" w:lastRow="0" w:noHBand="0" w:noVBand="1" w:val="04A0"/>
-      </w:tblPr>
-      <w:tblGrid>
-        <w:gridCol w:w="4320"/>
-        <w:gridCol w:w="4320"/>
-      </w:tblGrid>
-      <w:tr>
-        <w:tc>
-          <w:tcPr>
-            <w:tcW w:type="dxa" w:w="4320"/>
-          </w:tcPr>
-          <w:p>
-            <w:r>
-              <w:t>Métrica</w:t>
-            </w:r>
-          </w:p>
-        </w:tc>
-        <w:tc>
-          <w:tcPr>
-            <w:tcW w:type="dxa" w:w="4320"/>
-          </w:tcPr>
-          <w:p>
-            <w:r>
-              <w:t>Resultado</w:t>
-            </w:r>
-          </w:p>
-        </w:tc>
-      </w:tr>
-      <w:tr>
-        <w:tc>
-          <w:tcPr>
-            <w:tcW w:type="dxa" w:w="4320"/>
-          </w:tcPr>
-          <w:p>
-            <w:r>
-              <w:t>Puntuación SUS promedio</w:t>
-            </w:r>
-          </w:p>
-        </w:tc>
-        <w:tc>
-          <w:tcPr>
-            <w:tcW w:type="dxa" w:w="4320"/>
-          </w:tcPr>
-          <w:p>
-            <w:r>
-              <w:t>76.5 / 100 ✓ ACEPTABLE</w:t>
-            </w:r>
-          </w:p>
-        </w:tc>
-      </w:tr>
-      <w:tr>
-        <w:tc>
-          <w:tcPr>
-            <w:tcW w:type="dxa" w:w="4320"/>
-          </w:tcPr>
-          <w:p>
-            <w:r>
-              <w:t>Usuarios que completaron tareas sin ayuda</w:t>
-            </w:r>
-          </w:p>
-        </w:tc>
-        <w:tc>
-          <w:tcPr>
-            <w:tcW w:type="dxa" w:w="4320"/>
-          </w:tcPr>
-          <w:p>
-            <w:r>
-              <w:t>86% ✓ CUMPLE</w:t>
-            </w:r>
-          </w:p>
-        </w:tc>
-      </w:tr>
-      <w:tr>
-        <w:tc>
-          <w:tcPr>
-            <w:tcW w:type="dxa" w:w="4320"/>
-          </w:tcPr>
-          <w:p>
-            <w:r>
-              <w:t>Tiempo promedio de aprendizaje</w:t>
-            </w:r>
-          </w:p>
-        </w:tc>
-        <w:tc>
-          <w:tcPr>
-            <w:tcW w:type="dxa" w:w="4320"/>
-          </w:tcPr>
-          <w:p>
-            <w:r>
-              <w:t>7.2 minutos ✓ &lt;10 min</w:t>
-            </w:r>
-          </w:p>
-        </w:tc>
-      </w:tr>
-      <w:tr>
-        <w:tc>
-          <w:tcPr>
-            <w:tcW w:type="dxa" w:w="4320"/>
-          </w:tcPr>
-          <w:p>
-            <w:r>
-              <w:t>NPS (Net Promoter Score)</w:t>
-            </w:r>
-          </w:p>
-        </w:tc>
-        <w:tc>
-          <w:tcPr>
-            <w:tcW w:type="dxa" w:w="4320"/>
-          </w:tcPr>
-          <w:p>
-            <w:r>
-              <w:t>72 ✓ EXCELENTE</w:t>
-            </w:r>
-          </w:p>
-        </w:tc>
-      </w:tr>
-      <w:tr>
-        <w:tc>
-          <w:tcPr>
-            <w:tcW w:type="dxa" w:w="4320"/>
-          </w:tcPr>
-          <w:p>
-            <w:r>
-              <w:t>Disposición a recomendar</w:t>
-            </w:r>
-          </w:p>
-        </w:tc>
-        <w:tc>
-          <w:tcPr>
-            <w:tcW w:type="dxa" w:w="4320"/>
-          </w:tcPr>
-          <w:p>
-            <w:r>
-              <w:t>88%</w:t>
-            </w:r>
-          </w:p>
-        </w:tc>
-      </w:tr>
-    </w:tbl>
-    <w:p>
-      <w:pPr>
-        <w:pStyle w:val="Heading2"/>
-        <w:spacing w:before="240" w:after="120"/>
-      </w:pPr>
-      <w:r>
-        <w:t>1.5 Pruebas de Desempeño</w:t>
-      </w:r>
-    </w:p>
-    <w:p>
-      <w:r>
-        <w:t>Load testing con 100, 500 y 1000 usuarios concurrentes:</w:t>
-      </w:r>
-    </w:p>
-    <w:tbl>
-      <w:tblPr>
-        <w:tblStyle w:val="LightGrid-Accent1"/>
-        <w:tblW w:type="auto" w:w="0"/>
-        <w:tblLook w:firstColumn="1" w:firstRow="1" w:lastColumn="0" w:lastRow="0" w:noHBand="0" w:noVBand="1" w:val="04A0"/>
-      </w:tblPr>
-      <w:tblGrid>
-        <w:gridCol w:w="2160"/>
-        <w:gridCol w:w="2160"/>
-        <w:gridCol w:w="2160"/>
-        <w:gridCol w:w="2160"/>
-      </w:tblGrid>
-      <w:tr>
-        <w:tc>
-          <w:tcPr>
-            <w:tcW w:type="dxa" w:w="2160"/>
-          </w:tcPr>
-          <w:p>
-            <w:r>
-              <w:t>Métrica</w:t>
-            </w:r>
-          </w:p>
-        </w:tc>
-        <w:tc>
-          <w:tcPr>
-            <w:tcW w:type="dxa" w:w="2160"/>
-          </w:tcPr>
-          <w:p>
-            <w:r>
-              <w:t>100 usuarios</w:t>
-            </w:r>
-          </w:p>
-        </w:tc>
-        <w:tc>
-          <w:tcPr>
-            <w:tcW w:type="dxa" w:w="2160"/>
-          </w:tcPr>
-          <w:p>
-            <w:r>
-              <w:t>500 usuarios</w:t>
-            </w:r>
-          </w:p>
-        </w:tc>
-        <w:tc>
-          <w:tcPr>
-            <w:tcW w:type="dxa" w:w="2160"/>
-          </w:tcPr>
-          <w:p>
-            <w:r>
-              <w:t>1000 usuarios</w:t>
-            </w:r>
-          </w:p>
-        </w:tc>
-      </w:tr>
-      <w:tr>
-        <w:tc>
-          <w:tcPr>
-            <w:tcW w:type="dxa" w:w="2160"/>
-          </w:tcPr>
-          <w:p>
-            <w:r>
-              <w:t>Latencia p95</w:t>
-            </w:r>
-          </w:p>
-        </w:tc>
-        <w:tc>
-          <w:tcPr>
-            <w:tcW w:type="dxa" w:w="2160"/>
-          </w:tcPr>
-          <w:p>
-            <w:r>
-              <w:t>340ms ✓</w:t>
-            </w:r>
-          </w:p>
-        </w:tc>
-        <w:tc>
-          <w:tcPr>
-            <w:tcW w:type="dxa" w:w="2160"/>
-          </w:tcPr>
-          <w:p>
-            <w:r>
-              <w:t>1.2s ✓</w:t>
-            </w:r>
-          </w:p>
-        </w:tc>
-        <w:tc>
-          <w:tcPr>
-            <w:tcW w:type="dxa" w:w="2160"/>
-          </w:tcPr>
-          <w:p>
-            <w:r>
-              <w:t>2.8s ⚠</w:t>
-            </w:r>
-          </w:p>
-        </w:tc>
-      </w:tr>
-      <w:tr>
-        <w:tc>
-          <w:tcPr>
-            <w:tcW w:type="dxa" w:w="2160"/>
-          </w:tcPr>
-          <w:p>
-            <w:r>
-              <w:t>Disponibilidad</w:t>
-            </w:r>
-          </w:p>
-        </w:tc>
-        <w:tc>
-          <w:tcPr>
-            <w:tcW w:type="dxa" w:w="2160"/>
-          </w:tcPr>
-          <w:p>
-            <w:r>
-              <w:t>100%</w:t>
-            </w:r>
-          </w:p>
-        </w:tc>
-        <w:tc>
-          <w:tcPr>
-            <w:tcW w:type="dxa" w:w="2160"/>
-          </w:tcPr>
-          <w:p>
-            <w:r>
-              <w:t>99.8%</w:t>
-            </w:r>
-          </w:p>
-        </w:tc>
-        <w:tc>
-          <w:tcPr>
-            <w:tcW w:type="dxa" w:w="2160"/>
-          </w:tcPr>
-          <w:p>
-            <w:r>
-              <w:t>98.5%</w:t>
-            </w:r>
-          </w:p>
-        </w:tc>
-      </w:tr>
-      <w:tr>
-        <w:tc>
-          <w:tcPr>
-            <w:tcW w:type="dxa" w:w="2160"/>
-          </w:tcPr>
-          <w:p>
-            <w:r>
-              <w:t>Tasa de error</w:t>
-            </w:r>
-          </w:p>
-        </w:tc>
-        <w:tc>
-          <w:tcPr>
-            <w:tcW w:type="dxa" w:w="2160"/>
-          </w:tcPr>
-          <w:p>
-            <w:r>
-              <w:t>0%</w:t>
-            </w:r>
-          </w:p>
-        </w:tc>
-        <w:tc>
-          <w:tcPr>
-            <w:tcW w:type="dxa" w:w="2160"/>
-          </w:tcPr>
-          <w:p>
-            <w:r>
-              <w:t>0.1%</w:t>
-            </w:r>
-          </w:p>
-        </w:tc>
-        <w:tc>
-          <w:tcPr>
-            <w:tcW w:type="dxa" w:w="2160"/>
-          </w:tcPr>
-          <w:p>
-            <w:r>
-              <w:t>0.5%</w:t>
+              <w:rPr>
+                <w:rFonts w:ascii="Times New Roman" w:hAnsi="Times New Roman"/>
+                <w:b w:val="0"/>
+                <w:color w:val="000000"/>
+                <w:sz w:val="20"/>
+              </w:rPr>
+              <w:t>___/___/2026</w:t>
             </w:r>
           </w:p>
         </w:tc>
@@ -984,586 +6534,279 @@
     </w:tbl>
     <w:p>
       <w:r>
-        <w:br/>
-        <w:t>Nota: A 1000 usuarios, se observó degradación controlada. Se recomienda implementar caché (Redis) y optimización de queries para escalar a 5000+ usuarios.</w:t>
-      </w:r>
-    </w:p>
-    <w:p>
-      <w:r>
         <w:br w:type="page"/>
       </w:r>
     </w:p>
     <w:p>
       <w:pPr>
-        <w:pStyle w:val="Heading1"/>
-        <w:spacing w:before="240" w:after="120"/>
+        <w:spacing w:line="480" w:lineRule="auto" w:before="0" w:after="0"/>
+        <w:jc w:val="center"/>
       </w:pPr>
       <w:r>
-        <w:t>2. DEFECTOS ENCONTRADOS Y RESUELTOS</w:t>
-      </w:r>
-    </w:p>
-    <w:p>
-      <w:r>
-        <w:t>Se identificaron 20 hallazgos en la auditoría QA (H#1-H#20). Estado:</w:t>
-      </w:r>
-    </w:p>
-    <w:tbl>
-      <w:tblPr>
-        <w:tblStyle w:val="LightGrid-Accent1"/>
-        <w:tblW w:type="auto" w:w="0"/>
-        <w:tblLook w:firstColumn="1" w:firstRow="1" w:lastColumn="0" w:lastRow="0" w:noHBand="0" w:noVBand="1" w:val="04A0"/>
-      </w:tblPr>
-      <w:tblGrid>
-        <w:gridCol w:w="4320"/>
-        <w:gridCol w:w="4320"/>
-      </w:tblGrid>
-      <w:tr>
-        <w:tc>
-          <w:tcPr>
-            <w:tcW w:type="dxa" w:w="4320"/>
-          </w:tcPr>
-          <w:p>
-            <w:r>
-              <w:t>Categoría</w:t>
-            </w:r>
-          </w:p>
-        </w:tc>
-        <w:tc>
-          <w:tcPr>
-            <w:tcW w:type="dxa" w:w="4320"/>
-          </w:tcPr>
-          <w:p>
-            <w:r>
-              <w:t>Cantidad</w:t>
-            </w:r>
-          </w:p>
-        </w:tc>
-      </w:tr>
-      <w:tr>
-        <w:tc>
-          <w:tcPr>
-            <w:tcW w:type="dxa" w:w="4320"/>
-          </w:tcPr>
-          <w:p>
-            <w:r>
-              <w:t>Defectos Críticos (Bloqueantes)</w:t>
-            </w:r>
-          </w:p>
-        </w:tc>
-        <w:tc>
-          <w:tcPr>
-            <w:tcW w:type="dxa" w:w="4320"/>
-          </w:tcPr>
-          <w:p>
-            <w:r>
-              <w:t>0</w:t>
-            </w:r>
-          </w:p>
-        </w:tc>
-      </w:tr>
-      <w:tr>
-        <w:tc>
-          <w:tcPr>
-            <w:tcW w:type="dxa" w:w="4320"/>
-          </w:tcPr>
-          <w:p>
-            <w:r>
-              <w:t>Defectos Mayores (Funcionales)</w:t>
-            </w:r>
-          </w:p>
-        </w:tc>
-        <w:tc>
-          <w:tcPr>
-            <w:tcW w:type="dxa" w:w="4320"/>
-          </w:tcPr>
-          <w:p>
-            <w:r>
-              <w:t>0 (19 resueltos)</w:t>
-            </w:r>
-          </w:p>
-        </w:tc>
-      </w:tr>
-      <w:tr>
-        <w:tc>
-          <w:tcPr>
-            <w:tcW w:type="dxa" w:w="4320"/>
-          </w:tcPr>
-          <w:p>
-            <w:r>
-              <w:t>Defectos Menores (Mejoras de UX)</w:t>
-            </w:r>
-          </w:p>
-        </w:tc>
-        <w:tc>
-          <w:tcPr>
-            <w:tcW w:type="dxa" w:w="4320"/>
-          </w:tcPr>
-          <w:p>
-            <w:r>
-              <w:t>1 (Documentado para Fase 2)</w:t>
-            </w:r>
-          </w:p>
-        </w:tc>
-      </w:tr>
-    </w:tbl>
-    <w:p>
-      <w:r>
-        <w:br/>
-        <w:t>Ejemplos de defectos resueltos:</w:t>
+        <w:rPr>
+          <w:rFonts w:ascii="Times New Roman" w:hAnsi="Times New Roman"/>
+          <w:b/>
+          <w:i w:val="0"/>
+          <w:color w:val="000000"/>
+          <w:sz w:val="24"/>
+        </w:rPr>
+        <w:t>Referencias</w:t>
       </w:r>
     </w:p>
     <w:p>
       <w:pPr>
-        <w:pStyle w:val="ListBullet"/>
+        <w:spacing w:line="480" w:lineRule="auto"/>
+        <w:ind w:left="720" w:hanging="720"/>
       </w:pPr>
       <w:r>
-        <w:t>H#1-H#11: Correcciones en gestión de sílabos (preselección, error handling, SSE resilience)</w:t>
+        <w:rPr>
+          <w:rFonts w:ascii="Times New Roman" w:hAnsi="Times New Roman"/>
+          <w:b w:val="0"/>
+          <w:i w:val="0"/>
+          <w:color w:val="000000"/>
+          <w:sz w:val="24"/>
+        </w:rPr>
+        <w:t>Ammann, P., &amp; Offutt, J. (2016). Introduction to software testing (2.ª ed.). Cambridge University Press. https://doi.org/10.1017/9781316771273</w:t>
       </w:r>
     </w:p>
     <w:p>
       <w:pPr>
-        <w:pStyle w:val="ListBullet"/>
+        <w:spacing w:line="480" w:lineRule="auto"/>
+        <w:ind w:left="720" w:hanging="720"/>
       </w:pPr>
       <w:r>
-        <w:t>H#12-H#15: Mejoras en panel de solicitudes (notificaciones, expiración de códigos)</w:t>
+        <w:rPr>
+          <w:rFonts w:ascii="Times New Roman" w:hAnsi="Times New Roman"/>
+          <w:b w:val="0"/>
+          <w:i w:val="0"/>
+          <w:color w:val="000000"/>
+          <w:sz w:val="24"/>
+        </w:rPr>
+        <w:t>Bangor, A., Kortum, P. T., &amp; Miller, J. T. (2008). An empirical evaluation of the System Usability Scale. International Journal of Human-Computer Interaction, 24(6), 574–594. https://doi.org/10.1080/10447310802205776</w:t>
       </w:r>
     </w:p>
     <w:p>
       <w:pPr>
-        <w:pStyle w:val="ListBullet"/>
+        <w:spacing w:line="480" w:lineRule="auto"/>
+        <w:ind w:left="720" w:hanging="720"/>
       </w:pPr>
       <w:r>
-        <w:t>H#16-H#19: Optimización en carga masiva (interceptor API, manejo de errores inline)</w:t>
+        <w:rPr>
+          <w:rFonts w:ascii="Times New Roman" w:hAnsi="Times New Roman"/>
+          <w:b w:val="0"/>
+          <w:i w:val="0"/>
+          <w:color w:val="000000"/>
+          <w:sz w:val="24"/>
+        </w:rPr>
+        <w:t>Brooke, J. (1996). SUS: A "quick and dirty" usability scale. En P. W. Jordan, B. Thomas, B. A. Weerdmeester &amp; I. L. McClelland (Eds.), Usability evaluation in industry (pp. 189–194). Taylor &amp; Francis.</w:t>
       </w:r>
     </w:p>
     <w:p>
       <w:pPr>
-        <w:pStyle w:val="Heading1"/>
-        <w:spacing w:before="240" w:after="120"/>
+        <w:spacing w:line="480" w:lineRule="auto"/>
+        <w:ind w:left="720" w:hanging="720"/>
       </w:pPr>
       <w:r>
-        <w:t>3. ANÁLISIS DE CONFORMIDAD CON REQUISITOS</w:t>
-      </w:r>
-    </w:p>
-    <w:tbl>
-      <w:tblPr>
-        <w:tblStyle w:val="LightGrid-Accent1"/>
-        <w:tblW w:type="auto" w:w="0"/>
-        <w:tblLook w:firstColumn="1" w:firstRow="1" w:lastColumn="0" w:lastRow="0" w:noHBand="0" w:noVBand="1" w:val="04A0"/>
-      </w:tblPr>
-      <w:tblGrid>
-        <w:gridCol w:w="2880"/>
-        <w:gridCol w:w="2880"/>
-        <w:gridCol w:w="2880"/>
-      </w:tblGrid>
-      <w:tr>
-        <w:tc>
-          <w:tcPr>
-            <w:tcW w:type="dxa" w:w="2880"/>
-          </w:tcPr>
-          <w:p>
-            <w:r>
-              <w:t>Requisito</w:t>
-            </w:r>
-          </w:p>
-        </w:tc>
-        <w:tc>
-          <w:tcPr>
-            <w:tcW w:type="dxa" w:w="2880"/>
-          </w:tcPr>
-          <w:p>
-            <w:r>
-              <w:t>Estado</w:t>
-            </w:r>
-          </w:p>
-        </w:tc>
-        <w:tc>
-          <w:tcPr>
-            <w:tcW w:type="dxa" w:w="2880"/>
-          </w:tcPr>
-          <w:p>
-            <w:r>
-              <w:t>Evidencia</w:t>
-            </w:r>
-          </w:p>
-        </w:tc>
-      </w:tr>
-      <w:tr>
-        <w:tc>
-          <w:tcPr>
-            <w:tcW w:type="dxa" w:w="2880"/>
-          </w:tcPr>
-          <w:p>
-            <w:r>
-              <w:t>Crear y gestionar sílabos</w:t>
-            </w:r>
-          </w:p>
-        </w:tc>
-        <w:tc>
-          <w:tcPr>
-            <w:tcW w:type="dxa" w:w="2880"/>
-          </w:tcPr>
-          <w:p>
-            <w:r>
-              <w:t>✓ CUMPLE</w:t>
-            </w:r>
-          </w:p>
-        </w:tc>
-        <w:tc>
-          <w:tcPr>
-            <w:tcW w:type="dxa" w:w="2880"/>
-          </w:tcPr>
-          <w:p>
-            <w:r>
-              <w:t>CP016-CP017</w:t>
-            </w:r>
-          </w:p>
-        </w:tc>
-      </w:tr>
-      <w:tr>
-        <w:tc>
-          <w:tcPr>
-            <w:tcW w:type="dxa" w:w="2880"/>
-          </w:tcPr>
-          <w:p>
-            <w:r>
-              <w:t>Registrar en blockchain</w:t>
-            </w:r>
-          </w:p>
-        </w:tc>
-        <w:tc>
-          <w:tcPr>
-            <w:tcW w:type="dxa" w:w="2880"/>
-          </w:tcPr>
-          <w:p>
-            <w:r>
-              <w:t>✓ CUMPLE</w:t>
-            </w:r>
-          </w:p>
-        </w:tc>
-        <w:tc>
-          <w:tcPr>
-            <w:tcW w:type="dxa" w:w="2880"/>
-          </w:tcPr>
-          <w:p>
-            <w:r>
-              <w:t>CP018</w:t>
-            </w:r>
-          </w:p>
-        </w:tc>
-      </w:tr>
-      <w:tr>
-        <w:tc>
-          <w:tcPr>
-            <w:tcW w:type="dxa" w:w="2880"/>
-          </w:tcPr>
-          <w:p>
-            <w:r>
-              <w:t>Verificación pública</w:t>
-            </w:r>
-          </w:p>
-        </w:tc>
-        <w:tc>
-          <w:tcPr>
-            <w:tcW w:type="dxa" w:w="2880"/>
-          </w:tcPr>
-          <w:p>
-            <w:r>
-              <w:t>✓ CUMPLE</w:t>
-            </w:r>
-          </w:p>
-        </w:tc>
-        <w:tc>
-          <w:tcPr>
-            <w:tcW w:type="dxa" w:w="2880"/>
-          </w:tcPr>
-          <w:p>
-            <w:r>
-              <w:t>CP020</w:t>
-            </w:r>
-          </w:p>
-        </w:tc>
-      </w:tr>
-    </w:tbl>
-    <w:p>
-      <w:pPr>
-        <w:pStyle w:val="Heading1"/>
-        <w:spacing w:before="240" w:after="120"/>
-      </w:pPr>
-      <w:r>
-        <w:t>4. CONCLUSIONES Y RECOMENDACIONES</w:t>
+        <w:rPr>
+          <w:rFonts w:ascii="Times New Roman" w:hAnsi="Times New Roman"/>
+          <w:b w:val="0"/>
+          <w:i w:val="0"/>
+          <w:color w:val="000000"/>
+          <w:sz w:val="24"/>
+        </w:rPr>
+        <w:t>Hyperledger Foundation. (2023). Hyperledger Fabric documentation (v2.5). Linux Foundation. https://hyperledger-fabric.readthedocs.io/</w:t>
       </w:r>
     </w:p>
     <w:p>
       <w:pPr>
-        <w:pStyle w:val="Heading2"/>
+        <w:spacing w:line="480" w:lineRule="auto"/>
+        <w:ind w:left="720" w:hanging="720"/>
       </w:pPr>
       <w:r>
-        <w:t>Conclusión General</w:t>
-      </w:r>
-    </w:p>
-    <w:p>
-      <w:r>
         <w:rPr>
-          <w:b/>
+          <w:rFonts w:ascii="Times New Roman" w:hAnsi="Times New Roman"/>
+          <w:b w:val="0"/>
+          <w:i w:val="0"/>
+          <w:color w:val="000000"/>
+          <w:sz w:val="24"/>
         </w:rPr>
-        <w:t xml:space="preserve">El Sistema de Gestión de Sílabos con Blockchain cumple satisfactoriamente con los requisitos funcionales, de seguridad y usabilidad especificados. </w:t>
-      </w:r>
-    </w:p>
-    <w:p>
-      <w:r>
-        <w:t>La cobertura de pruebas es completa (40/40 casos pasados), la seguridad es robusta (0 vulnerabilidades críticas), y la usabilidad es aceptable (SUS 76.5/100).</w:t>
+        <w:t>IEEE. (2008). IEEE 829-2008: Standard for software and system test documentation. Institute of Electrical and Electronics Engineers. https://doi.org/10.1109/IEEESTD.2008.4578383</w:t>
       </w:r>
     </w:p>
     <w:p>
       <w:pPr>
-        <w:pStyle w:val="Heading2"/>
+        <w:spacing w:line="480" w:lineRule="auto"/>
+        <w:ind w:left="720" w:hanging="720"/>
       </w:pPr>
       <w:r>
-        <w:t>Recomendaciones para Producción</w:t>
+        <w:rPr>
+          <w:rFonts w:ascii="Times New Roman" w:hAnsi="Times New Roman"/>
+          <w:b w:val="0"/>
+          <w:i w:val="0"/>
+          <w:color w:val="000000"/>
+          <w:sz w:val="24"/>
+        </w:rPr>
+        <w:t>IEEE. (2009). IEEE 1044-2009: Standard classification for software anomalies. Institute of Electrical and Electronics Engineers. https://doi.org/10.1109/IEEESTD.2010.5399061</w:t>
       </w:r>
     </w:p>
     <w:p>
       <w:pPr>
-        <w:pStyle w:val="ListNumber"/>
+        <w:spacing w:line="480" w:lineRule="auto"/>
+        <w:ind w:left="720" w:hanging="720"/>
       </w:pPr>
       <w:r>
-        <w:t>Implementar caché (Redis) para mejorar latencia a escala 5000+ usuarios</w:t>
+        <w:rPr>
+          <w:rFonts w:ascii="Times New Roman" w:hAnsi="Times New Roman"/>
+          <w:b w:val="0"/>
+          <w:i w:val="0"/>
+          <w:color w:val="000000"/>
+          <w:sz w:val="24"/>
+        </w:rPr>
+        <w:t>ISO/IEC. (2016). ISO/IEC 25023:2016 — Systems and software engineering — Systems and software Quality Requirements and Evaluation (SQuaRE) — Measurement of system and software product quality. International Organization for Standardization.</w:t>
       </w:r>
     </w:p>
     <w:p>
       <w:pPr>
-        <w:pStyle w:val="ListNumber"/>
+        <w:spacing w:line="480" w:lineRule="auto"/>
+        <w:ind w:left="720" w:hanging="720"/>
       </w:pPr>
       <w:r>
-        <w:t>Configurar monitoreo APM (Application Performance Monitoring) con alertas</w:t>
+        <w:rPr>
+          <w:rFonts w:ascii="Times New Roman" w:hAnsi="Times New Roman"/>
+          <w:b w:val="0"/>
+          <w:i w:val="0"/>
+          <w:color w:val="000000"/>
+          <w:sz w:val="24"/>
+        </w:rPr>
+        <w:t>ISO/IEC. (2023). ISO/IEC 25010:2023 — Systems and software engineering — Systems and software Quality Requirements and Evaluation (SQuaRE) — Product quality model. International Organization for Standardization.</w:t>
       </w:r>
     </w:p>
     <w:p>
       <w:pPr>
-        <w:pStyle w:val="ListNumber"/>
+        <w:spacing w:line="480" w:lineRule="auto"/>
+        <w:ind w:left="720" w:hanging="720"/>
       </w:pPr>
       <w:r>
-        <w:t>Realizar auditoría de penetración completa antes de Go-Live</w:t>
+        <w:rPr>
+          <w:rFonts w:ascii="Times New Roman" w:hAnsi="Times New Roman"/>
+          <w:b w:val="0"/>
+          <w:i w:val="0"/>
+          <w:color w:val="000000"/>
+          <w:sz w:val="24"/>
+        </w:rPr>
+        <w:t>Nielsen, J. (1994). Usability engineering. Morgan Kaufmann.</w:t>
       </w:r>
     </w:p>
     <w:p>
       <w:pPr>
-        <w:pStyle w:val="ListNumber"/>
+        <w:spacing w:line="480" w:lineRule="auto"/>
+        <w:ind w:left="720" w:hanging="720"/>
       </w:pPr>
       <w:r>
-        <w:t>Establecer SLO (Service Level Objectives): 99.9% uptime, &lt;1s latencia p95</w:t>
+        <w:rPr>
+          <w:rFonts w:ascii="Times New Roman" w:hAnsi="Times New Roman"/>
+          <w:b w:val="0"/>
+          <w:i w:val="0"/>
+          <w:color w:val="000000"/>
+          <w:sz w:val="24"/>
+        </w:rPr>
+        <w:t>Nygard, M. T. (2018). Release it! Design and deploy production-ready software (2.ª ed.). Pragmatic Bookshelf.</w:t>
       </w:r>
     </w:p>
     <w:p>
       <w:pPr>
-        <w:pStyle w:val="ListNumber"/>
+        <w:spacing w:line="480" w:lineRule="auto"/>
+        <w:ind w:left="720" w:hanging="720"/>
       </w:pPr>
       <w:r>
-        <w:t>Fase 2: Implementar integraciones Google Drive/OneDrive y SSO (SAML/OIDC)</w:t>
+        <w:rPr>
+          <w:rFonts w:ascii="Times New Roman" w:hAnsi="Times New Roman"/>
+          <w:b w:val="0"/>
+          <w:i w:val="0"/>
+          <w:color w:val="000000"/>
+          <w:sz w:val="24"/>
+        </w:rPr>
+        <w:t>OWASP. (2021). OWASP Top 10:2021 — Top ten web application security risks. Open Web Application Security Project. https://owasp.org/Top10/</w:t>
       </w:r>
     </w:p>
     <w:p>
       <w:pPr>
-        <w:pStyle w:val="Heading2"/>
+        <w:spacing w:line="480" w:lineRule="auto"/>
+        <w:ind w:left="720" w:hanging="720"/>
       </w:pPr>
       <w:r>
-        <w:t>Recomendaciones para Mejora Continua</w:t>
+        <w:rPr>
+          <w:rFonts w:ascii="Times New Roman" w:hAnsi="Times New Roman"/>
+          <w:b w:val="0"/>
+          <w:i w:val="0"/>
+          <w:color w:val="000000"/>
+          <w:sz w:val="24"/>
+        </w:rPr>
+        <w:t>Pressman, R. S., &amp; Maxim, B. R. (2015). Software engineering: A practitioner's approach (8.ª ed.). McGraw-Hill Education.</w:t>
       </w:r>
     </w:p>
     <w:p>
       <w:pPr>
-        <w:pStyle w:val="ListBullet"/>
+        <w:spacing w:line="480" w:lineRule="auto"/>
+        <w:ind w:left="720" w:hanging="720"/>
       </w:pPr>
       <w:r>
-        <w:t>Automatizar pruebas de usabilidad con usuarios reales mediante A/B testing</w:t>
+        <w:rPr>
+          <w:rFonts w:ascii="Times New Roman" w:hAnsi="Times New Roman"/>
+          <w:b w:val="0"/>
+          <w:i w:val="0"/>
+          <w:color w:val="000000"/>
+          <w:sz w:val="24"/>
+        </w:rPr>
+        <w:t>Reichheld, F. F. (2003). The one number you need to grow. Harvard Business Review, 81(12), 46–54.</w:t>
       </w:r>
     </w:p>
     <w:p>
       <w:pPr>
-        <w:pStyle w:val="ListBullet"/>
+        <w:spacing w:line="480" w:lineRule="auto"/>
+        <w:ind w:left="720" w:hanging="720"/>
       </w:pPr>
       <w:r>
-        <w:t>Aumentar cobertura de código a &gt;85% en todas las épicas</w:t>
+        <w:rPr>
+          <w:rFonts w:ascii="Times New Roman" w:hAnsi="Times New Roman"/>
+          <w:b w:val="0"/>
+          <w:i w:val="0"/>
+          <w:color w:val="000000"/>
+          <w:sz w:val="24"/>
+        </w:rPr>
+        <w:t>W3C. (2023). Web Content Accessibility Guidelines (WCAG) 2.1. World Wide Web Consortium. https://www.w3.org/TR/WCAG21/</w:t>
       </w:r>
     </w:p>
-    <w:p>
-      <w:pPr>
-        <w:pStyle w:val="ListBullet"/>
-      </w:pPr>
-      <w:r>
-        <w:t>Implementar feature flags para rollout gradual de nuevas funcionalidades</w:t>
-      </w:r>
-    </w:p>
-    <w:p>
-      <w:pPr>
-        <w:pStyle w:val="ListBullet"/>
-      </w:pPr>
-      <w:r>
-        <w:t>Ejecutar pruebas de caos (chaos engineering) mensualmente</w:t>
-      </w:r>
-    </w:p>
-    <w:p>
-      <w:r>
-        <w:br w:type="page"/>
-      </w:r>
-    </w:p>
-    <w:p>
-      <w:pPr>
-        <w:pStyle w:val="Heading1"/>
-      </w:pPr>
-      <w:r>
-        <w:t>APROBACIÓN DE VALIDACIÓN</w:t>
-      </w:r>
-    </w:p>
-    <w:tbl>
-      <w:tblPr>
-        <w:tblStyle w:val="LightGrid-Accent1"/>
-        <w:tblW w:type="auto" w:w="0"/>
-        <w:tblLook w:firstColumn="1" w:firstRow="1" w:lastColumn="0" w:lastRow="0" w:noHBand="0" w:noVBand="1" w:val="04A0"/>
-      </w:tblPr>
-      <w:tblGrid>
-        <w:gridCol w:w="2880"/>
-        <w:gridCol w:w="2880"/>
-        <w:gridCol w:w="2880"/>
-      </w:tblGrid>
-      <w:tr>
-        <w:tc>
-          <w:tcPr>
-            <w:tcW w:type="dxa" w:w="2880"/>
-          </w:tcPr>
-          <w:p>
-            <w:r>
-              <w:t>Rol</w:t>
-            </w:r>
-          </w:p>
-        </w:tc>
-        <w:tc>
-          <w:tcPr>
-            <w:tcW w:type="dxa" w:w="2880"/>
-          </w:tcPr>
-          <w:p>
-            <w:r>
-              <w:t>Nombre</w:t>
-            </w:r>
-          </w:p>
-        </w:tc>
-        <w:tc>
-          <w:tcPr>
-            <w:tcW w:type="dxa" w:w="2880"/>
-          </w:tcPr>
-          <w:p>
-            <w:r>
-              <w:t>Firma</w:t>
-            </w:r>
-          </w:p>
-        </w:tc>
-      </w:tr>
-      <w:tr>
-        <w:tc>
-          <w:tcPr>
-            <w:tcW w:type="dxa" w:w="2880"/>
-          </w:tcPr>
-          <w:p>
-            <w:r>
-              <w:t>QA Engineer</w:t>
-            </w:r>
-          </w:p>
-        </w:tc>
-        <w:tc>
-          <w:tcPr>
-            <w:tcW w:type="dxa" w:w="2880"/>
-          </w:tcPr>
-          <w:p>
-            <w:r>
-              <w:t>___________________</w:t>
-            </w:r>
-          </w:p>
-        </w:tc>
-        <w:tc>
-          <w:tcPr>
-            <w:tcW w:type="dxa" w:w="2880"/>
-          </w:tcPr>
-          <w:p>
-            <w:r>
-              <w:t>Fecha: ___/___/___</w:t>
-            </w:r>
-          </w:p>
-        </w:tc>
-      </w:tr>
-      <w:tr>
-        <w:tc>
-          <w:tcPr>
-            <w:tcW w:type="dxa" w:w="2880"/>
-          </w:tcPr>
-          <w:p>
-            <w:r>
-              <w:t>Product Owner</w:t>
-            </w:r>
-          </w:p>
-        </w:tc>
-        <w:tc>
-          <w:tcPr>
-            <w:tcW w:type="dxa" w:w="2880"/>
-          </w:tcPr>
-          <w:p>
-            <w:r>
-              <w:t>___________________</w:t>
-            </w:r>
-          </w:p>
-        </w:tc>
-        <w:tc>
-          <w:tcPr>
-            <w:tcW w:type="dxa" w:w="2880"/>
-          </w:tcPr>
-          <w:p>
-            <w:r>
-              <w:t>Fecha: ___/___/___</w:t>
-            </w:r>
-          </w:p>
-        </w:tc>
-      </w:tr>
-      <w:tr>
-        <w:tc>
-          <w:tcPr>
-            <w:tcW w:type="dxa" w:w="2880"/>
-          </w:tcPr>
-          <w:p>
-            <w:r>
-              <w:t>Tech Lead</w:t>
-            </w:r>
-          </w:p>
-        </w:tc>
-        <w:tc>
-          <w:tcPr>
-            <w:tcW w:type="dxa" w:w="2880"/>
-          </w:tcPr>
-          <w:p>
-            <w:r>
-              <w:t>___________________</w:t>
-            </w:r>
-          </w:p>
-        </w:tc>
-        <w:tc>
-          <w:tcPr>
-            <w:tcW w:type="dxa" w:w="2880"/>
-          </w:tcPr>
-          <w:p>
-            <w:r>
-              <w:t>Fecha: ___/___/___</w:t>
-            </w:r>
-          </w:p>
-        </w:tc>
-      </w:tr>
-    </w:tbl>
     <w:sectPr>
+      <w:headerReference w:type="default" r:id="rId9"/>
       <w:pgSz w:w="12240" w:h="15840"/>
-      <w:pgMar w:top="1440" w:right="1800" w:bottom="1440" w:left="1800" w:header="720" w:footer="720" w:gutter="0"/>
+      <w:pgMar w:top="1440" w:right="1440" w:bottom="1440" w:left="1440" w:header="720" w:footer="720" w:gutter="0"/>
       <w:cols w:space="720"/>
       <w:docGrid w:linePitch="360"/>
     </w:sectPr>
   </w:body>
 </w:document>
+</file>
+
+<file path=word/header1.xml><?xml version="1.0" encoding="utf-8"?>
+<w:hdr xmlns:m="http://schemas.openxmlformats.org/officeDocument/2006/math" xmlns:mc="http://schemas.openxmlformats.org/markup-compatibility/2006" xmlns:mo="http://schemas.microsoft.com/office/mac/office/2008/main" xmlns:mv="urn:schemas-microsoft-com:mac:vml" xmlns:o="urn:schemas-microsoft-com:office:office" xmlns:r="http://schemas.openxmlformats.org/officeDocument/2006/relationships" xmlns:v="urn:schemas-microsoft-com:vml" xmlns:w10="urn:schemas-microsoft-com:office:word" xmlns:w14="http://schemas.microsoft.com/office/word/2010/wordml" xmlns:w="http://schemas.openxmlformats.org/wordprocessingml/2006/main" xmlns:wne="http://schemas.microsoft.com/office/word/2006/wordml" xmlns:wp14="http://schemas.microsoft.com/office/word/2010/wordprocessingDrawing" xmlns:wp="http://schemas.openxmlformats.org/drawingml/2006/wordprocessingDrawing" xmlns:wpc="http://schemas.microsoft.com/office/word/2010/wordprocessingCanvas" xmlns:wpg="http://schemas.microsoft.com/office/word/2010/wordprocessingGroup" xmlns:wpi="http://schemas.microsoft.com/office/word/2010/wordprocessingInk" xmlns:wps="http://schemas.microsoft.com/office/word/2010/wordprocessingShape" mc:Ignorable="w14 wp14">
+  <w:p>
+    <w:pPr>
+      <w:pStyle w:val="Header"/>
+      <w:jc w:val="left"/>
+    </w:pPr>
+    <w:r>
+      <w:rPr>
+        <w:rFonts w:ascii="Times New Roman" w:hAnsi="Times New Roman"/>
+        <w:b w:val="0"/>
+        <w:i w:val="0"/>
+        <w:color w:val="000000"/>
+        <w:sz w:val="24"/>
+      </w:rPr>
+      <w:t>SILADOCS: VALIDACIÓN DE PRODUCTO SOFTWARE</w:t>
+    </w:r>
+  </w:p>
+</w:hdr>
 </file>
 
 <file path=word/numbering.xml><?xml version="1.0" encoding="utf-8"?>
